--- a/Todolist_kiss4a.docx
+++ b/Todolist_kiss4a.docx
@@ -12,13 +12,16 @@
     </w:p>
     <w:p>
       <w:r>
-        <w:t>28.10. – 10.11. 2025</w:t>
+        <w:t>28. 10.2025</w:t>
       </w:r>
     </w:p>
     <w:p>
-      <w:r>
-        <w:t xml:space="preserve">- </w:t>
-      </w:r>
+      <w:pPr>
+        <w:numPr>
+          <w:ilvl w:val="0"/>
+          <w:numId w:val="1"/>
+        </w:numPr>
+      </w:pPr>
       <w:proofErr w:type="spellStart"/>
       <w:r>
         <w:t>Nainštalovať</w:t>
@@ -34,283 +37,130 @@
       <w:proofErr w:type="spellEnd"/>
       <w:r>
         <w:t xml:space="preserve"> Godot Engine.</w:t>
-      </w:r>
-      <w:r>
-        <w:br/>
-        <w:t xml:space="preserve">- </w:t>
-      </w:r>
-      <w:proofErr w:type="spellStart"/>
-      <w:r>
-        <w:t>Vytvoriť</w:t>
-      </w:r>
-      <w:proofErr w:type="spellEnd"/>
-      <w:r>
-        <w:t xml:space="preserve"> </w:t>
-      </w:r>
-      <w:proofErr w:type="spellStart"/>
-      <w:r>
-        <w:t>nový</w:t>
-      </w:r>
-      <w:proofErr w:type="spellEnd"/>
-      <w:r>
-        <w:t xml:space="preserve"> </w:t>
-      </w:r>
-      <w:proofErr w:type="spellStart"/>
-      <w:r>
-        <w:t>projekt</w:t>
-      </w:r>
-      <w:proofErr w:type="spellEnd"/>
-      <w:r>
-        <w:t xml:space="preserve"> a </w:t>
-      </w:r>
-      <w:proofErr w:type="spellStart"/>
-      <w:r>
-        <w:t>základnú</w:t>
-      </w:r>
-      <w:proofErr w:type="spellEnd"/>
-      <w:r>
-        <w:t xml:space="preserve"> </w:t>
-      </w:r>
-      <w:proofErr w:type="spellStart"/>
-      <w:r>
-        <w:t>hernú</w:t>
-      </w:r>
-      <w:proofErr w:type="spellEnd"/>
-      <w:r>
-        <w:t xml:space="preserve"> </w:t>
-      </w:r>
-      <w:proofErr w:type="spellStart"/>
-      <w:r>
-        <w:t>scénu</w:t>
-      </w:r>
-      <w:proofErr w:type="spellEnd"/>
-      <w:r>
-        <w:t>.</w:t>
-      </w:r>
-      <w:r>
-        <w:br/>
-        <w:t xml:space="preserve">- </w:t>
-      </w:r>
-      <w:proofErr w:type="spellStart"/>
-      <w:r>
-        <w:t>Importovať</w:t>
-      </w:r>
-      <w:proofErr w:type="spellEnd"/>
-      <w:r>
-        <w:t xml:space="preserve"> </w:t>
-      </w:r>
-      <w:proofErr w:type="spellStart"/>
-      <w:r>
-        <w:t>dočasný</w:t>
-      </w:r>
-      <w:proofErr w:type="spellEnd"/>
-      <w:r>
-        <w:t xml:space="preserve"> </w:t>
-      </w:r>
-      <w:proofErr w:type="spellStart"/>
-      <w:r>
-        <w:t>tileset</w:t>
-      </w:r>
-      <w:proofErr w:type="spellEnd"/>
-      <w:r>
-        <w:t xml:space="preserve"> a </w:t>
-      </w:r>
-      <w:proofErr w:type="spellStart"/>
-      <w:r>
-        <w:t>postavu</w:t>
-      </w:r>
-      <w:proofErr w:type="spellEnd"/>
-      <w:r>
-        <w:t>.</w:t>
-      </w:r>
-      <w:r>
-        <w:br/>
-        <w:t xml:space="preserve">- </w:t>
-      </w:r>
-      <w:proofErr w:type="spellStart"/>
-      <w:r>
-        <w:t>Otestovať</w:t>
-      </w:r>
-      <w:proofErr w:type="spellEnd"/>
-      <w:r>
-        <w:t xml:space="preserve"> </w:t>
-      </w:r>
-      <w:proofErr w:type="spellStart"/>
-      <w:r>
-        <w:t>pohyb</w:t>
-      </w:r>
-      <w:proofErr w:type="spellEnd"/>
-      <w:r>
-        <w:t xml:space="preserve"> </w:t>
-      </w:r>
-      <w:proofErr w:type="spellStart"/>
-      <w:r>
-        <w:t>postavy</w:t>
-      </w:r>
-      <w:proofErr w:type="spellEnd"/>
-      <w:r>
-        <w:t xml:space="preserve"> a </w:t>
-      </w:r>
-      <w:proofErr w:type="spellStart"/>
-      <w:r>
-        <w:t>základné</w:t>
-      </w:r>
-      <w:proofErr w:type="spellEnd"/>
-      <w:r>
-        <w:t xml:space="preserve"> </w:t>
-      </w:r>
-      <w:proofErr w:type="spellStart"/>
-      <w:r>
-        <w:t>kolízie</w:t>
-      </w:r>
-      <w:proofErr w:type="spellEnd"/>
-      <w:r>
-        <w:t>.</w:t>
       </w:r>
     </w:p>
     <w:p>
-      <w:r>
-        <w:t>11. 11. – 24. 11. 2025</w:t>
+      <w:pPr>
+        <w:numPr>
+          <w:ilvl w:val="0"/>
+          <w:numId w:val="1"/>
+        </w:numPr>
+      </w:pPr>
+      <w:proofErr w:type="spellStart"/>
+      <w:r>
+        <w:t>Vytvoriť</w:t>
+      </w:r>
+      <w:proofErr w:type="spellEnd"/>
+      <w:r>
+        <w:t xml:space="preserve"> </w:t>
+      </w:r>
+      <w:proofErr w:type="spellStart"/>
+      <w:r>
+        <w:t>nový</w:t>
+      </w:r>
+      <w:proofErr w:type="spellEnd"/>
+      <w:r>
+        <w:t xml:space="preserve"> </w:t>
+      </w:r>
+      <w:proofErr w:type="spellStart"/>
+      <w:r>
+        <w:t>projekt</w:t>
+      </w:r>
+      <w:proofErr w:type="spellEnd"/>
+      <w:r>
+        <w:t xml:space="preserve"> a </w:t>
+      </w:r>
+      <w:proofErr w:type="spellStart"/>
+      <w:r>
+        <w:t>základnú</w:t>
+      </w:r>
+      <w:proofErr w:type="spellEnd"/>
+      <w:r>
+        <w:t xml:space="preserve"> </w:t>
+      </w:r>
+      <w:proofErr w:type="spellStart"/>
+      <w:r>
+        <w:t>hernú</w:t>
+      </w:r>
+      <w:proofErr w:type="spellEnd"/>
+      <w:r>
+        <w:t xml:space="preserve"> </w:t>
+      </w:r>
+      <w:proofErr w:type="spellStart"/>
+      <w:r>
+        <w:t>scénu</w:t>
+      </w:r>
+      <w:proofErr w:type="spellEnd"/>
+      <w:r>
+        <w:t>.</w:t>
       </w:r>
     </w:p>
     <w:p>
-      <w:r>
-        <w:t xml:space="preserve">- </w:t>
-      </w:r>
-      <w:proofErr w:type="spellStart"/>
-      <w:r>
-        <w:t>Pridať</w:t>
-      </w:r>
-      <w:proofErr w:type="spellEnd"/>
-      <w:r>
-        <w:t xml:space="preserve"> </w:t>
-      </w:r>
-      <w:proofErr w:type="spellStart"/>
-      <w:r>
-        <w:t>ovládanie</w:t>
-      </w:r>
-      <w:proofErr w:type="spellEnd"/>
-      <w:r>
-        <w:t xml:space="preserve"> </w:t>
-      </w:r>
-      <w:proofErr w:type="spellStart"/>
-      <w:r>
-        <w:t>postavy</w:t>
-      </w:r>
-      <w:proofErr w:type="spellEnd"/>
-      <w:r>
-        <w:t xml:space="preserve"> (</w:t>
-      </w:r>
-      <w:proofErr w:type="spellStart"/>
-      <w:r>
-        <w:t>pohyb</w:t>
-      </w:r>
-      <w:proofErr w:type="spellEnd"/>
-      <w:r>
-        <w:t xml:space="preserve">, </w:t>
-      </w:r>
-      <w:proofErr w:type="spellStart"/>
-      <w:r>
-        <w:t>smer</w:t>
-      </w:r>
-      <w:proofErr w:type="spellEnd"/>
-      <w:r>
-        <w:t xml:space="preserve"> </w:t>
-      </w:r>
-      <w:proofErr w:type="spellStart"/>
-      <w:r>
-        <w:t>pohľadu</w:t>
-      </w:r>
-      <w:proofErr w:type="spellEnd"/>
-      <w:r>
-        <w:t>).</w:t>
-      </w:r>
-      <w:r>
-        <w:br/>
-        <w:t xml:space="preserve">- </w:t>
-      </w:r>
-      <w:proofErr w:type="spellStart"/>
-      <w:r>
-        <w:t>Implementovať</w:t>
-      </w:r>
-      <w:proofErr w:type="spellEnd"/>
-      <w:r>
-        <w:t xml:space="preserve"> </w:t>
-      </w:r>
-      <w:proofErr w:type="spellStart"/>
-      <w:r>
-        <w:t>interakciu</w:t>
-      </w:r>
-      <w:proofErr w:type="spellEnd"/>
-      <w:r>
-        <w:t xml:space="preserve"> s </w:t>
-      </w:r>
-      <w:proofErr w:type="spellStart"/>
-      <w:r>
-        <w:t>objektmi</w:t>
-      </w:r>
-      <w:proofErr w:type="spellEnd"/>
-      <w:r>
-        <w:t xml:space="preserve"> (</w:t>
-      </w:r>
-      <w:proofErr w:type="spellStart"/>
-      <w:r>
-        <w:t>napr</w:t>
-      </w:r>
-      <w:proofErr w:type="spellEnd"/>
-      <w:r>
-        <w:t xml:space="preserve">. </w:t>
-      </w:r>
-      <w:proofErr w:type="spellStart"/>
-      <w:r>
-        <w:t>guľomet</w:t>
-      </w:r>
-      <w:proofErr w:type="spellEnd"/>
-      <w:r>
-        <w:t>).</w:t>
-      </w:r>
-      <w:r>
-        <w:br/>
-        <w:t xml:space="preserve">- </w:t>
-      </w:r>
-      <w:proofErr w:type="spellStart"/>
-      <w:r>
-        <w:t>Otestovať</w:t>
-      </w:r>
-      <w:proofErr w:type="spellEnd"/>
-      <w:r>
-        <w:t xml:space="preserve"> </w:t>
-      </w:r>
-      <w:proofErr w:type="spellStart"/>
-      <w:r>
-        <w:t>fun</w:t>
-      </w:r>
-      <w:r>
-        <w:t>kcnost</w:t>
-      </w:r>
-      <w:proofErr w:type="spellEnd"/>
-      <w:r>
-        <w:t xml:space="preserve"> </w:t>
-      </w:r>
-      <w:proofErr w:type="spellStart"/>
-      <w:r>
-        <w:t>hry</w:t>
-      </w:r>
-      <w:proofErr w:type="spellEnd"/>
-      <w:r>
-        <w:t xml:space="preserve"> v </w:t>
-      </w:r>
-      <w:proofErr w:type="spellStart"/>
-      <w:r>
-        <w:t>prostredí</w:t>
-      </w:r>
-      <w:proofErr w:type="spellEnd"/>
-      <w:r>
-        <w:t xml:space="preserve"> </w:t>
-      </w:r>
-      <w:proofErr w:type="spellStart"/>
-      <w:r>
-        <w:t>zákopu</w:t>
+      <w:pPr>
+        <w:numPr>
+          <w:ilvl w:val="0"/>
+          <w:numId w:val="1"/>
+        </w:numPr>
+      </w:pPr>
+      <w:proofErr w:type="spellStart"/>
+      <w:r>
+        <w:t>Navrhnúť</w:t>
+      </w:r>
+      <w:proofErr w:type="spellEnd"/>
+      <w:r>
+        <w:t xml:space="preserve"> a </w:t>
+      </w:r>
+      <w:proofErr w:type="spellStart"/>
+      <w:r>
+        <w:t>vytvoriť</w:t>
+      </w:r>
+      <w:proofErr w:type="spellEnd"/>
+      <w:r>
+        <w:t xml:space="preserve"> </w:t>
+      </w:r>
+      <w:proofErr w:type="spellStart"/>
+      <w:r>
+        <w:t>hlavnú</w:t>
+      </w:r>
+      <w:proofErr w:type="spellEnd"/>
+      <w:r>
+        <w:t xml:space="preserve"> </w:t>
+      </w:r>
+      <w:proofErr w:type="spellStart"/>
+      <w:r>
+        <w:t>postavu</w:t>
+      </w:r>
+      <w:proofErr w:type="spellEnd"/>
+      <w:r>
+        <w:t xml:space="preserve"> </w:t>
+      </w:r>
+      <w:proofErr w:type="spellStart"/>
+      <w:r>
+        <w:t>vrátane</w:t>
+      </w:r>
+      <w:proofErr w:type="spellEnd"/>
+      <w:r>
+        <w:t xml:space="preserve"> </w:t>
+      </w:r>
+      <w:proofErr w:type="spellStart"/>
+      <w:r>
+        <w:t>základných</w:t>
+      </w:r>
+      <w:proofErr w:type="spellEnd"/>
+      <w:r>
+        <w:t xml:space="preserve"> </w:t>
+      </w:r>
+      <w:proofErr w:type="spellStart"/>
+      <w:r>
+        <w:t>animácií</w:t>
+      </w:r>
+      <w:proofErr w:type="spellEnd"/>
+      <w:r>
+        <w:t xml:space="preserve"> </w:t>
+      </w:r>
+      <w:proofErr w:type="spellStart"/>
+      <w:r>
+        <w:t>pohybu</w:t>
       </w:r>
       <w:proofErr w:type="spellEnd"/>
       <w:r>
@@ -318,217 +168,121 @@
       </w:r>
     </w:p>
     <w:p>
-      <w:r>
-        <w:t>25. 11. – 8. 12. 2025</w:t>
-      </w:r>
+      <w:pPr>
+        <w:numPr>
+          <w:ilvl w:val="0"/>
+          <w:numId w:val="1"/>
+        </w:numPr>
+      </w:pPr>
+      <w:proofErr w:type="spellStart"/>
+      <w:r>
+        <w:t>Otestovať</w:t>
+      </w:r>
+      <w:proofErr w:type="spellEnd"/>
+      <w:r>
+        <w:t xml:space="preserve"> import </w:t>
+      </w:r>
+      <w:proofErr w:type="spellStart"/>
+      <w:r>
+        <w:t>postavy</w:t>
+      </w:r>
+      <w:proofErr w:type="spellEnd"/>
     </w:p>
     <w:p>
       <w:r>
-        <w:t xml:space="preserve">- </w:t>
-      </w:r>
-      <w:proofErr w:type="spellStart"/>
-      <w:r>
-        <w:t>Vytvoriť</w:t>
-      </w:r>
-      <w:proofErr w:type="spellEnd"/>
-      <w:r>
-        <w:t xml:space="preserve"> </w:t>
-      </w:r>
-      <w:r>
-        <w:t>system</w:t>
-      </w:r>
-      <w:r>
-        <w:t xml:space="preserve"> </w:t>
-      </w:r>
-      <w:proofErr w:type="spellStart"/>
-      <w:r>
-        <w:t>streľby</w:t>
-      </w:r>
-      <w:proofErr w:type="spellEnd"/>
-      <w:r>
-        <w:t>.</w:t>
-      </w:r>
-      <w:r>
-        <w:br/>
-        <w:t xml:space="preserve">- </w:t>
-      </w:r>
-      <w:proofErr w:type="spellStart"/>
-      <w:r>
-        <w:t>Pridať</w:t>
-      </w:r>
-      <w:proofErr w:type="spellEnd"/>
-      <w:r>
-        <w:t xml:space="preserve"> NPC </w:t>
-      </w:r>
-      <w:proofErr w:type="spellStart"/>
-      <w:r>
-        <w:t>nepriateľov</w:t>
-      </w:r>
-      <w:proofErr w:type="spellEnd"/>
-      <w:r>
-        <w:t xml:space="preserve"> so spawn </w:t>
-      </w:r>
-      <w:proofErr w:type="spellStart"/>
-      <w:r>
-        <w:t>systémom</w:t>
-      </w:r>
-      <w:proofErr w:type="spellEnd"/>
-      <w:r>
-        <w:t>.</w:t>
-      </w:r>
-      <w:r>
-        <w:br/>
-        <w:t xml:space="preserve">- </w:t>
-      </w:r>
-      <w:proofErr w:type="spellStart"/>
-      <w:r>
-        <w:t>Nastaviť</w:t>
-      </w:r>
-      <w:proofErr w:type="spellEnd"/>
-      <w:r>
-        <w:t xml:space="preserve"> </w:t>
-      </w:r>
-      <w:proofErr w:type="spellStart"/>
-      <w:r>
-        <w:t>kolízie</w:t>
-      </w:r>
-      <w:proofErr w:type="spellEnd"/>
-      <w:r>
-        <w:t xml:space="preserve"> </w:t>
-      </w:r>
-      <w:proofErr w:type="spellStart"/>
-      <w:r>
-        <w:t>medzi</w:t>
-      </w:r>
-      <w:proofErr w:type="spellEnd"/>
-      <w:r>
-        <w:t xml:space="preserve"> </w:t>
-      </w:r>
-      <w:proofErr w:type="spellStart"/>
-      <w:r>
-        <w:t>guľkami</w:t>
-      </w:r>
-      <w:proofErr w:type="spellEnd"/>
-      <w:r>
-        <w:t xml:space="preserve"> a </w:t>
-      </w:r>
-      <w:proofErr w:type="spellStart"/>
-      <w:r>
-        <w:t>nepriateľmi</w:t>
-      </w:r>
-      <w:proofErr w:type="spellEnd"/>
-      <w:r>
-        <w:t>.</w:t>
+        <w:t>11. 11.2025</w:t>
       </w:r>
     </w:p>
     <w:p>
-      <w:r>
-        <w:t>9. 12. – 22. 12. 2025</w:t>
+      <w:pPr>
+        <w:numPr>
+          <w:ilvl w:val="0"/>
+          <w:numId w:val="2"/>
+        </w:numPr>
+      </w:pPr>
+      <w:proofErr w:type="spellStart"/>
+      <w:r>
+        <w:t>Navrhnúť</w:t>
+      </w:r>
+      <w:proofErr w:type="spellEnd"/>
+      <w:r>
+        <w:t xml:space="preserve"> a </w:t>
+      </w:r>
+      <w:proofErr w:type="spellStart"/>
+      <w:r>
+        <w:t>vytvoriť</w:t>
+      </w:r>
+      <w:proofErr w:type="spellEnd"/>
+      <w:r>
+        <w:t xml:space="preserve"> </w:t>
+      </w:r>
+      <w:proofErr w:type="spellStart"/>
+      <w:r>
+        <w:t>základnú</w:t>
+      </w:r>
+      <w:proofErr w:type="spellEnd"/>
+      <w:r>
+        <w:t xml:space="preserve"> 2D </w:t>
+      </w:r>
+      <w:proofErr w:type="spellStart"/>
+      <w:r>
+        <w:t>mapu</w:t>
+      </w:r>
+      <w:proofErr w:type="spellEnd"/>
+      <w:r>
+        <w:t xml:space="preserve"> </w:t>
+      </w:r>
+      <w:proofErr w:type="spellStart"/>
+      <w:r>
+        <w:t>zákopu</w:t>
+      </w:r>
+      <w:proofErr w:type="spellEnd"/>
+      <w:r>
+        <w:t>.</w:t>
       </w:r>
     </w:p>
     <w:p>
-      <w:r>
-        <w:t xml:space="preserve">- </w:t>
-      </w:r>
-      <w:proofErr w:type="spellStart"/>
-      <w:r>
-        <w:t>Vytvorit</w:t>
-      </w:r>
-      <w:proofErr w:type="spellEnd"/>
-      <w:r>
-        <w:t xml:space="preserve"> </w:t>
-      </w:r>
-      <w:proofErr w:type="spellStart"/>
-      <w:r>
-        <w:t>systém</w:t>
-      </w:r>
-      <w:proofErr w:type="spellEnd"/>
-      <w:r>
-        <w:t xml:space="preserve"> </w:t>
-      </w:r>
-      <w:proofErr w:type="spellStart"/>
-      <w:r>
-        <w:t>prezitych</w:t>
-      </w:r>
-      <w:proofErr w:type="spellEnd"/>
-      <w:r>
-        <w:t xml:space="preserve"> </w:t>
-      </w:r>
-      <w:proofErr w:type="spellStart"/>
-      <w:r>
-        <w:t>dní</w:t>
-      </w:r>
-      <w:proofErr w:type="spellEnd"/>
-      <w:r>
-        <w:t>.</w:t>
-      </w:r>
-      <w:r>
-        <w:br/>
-        <w:t xml:space="preserve">- </w:t>
-      </w:r>
-      <w:proofErr w:type="spellStart"/>
-      <w:r>
-        <w:t>Nastaviť</w:t>
-      </w:r>
-      <w:proofErr w:type="spellEnd"/>
-      <w:r>
-        <w:t xml:space="preserve"> </w:t>
-      </w:r>
-      <w:proofErr w:type="spellStart"/>
-      <w:r>
-        <w:t>zvyšovanie</w:t>
-      </w:r>
-      <w:proofErr w:type="spellEnd"/>
-      <w:r>
-        <w:t xml:space="preserve"> </w:t>
-      </w:r>
-      <w:proofErr w:type="spellStart"/>
-      <w:r>
-        <w:t>obtiažnosti</w:t>
-      </w:r>
-      <w:proofErr w:type="spellEnd"/>
-      <w:r>
-        <w:t>.</w:t>
-      </w:r>
-      <w:r>
-        <w:br/>
-        <w:t xml:space="preserve">- </w:t>
-      </w:r>
-      <w:proofErr w:type="spellStart"/>
-      <w:r>
-        <w:t>Pridať</w:t>
-      </w:r>
-      <w:proofErr w:type="spellEnd"/>
-      <w:r>
-        <w:t xml:space="preserve"> </w:t>
-      </w:r>
-      <w:proofErr w:type="spellStart"/>
-      <w:r>
-        <w:t>základný</w:t>
-      </w:r>
-      <w:proofErr w:type="spellEnd"/>
-      <w:r>
-        <w:t xml:space="preserve"> </w:t>
-      </w:r>
-      <w:proofErr w:type="spellStart"/>
-      <w:r>
-        <w:t>ukazovateľ</w:t>
-      </w:r>
-      <w:proofErr w:type="spellEnd"/>
-      <w:r>
-        <w:t xml:space="preserve"> </w:t>
-      </w:r>
-      <w:proofErr w:type="spellStart"/>
-      <w:r>
-        <w:t>stavu</w:t>
-      </w:r>
-      <w:proofErr w:type="spellEnd"/>
-      <w:r>
-        <w:t xml:space="preserve"> </w:t>
-      </w:r>
-      <w:proofErr w:type="spellStart"/>
-      <w:r>
-        <w:t>hráča</w:t>
+      <w:pPr>
+        <w:numPr>
+          <w:ilvl w:val="0"/>
+          <w:numId w:val="2"/>
+        </w:numPr>
+      </w:pPr>
+      <w:proofErr w:type="spellStart"/>
+      <w:r>
+        <w:t>Otestovať</w:t>
+      </w:r>
+      <w:proofErr w:type="spellEnd"/>
+      <w:r>
+        <w:t xml:space="preserve"> </w:t>
+      </w:r>
+      <w:proofErr w:type="spellStart"/>
+      <w:r>
+        <w:t>funkčnosť</w:t>
+      </w:r>
+      <w:proofErr w:type="spellEnd"/>
+      <w:r>
+        <w:t xml:space="preserve"> </w:t>
+      </w:r>
+      <w:proofErr w:type="spellStart"/>
+      <w:r>
+        <w:t>hry</w:t>
+      </w:r>
+      <w:proofErr w:type="spellEnd"/>
+      <w:r>
+        <w:t xml:space="preserve"> v </w:t>
+      </w:r>
+      <w:proofErr w:type="spellStart"/>
+      <w:r>
+        <w:t>prostredí</w:t>
+      </w:r>
+      <w:proofErr w:type="spellEnd"/>
+      <w:r>
+        <w:t xml:space="preserve"> </w:t>
+      </w:r>
+      <w:proofErr w:type="spellStart"/>
+      <w:r>
+        <w:t>zákopu</w:t>
       </w:r>
       <w:proofErr w:type="spellEnd"/>
       <w:r>
@@ -537,276 +291,637 @@
     </w:p>
     <w:p>
       <w:r>
-        <w:t>23. 12. 2025 – 5. 1. 2026</w:t>
+        <w:t>25. 11.2025</w:t>
       </w:r>
     </w:p>
     <w:p>
-      <w:r>
-        <w:t xml:space="preserve">- </w:t>
-      </w:r>
-      <w:proofErr w:type="spellStart"/>
-      <w:r>
-        <w:t>Pridať</w:t>
-      </w:r>
-      <w:proofErr w:type="spellEnd"/>
-      <w:r>
-        <w:t xml:space="preserve"> </w:t>
-      </w:r>
-      <w:proofErr w:type="spellStart"/>
-      <w:r>
-        <w:t>možnosť</w:t>
-      </w:r>
-      <w:proofErr w:type="spellEnd"/>
-      <w:r>
-        <w:t xml:space="preserve"> pre </w:t>
-      </w:r>
-      <w:proofErr w:type="spellStart"/>
-      <w:r>
-        <w:t>uloženie</w:t>
-      </w:r>
-      <w:proofErr w:type="spellEnd"/>
-      <w:r>
-        <w:t xml:space="preserve"> </w:t>
-      </w:r>
-      <w:proofErr w:type="spellStart"/>
-      <w:r>
-        <w:t>hry</w:t>
+      <w:pPr>
+        <w:numPr>
+          <w:ilvl w:val="0"/>
+          <w:numId w:val="3"/>
+        </w:numPr>
+      </w:pPr>
+      <w:proofErr w:type="spellStart"/>
+      <w:r>
+        <w:t>Vytvoriť</w:t>
+      </w:r>
+      <w:proofErr w:type="spellEnd"/>
+      <w:r>
+        <w:t xml:space="preserve"> </w:t>
+      </w:r>
+      <w:proofErr w:type="spellStart"/>
+      <w:r>
+        <w:t>systém</w:t>
+      </w:r>
+      <w:proofErr w:type="spellEnd"/>
+      <w:r>
+        <w:t xml:space="preserve"> </w:t>
+      </w:r>
+      <w:proofErr w:type="spellStart"/>
+      <w:r>
+        <w:t>streľby</w:t>
       </w:r>
       <w:proofErr w:type="spellEnd"/>
       <w:r>
         <w:t>.</w:t>
-      </w:r>
-      <w:r>
-        <w:br/>
-        <w:t xml:space="preserve">- </w:t>
-      </w:r>
-      <w:proofErr w:type="spellStart"/>
-      <w:r>
-        <w:t>Implementovať</w:t>
-      </w:r>
-      <w:proofErr w:type="spellEnd"/>
-      <w:r>
-        <w:t xml:space="preserve"> </w:t>
-      </w:r>
-      <w:proofErr w:type="spellStart"/>
-      <w:r>
-        <w:t>načítanie</w:t>
-      </w:r>
-      <w:proofErr w:type="spellEnd"/>
-      <w:r>
-        <w:t xml:space="preserve"> </w:t>
-      </w:r>
-      <w:proofErr w:type="spellStart"/>
-      <w:r>
-        <w:t>hry</w:t>
-      </w:r>
-      <w:proofErr w:type="spellEnd"/>
-      <w:r>
-        <w:t xml:space="preserve"> </w:t>
-      </w:r>
-      <w:proofErr w:type="spellStart"/>
-      <w:r>
-        <w:t>pri</w:t>
-      </w:r>
-      <w:proofErr w:type="spellEnd"/>
-      <w:r>
-        <w:t xml:space="preserve"> </w:t>
-      </w:r>
-      <w:proofErr w:type="spellStart"/>
-      <w:r>
-        <w:t>pokračovaní</w:t>
-      </w:r>
-      <w:proofErr w:type="spellEnd"/>
-      <w:r>
-        <w:t>.</w:t>
-      </w:r>
-      <w:r>
-        <w:br/>
-        <w:t xml:space="preserve">- </w:t>
-      </w:r>
-      <w:proofErr w:type="spellStart"/>
-      <w:r>
-        <w:t>Vytvoriť</w:t>
-      </w:r>
-      <w:proofErr w:type="spellEnd"/>
-      <w:r>
-        <w:t xml:space="preserve"> </w:t>
-      </w:r>
-      <w:proofErr w:type="spellStart"/>
-      <w:r>
-        <w:t>hlavné</w:t>
-      </w:r>
-      <w:proofErr w:type="spellEnd"/>
-      <w:r>
-        <w:t xml:space="preserve"> menu (Nová </w:t>
-      </w:r>
-      <w:proofErr w:type="spellStart"/>
-      <w:r>
-        <w:t>hra</w:t>
-      </w:r>
-      <w:proofErr w:type="spellEnd"/>
-      <w:r>
-        <w:t xml:space="preserve">, </w:t>
-      </w:r>
-      <w:proofErr w:type="spellStart"/>
-      <w:r>
-        <w:t>Pokračovať</w:t>
-      </w:r>
-      <w:proofErr w:type="spellEnd"/>
-      <w:r>
-        <w:t xml:space="preserve">, </w:t>
-      </w:r>
-      <w:proofErr w:type="spellStart"/>
-      <w:r>
-        <w:t>Ukončiť</w:t>
-      </w:r>
-      <w:proofErr w:type="spellEnd"/>
-      <w:r>
-        <w:t>).</w:t>
       </w:r>
     </w:p>
     <w:p>
-      <w:r>
-        <w:t>6. 1. – 19. 1. 2026</w:t>
+      <w:pPr>
+        <w:numPr>
+          <w:ilvl w:val="0"/>
+          <w:numId w:val="3"/>
+        </w:numPr>
+      </w:pPr>
+      <w:proofErr w:type="spellStart"/>
+      <w:r>
+        <w:t>Implementovať</w:t>
+      </w:r>
+      <w:proofErr w:type="spellEnd"/>
+      <w:r>
+        <w:t xml:space="preserve"> </w:t>
+      </w:r>
+      <w:proofErr w:type="spellStart"/>
+      <w:r>
+        <w:t>kolizie</w:t>
+      </w:r>
+      <w:proofErr w:type="spellEnd"/>
+      <w:r>
+        <w:t xml:space="preserve"> </w:t>
+      </w:r>
+      <w:proofErr w:type="spellStart"/>
+      <w:r>
+        <w:t>na</w:t>
+      </w:r>
+      <w:proofErr w:type="spellEnd"/>
+      <w:r>
+        <w:t xml:space="preserve"> </w:t>
+      </w:r>
+      <w:proofErr w:type="spellStart"/>
+      <w:r>
+        <w:t>mape</w:t>
+      </w:r>
+      <w:proofErr w:type="spellEnd"/>
+      <w:r>
+        <w:t>.</w:t>
       </w:r>
     </w:p>
     <w:p>
-      <w:r>
-        <w:t xml:space="preserve">- </w:t>
-      </w:r>
-      <w:proofErr w:type="spellStart"/>
-      <w:r>
-        <w:t>Otestovať</w:t>
-      </w:r>
-      <w:proofErr w:type="spellEnd"/>
-      <w:r>
-        <w:t xml:space="preserve"> </w:t>
-      </w:r>
-      <w:proofErr w:type="spellStart"/>
-      <w:r>
-        <w:t>všetky</w:t>
-      </w:r>
-      <w:proofErr w:type="spellEnd"/>
-      <w:r>
-        <w:t xml:space="preserve"> </w:t>
-      </w:r>
-      <w:proofErr w:type="spellStart"/>
-      <w:r>
-        <w:t>mechaniky</w:t>
-      </w:r>
-      <w:proofErr w:type="spellEnd"/>
-      <w:r>
-        <w:t xml:space="preserve"> </w:t>
-      </w:r>
-      <w:proofErr w:type="spellStart"/>
-      <w:r>
-        <w:t>spolu</w:t>
-      </w:r>
-      <w:proofErr w:type="spellEnd"/>
-      <w:r>
-        <w:t>.</w:t>
-      </w:r>
-      <w:r>
-        <w:br/>
-        <w:t xml:space="preserve">- </w:t>
-      </w:r>
-      <w:proofErr w:type="spellStart"/>
-      <w:r>
-        <w:t>Odstrániť</w:t>
-      </w:r>
-      <w:proofErr w:type="spellEnd"/>
-      <w:r>
-        <w:t xml:space="preserve"> </w:t>
-      </w:r>
-      <w:proofErr w:type="spellStart"/>
-      <w:r>
-        <w:t>chyby</w:t>
-      </w:r>
-      <w:proofErr w:type="spellEnd"/>
-      <w:r>
-        <w:t>.</w:t>
-      </w:r>
-      <w:r>
-        <w:br/>
-        <w:t xml:space="preserve">- </w:t>
-      </w:r>
-      <w:proofErr w:type="spellStart"/>
-      <w:r>
-        <w:t>Zabezpečiť</w:t>
-      </w:r>
-      <w:proofErr w:type="spellEnd"/>
-      <w:r>
-        <w:t xml:space="preserve">, aby </w:t>
-      </w:r>
-      <w:proofErr w:type="spellStart"/>
-      <w:r>
-        <w:t>hra</w:t>
-      </w:r>
-      <w:proofErr w:type="spellEnd"/>
-      <w:r>
-        <w:t xml:space="preserve"> </w:t>
-      </w:r>
-      <w:proofErr w:type="spellStart"/>
-      <w:r>
-        <w:t>fungovala</w:t>
-      </w:r>
-      <w:proofErr w:type="spellEnd"/>
-      <w:r>
-        <w:t xml:space="preserve"> </w:t>
-      </w:r>
-      <w:proofErr w:type="spellStart"/>
-      <w:r>
-        <w:t>od</w:t>
-      </w:r>
-      <w:proofErr w:type="spellEnd"/>
-      <w:r>
-        <w:t xml:space="preserve"> </w:t>
-      </w:r>
-      <w:proofErr w:type="spellStart"/>
-      <w:r>
-        <w:t>začiatku</w:t>
-      </w:r>
-      <w:proofErr w:type="spellEnd"/>
-      <w:r>
-        <w:t xml:space="preserve"> do </w:t>
-      </w:r>
-      <w:proofErr w:type="spellStart"/>
-      <w:r>
-        <w:t>konca</w:t>
-      </w:r>
-      <w:proofErr w:type="spellEnd"/>
-      <w:r>
-        <w:t>.</w:t>
-      </w:r>
+      <w:pPr>
+        <w:numPr>
+          <w:ilvl w:val="0"/>
+          <w:numId w:val="3"/>
+        </w:numPr>
+      </w:pPr>
+      <w:proofErr w:type="spellStart"/>
+      <w:r>
+        <w:t>Vytvorit</w:t>
+      </w:r>
+      <w:proofErr w:type="spellEnd"/>
+      <w:r>
+        <w:t xml:space="preserve"> </w:t>
+      </w:r>
+      <w:proofErr w:type="spellStart"/>
+      <w:r>
+        <w:t>funk</w:t>
+      </w:r>
+      <w:r>
+        <w:t>cn</w:t>
+      </w:r>
+      <w:r>
+        <w:t>e</w:t>
+      </w:r>
+      <w:proofErr w:type="spellEnd"/>
+      <w:r>
+        <w:t xml:space="preserve"> </w:t>
+      </w:r>
+      <w:proofErr w:type="spellStart"/>
+      <w:r>
+        <w:t>interakcie</w:t>
+      </w:r>
+      <w:proofErr w:type="spellEnd"/>
+      <w:r>
+        <w:t xml:space="preserve"> s </w:t>
+      </w:r>
+      <w:proofErr w:type="spellStart"/>
+      <w:r>
+        <w:t>objektmi</w:t>
+      </w:r>
+      <w:proofErr w:type="spellEnd"/>
     </w:p>
     <w:p>
       <w:r>
-        <w:t>20. 1. – 31. 1. 2026</w:t>
+        <w:t>9. 12.2025</w:t>
       </w:r>
     </w:p>
     <w:p>
-      <w:r>
-        <w:t xml:space="preserve">- </w:t>
-      </w:r>
-      <w:proofErr w:type="spellStart"/>
-      <w:r>
-        <w:t>Začať</w:t>
-      </w:r>
-      <w:proofErr w:type="spellEnd"/>
-      <w:r>
-        <w:t xml:space="preserve"> s </w:t>
-      </w:r>
-      <w:proofErr w:type="spellStart"/>
-      <w:r>
-        <w:t>návrhom</w:t>
-      </w:r>
-      <w:proofErr w:type="spellEnd"/>
-      <w:r>
-        <w:t xml:space="preserve"> </w:t>
-      </w:r>
-      <w:proofErr w:type="spellStart"/>
-      <w:r>
-        <w:t>finálnej</w:t>
+      <w:pPr>
+        <w:numPr>
+          <w:ilvl w:val="0"/>
+          <w:numId w:val="4"/>
+        </w:numPr>
+      </w:pPr>
+      <w:proofErr w:type="spellStart"/>
+      <w:r>
+        <w:t>Pridať</w:t>
+      </w:r>
+      <w:proofErr w:type="spellEnd"/>
+      <w:r>
+        <w:t xml:space="preserve"> NPC </w:t>
+      </w:r>
+      <w:proofErr w:type="spellStart"/>
+      <w:r>
+        <w:t>nepriateľov</w:t>
+      </w:r>
+      <w:proofErr w:type="spellEnd"/>
+      <w:r>
+        <w:t xml:space="preserve"> so spawn </w:t>
+      </w:r>
+      <w:proofErr w:type="spellStart"/>
+      <w:r>
+        <w:t>systémom</w:t>
+      </w:r>
+      <w:proofErr w:type="spellEnd"/>
+      <w:r>
+        <w:t>.</w:t>
+      </w:r>
+    </w:p>
+    <w:p>
+      <w:pPr>
+        <w:numPr>
+          <w:ilvl w:val="0"/>
+          <w:numId w:val="4"/>
+        </w:numPr>
+      </w:pPr>
+      <w:proofErr w:type="spellStart"/>
+      <w:r>
+        <w:t>Nastaviť</w:t>
+      </w:r>
+      <w:proofErr w:type="spellEnd"/>
+      <w:r>
+        <w:t xml:space="preserve"> </w:t>
+      </w:r>
+      <w:proofErr w:type="spellStart"/>
+      <w:r>
+        <w:t>kolízie</w:t>
+      </w:r>
+      <w:proofErr w:type="spellEnd"/>
+      <w:r>
+        <w:t xml:space="preserve"> </w:t>
+      </w:r>
+      <w:proofErr w:type="spellStart"/>
+      <w:r>
+        <w:t>medzi</w:t>
+      </w:r>
+      <w:proofErr w:type="spellEnd"/>
+      <w:r>
+        <w:t xml:space="preserve"> </w:t>
+      </w:r>
+      <w:proofErr w:type="spellStart"/>
+      <w:r>
+        <w:t>guľkami</w:t>
+      </w:r>
+      <w:proofErr w:type="spellEnd"/>
+      <w:r>
+        <w:t xml:space="preserve"> a </w:t>
+      </w:r>
+      <w:proofErr w:type="spellStart"/>
+      <w:r>
+        <w:t>nepriateľmi</w:t>
+      </w:r>
+      <w:proofErr w:type="spellEnd"/>
+      <w:r>
+        <w:t>.</w:t>
+      </w:r>
+    </w:p>
+    <w:p>
+      <w:pPr>
+        <w:numPr>
+          <w:ilvl w:val="0"/>
+          <w:numId w:val="4"/>
+        </w:numPr>
+      </w:pPr>
+      <w:proofErr w:type="spellStart"/>
+      <w:r>
+        <w:t>Vytvoriť</w:t>
+      </w:r>
+      <w:proofErr w:type="spellEnd"/>
+      <w:r>
+        <w:t xml:space="preserve"> </w:t>
+      </w:r>
+      <w:proofErr w:type="spellStart"/>
+      <w:r>
+        <w:t>systém</w:t>
+      </w:r>
+      <w:proofErr w:type="spellEnd"/>
+      <w:r>
+        <w:t xml:space="preserve"> </w:t>
+      </w:r>
+      <w:proofErr w:type="spellStart"/>
+      <w:r>
+        <w:t>prežitých</w:t>
+      </w:r>
+      <w:proofErr w:type="spellEnd"/>
+      <w:r>
+        <w:t xml:space="preserve"> </w:t>
+      </w:r>
+      <w:proofErr w:type="spellStart"/>
+      <w:r>
+        <w:t>dní</w:t>
+      </w:r>
+      <w:proofErr w:type="spellEnd"/>
+      <w:r>
+        <w:t>.</w:t>
+      </w:r>
+    </w:p>
+    <w:p>
+      <w:pPr>
+        <w:numPr>
+          <w:ilvl w:val="0"/>
+          <w:numId w:val="4"/>
+        </w:numPr>
+      </w:pPr>
+      <w:proofErr w:type="spellStart"/>
+      <w:r>
+        <w:t>Nastaviť</w:t>
+      </w:r>
+      <w:proofErr w:type="spellEnd"/>
+      <w:r>
+        <w:t xml:space="preserve"> </w:t>
+      </w:r>
+      <w:proofErr w:type="spellStart"/>
+      <w:r>
+        <w:t>zvyšovanie</w:t>
+      </w:r>
+      <w:proofErr w:type="spellEnd"/>
+      <w:r>
+        <w:t xml:space="preserve"> </w:t>
+      </w:r>
+      <w:proofErr w:type="spellStart"/>
+      <w:r>
+        <w:t>obtiažnosti</w:t>
+      </w:r>
+      <w:proofErr w:type="spellEnd"/>
+      <w:r>
+        <w:t>.</w:t>
+      </w:r>
+    </w:p>
+    <w:p>
+      <w:pPr>
+        <w:numPr>
+          <w:ilvl w:val="0"/>
+          <w:numId w:val="4"/>
+        </w:numPr>
+      </w:pPr>
+      <w:proofErr w:type="spellStart"/>
+      <w:r>
+        <w:t>Pridať</w:t>
+      </w:r>
+      <w:proofErr w:type="spellEnd"/>
+      <w:r>
+        <w:t xml:space="preserve"> </w:t>
+      </w:r>
+      <w:proofErr w:type="spellStart"/>
+      <w:r>
+        <w:t>ukazovateľ</w:t>
+      </w:r>
+      <w:proofErr w:type="spellEnd"/>
+      <w:r>
+        <w:t xml:space="preserve"> </w:t>
+      </w:r>
+      <w:proofErr w:type="spellStart"/>
+      <w:r>
+        <w:t>stavu</w:t>
+      </w:r>
+      <w:proofErr w:type="spellEnd"/>
+      <w:r>
+        <w:t xml:space="preserve"> </w:t>
+      </w:r>
+      <w:proofErr w:type="spellStart"/>
+      <w:r>
+        <w:t>zakopu</w:t>
+      </w:r>
+      <w:proofErr w:type="spellEnd"/>
+    </w:p>
+    <w:p>
+      <w:r>
+        <w:t>23. 12.2026</w:t>
+      </w:r>
+    </w:p>
+    <w:p>
+      <w:pPr>
+        <w:numPr>
+          <w:ilvl w:val="0"/>
+          <w:numId w:val="5"/>
+        </w:numPr>
+      </w:pPr>
+      <w:proofErr w:type="spellStart"/>
+      <w:r>
+        <w:t>Pridať</w:t>
+      </w:r>
+      <w:proofErr w:type="spellEnd"/>
+      <w:r>
+        <w:t xml:space="preserve"> </w:t>
+      </w:r>
+      <w:proofErr w:type="spellStart"/>
+      <w:r>
+        <w:t>možnosť</w:t>
+      </w:r>
+      <w:proofErr w:type="spellEnd"/>
+      <w:r>
+        <w:t xml:space="preserve"> </w:t>
+      </w:r>
+      <w:proofErr w:type="spellStart"/>
+      <w:r>
+        <w:t>uloženia</w:t>
+      </w:r>
+      <w:proofErr w:type="spellEnd"/>
+      <w:r>
+        <w:t xml:space="preserve"> </w:t>
+      </w:r>
+      <w:proofErr w:type="spellStart"/>
+      <w:r>
+        <w:t>hry</w:t>
+      </w:r>
+      <w:proofErr w:type="spellEnd"/>
+      <w:r>
+        <w:t>.</w:t>
+      </w:r>
+    </w:p>
+    <w:p>
+      <w:pPr>
+        <w:numPr>
+          <w:ilvl w:val="0"/>
+          <w:numId w:val="5"/>
+        </w:numPr>
+      </w:pPr>
+      <w:proofErr w:type="spellStart"/>
+      <w:r>
+        <w:t>Implementovať</w:t>
+      </w:r>
+      <w:proofErr w:type="spellEnd"/>
+      <w:r>
+        <w:t xml:space="preserve"> </w:t>
+      </w:r>
+      <w:proofErr w:type="spellStart"/>
+      <w:r>
+        <w:t>načítanie</w:t>
+      </w:r>
+      <w:proofErr w:type="spellEnd"/>
+      <w:r>
+        <w:t xml:space="preserve"> </w:t>
+      </w:r>
+      <w:proofErr w:type="spellStart"/>
+      <w:r>
+        <w:t>hry</w:t>
+      </w:r>
+      <w:proofErr w:type="spellEnd"/>
+      <w:r>
+        <w:t xml:space="preserve"> </w:t>
+      </w:r>
+      <w:proofErr w:type="spellStart"/>
+      <w:r>
+        <w:t>pri</w:t>
+      </w:r>
+      <w:proofErr w:type="spellEnd"/>
+      <w:r>
+        <w:t xml:space="preserve"> </w:t>
+      </w:r>
+      <w:proofErr w:type="spellStart"/>
+      <w:r>
+        <w:t>pokračovaní</w:t>
+      </w:r>
+      <w:proofErr w:type="spellEnd"/>
+      <w:r>
+        <w:t>.</w:t>
+      </w:r>
+    </w:p>
+    <w:p>
+      <w:pPr>
+        <w:numPr>
+          <w:ilvl w:val="0"/>
+          <w:numId w:val="5"/>
+        </w:numPr>
+      </w:pPr>
+      <w:proofErr w:type="spellStart"/>
+      <w:r>
+        <w:t>Vytvoriť</w:t>
+      </w:r>
+      <w:proofErr w:type="spellEnd"/>
+      <w:r>
+        <w:t xml:space="preserve"> </w:t>
+      </w:r>
+      <w:proofErr w:type="spellStart"/>
+      <w:r>
+        <w:t>hlavné</w:t>
+      </w:r>
+      <w:proofErr w:type="spellEnd"/>
+      <w:r>
+        <w:t xml:space="preserve"> menu</w:t>
+      </w:r>
+    </w:p>
+    <w:p>
+      <w:pPr>
+        <w:rPr>
+          <w:b/>
+          <w:bCs/>
+        </w:rPr>
+      </w:pPr>
+      <w:r>
+        <w:rPr>
+          <w:b/>
+          <w:bCs/>
+        </w:rPr>
+        <w:br w:type="page"/>
+      </w:r>
+    </w:p>
+    <w:p>
+      <w:r>
+        <w:lastRenderedPageBreak/>
+        <w:t>6. 1.2026</w:t>
+      </w:r>
+    </w:p>
+    <w:p>
+      <w:pPr>
+        <w:numPr>
+          <w:ilvl w:val="0"/>
+          <w:numId w:val="6"/>
+        </w:numPr>
+      </w:pPr>
+      <w:proofErr w:type="spellStart"/>
+      <w:r>
+        <w:t>Otestovať</w:t>
+      </w:r>
+      <w:proofErr w:type="spellEnd"/>
+      <w:r>
+        <w:t xml:space="preserve"> </w:t>
+      </w:r>
+      <w:proofErr w:type="spellStart"/>
+      <w:r>
+        <w:t>všetky</w:t>
+      </w:r>
+      <w:proofErr w:type="spellEnd"/>
+      <w:r>
+        <w:t xml:space="preserve"> </w:t>
+      </w:r>
+      <w:proofErr w:type="spellStart"/>
+      <w:r>
+        <w:t>herné</w:t>
+      </w:r>
+      <w:proofErr w:type="spellEnd"/>
+      <w:r>
+        <w:t xml:space="preserve"> </w:t>
+      </w:r>
+      <w:proofErr w:type="spellStart"/>
+      <w:r>
+        <w:t>mechaniky</w:t>
+      </w:r>
+      <w:proofErr w:type="spellEnd"/>
+      <w:r>
+        <w:t xml:space="preserve"> </w:t>
+      </w:r>
+      <w:proofErr w:type="spellStart"/>
+      <w:r>
+        <w:t>spolu</w:t>
+      </w:r>
+      <w:proofErr w:type="spellEnd"/>
+      <w:r>
+        <w:t>.</w:t>
+      </w:r>
+    </w:p>
+    <w:p>
+      <w:pPr>
+        <w:numPr>
+          <w:ilvl w:val="0"/>
+          <w:numId w:val="6"/>
+        </w:numPr>
+      </w:pPr>
+      <w:proofErr w:type="spellStart"/>
+      <w:r>
+        <w:t>Odstrániť</w:t>
+      </w:r>
+      <w:proofErr w:type="spellEnd"/>
+      <w:r>
+        <w:t xml:space="preserve"> </w:t>
+      </w:r>
+      <w:proofErr w:type="spellStart"/>
+      <w:r>
+        <w:t>chyby</w:t>
+      </w:r>
+      <w:proofErr w:type="spellEnd"/>
+      <w:r>
+        <w:t xml:space="preserve"> a </w:t>
+      </w:r>
+      <w:proofErr w:type="spellStart"/>
+      <w:r>
+        <w:t>doladiť</w:t>
+      </w:r>
+      <w:proofErr w:type="spellEnd"/>
+      <w:r>
+        <w:t xml:space="preserve"> </w:t>
+      </w:r>
+      <w:proofErr w:type="spellStart"/>
+      <w:r>
+        <w:t>hr</w:t>
+      </w:r>
+      <w:r>
+        <w:t>u</w:t>
+      </w:r>
+      <w:proofErr w:type="spellEnd"/>
+      <w:r>
+        <w:t>.</w:t>
+      </w:r>
+    </w:p>
+    <w:p>
+      <w:pPr>
+        <w:numPr>
+          <w:ilvl w:val="0"/>
+          <w:numId w:val="6"/>
+        </w:numPr>
+      </w:pPr>
+      <w:r>
+        <w:t xml:space="preserve">Zabezpečiť, aby </w:t>
+      </w:r>
+      <w:proofErr w:type="spellStart"/>
+      <w:r>
+        <w:t>hra</w:t>
+      </w:r>
+      <w:proofErr w:type="spellEnd"/>
+      <w:r>
+        <w:t xml:space="preserve"> </w:t>
+      </w:r>
+      <w:proofErr w:type="spellStart"/>
+      <w:r>
+        <w:t>fungovala</w:t>
+      </w:r>
+      <w:proofErr w:type="spellEnd"/>
+      <w:r>
+        <w:t xml:space="preserve"> </w:t>
+      </w:r>
+      <w:proofErr w:type="spellStart"/>
+      <w:r>
+        <w:t>od</w:t>
+      </w:r>
+      <w:proofErr w:type="spellEnd"/>
+      <w:r>
+        <w:t xml:space="preserve"> </w:t>
+      </w:r>
+      <w:proofErr w:type="spellStart"/>
+      <w:r>
+        <w:t>začiatku</w:t>
+      </w:r>
+      <w:proofErr w:type="spellEnd"/>
+      <w:r>
+        <w:t xml:space="preserve"> do </w:t>
+      </w:r>
+      <w:proofErr w:type="spellStart"/>
+      <w:r>
+        <w:t>konca</w:t>
+      </w:r>
+      <w:proofErr w:type="spellEnd"/>
+      <w:r>
+        <w:t>.</w:t>
+      </w:r>
+    </w:p>
+    <w:p>
+      <w:r>
+        <w:t>20. 1.2026</w:t>
+      </w:r>
+    </w:p>
+    <w:p>
+      <w:pPr>
+        <w:numPr>
+          <w:ilvl w:val="0"/>
+          <w:numId w:val="7"/>
+        </w:numPr>
+      </w:pPr>
+      <w:proofErr w:type="spellStart"/>
+      <w:r>
+        <w:t>Doladiť</w:t>
+      </w:r>
+      <w:proofErr w:type="spellEnd"/>
+      <w:r>
+        <w:t xml:space="preserve"> </w:t>
+      </w:r>
+      <w:proofErr w:type="spellStart"/>
+      <w:r>
+        <w:t>detaily</w:t>
+      </w:r>
+      <w:proofErr w:type="spellEnd"/>
+      <w:r>
+        <w:t xml:space="preserve"> </w:t>
+      </w:r>
+      <w:proofErr w:type="spellStart"/>
+      <w:r>
+        <w:t>prostredia</w:t>
+      </w:r>
+      <w:proofErr w:type="spellEnd"/>
+      <w:r>
+        <w:t xml:space="preserve"> a </w:t>
+      </w:r>
+      <w:proofErr w:type="spellStart"/>
+      <w:r>
+        <w:t>vizuál</w:t>
       </w:r>
       <w:proofErr w:type="spellEnd"/>
       <w:r>
@@ -818,53 +933,58 @@
       </w:r>
       <w:proofErr w:type="spellEnd"/>
       <w:r>
+        <w:t>.</w:t>
+      </w:r>
+    </w:p>
+    <w:p>
+      <w:pPr>
+        <w:numPr>
+          <w:ilvl w:val="0"/>
+          <w:numId w:val="7"/>
+        </w:numPr>
+      </w:pPr>
+      <w:proofErr w:type="spellStart"/>
+      <w:r>
+        <w:t>Pridať</w:t>
+      </w:r>
+      <w:proofErr w:type="spellEnd"/>
+      <w:r>
+        <w:t xml:space="preserve"> </w:t>
+      </w:r>
+      <w:proofErr w:type="spellStart"/>
+      <w:r>
+        <w:t>drobné</w:t>
+      </w:r>
+      <w:proofErr w:type="spellEnd"/>
+      <w:r>
+        <w:t xml:space="preserve"> </w:t>
+      </w:r>
+      <w:proofErr w:type="spellStart"/>
+      <w:r>
+        <w:t>vizuálne</w:t>
+      </w:r>
+      <w:proofErr w:type="spellEnd"/>
+      <w:r>
+        <w:t xml:space="preserve"> </w:t>
+      </w:r>
+      <w:proofErr w:type="spellStart"/>
+      <w:r>
+        <w:t>efekty</w:t>
+      </w:r>
+      <w:proofErr w:type="spellEnd"/>
+      <w:r>
         <w:t xml:space="preserve"> a </w:t>
       </w:r>
       <w:proofErr w:type="spellStart"/>
       <w:r>
-        <w:t>postavy</w:t>
+        <w:t>zvuky</w:t>
       </w:r>
       <w:proofErr w:type="spellEnd"/>
       <w:r>
         <w:t>.</w:t>
       </w:r>
-      <w:r>
-        <w:br/>
-        <w:t xml:space="preserve">- </w:t>
-      </w:r>
-      <w:proofErr w:type="spellStart"/>
-      <w:r>
-        <w:t>Doladiť</w:t>
-      </w:r>
-      <w:proofErr w:type="spellEnd"/>
-      <w:r>
-        <w:t xml:space="preserve"> </w:t>
-      </w:r>
-      <w:proofErr w:type="spellStart"/>
-      <w:r>
-        <w:t>detaily</w:t>
-      </w:r>
-      <w:proofErr w:type="spellEnd"/>
-      <w:r>
-        <w:t xml:space="preserve"> a </w:t>
-      </w:r>
-      <w:proofErr w:type="spellStart"/>
-      <w:r>
-        <w:t>hernú</w:t>
-      </w:r>
-      <w:proofErr w:type="spellEnd"/>
-      <w:r>
-        <w:t xml:space="preserve"> </w:t>
-      </w:r>
-      <w:proofErr w:type="spellStart"/>
-      <w:r>
-        <w:t>obtiažnosť</w:t>
-      </w:r>
-      <w:proofErr w:type="spellEnd"/>
-      <w:r>
-        <w:t>.</w:t>
-      </w:r>
     </w:p>
+    <w:p/>
     <w:p>
       <w:r>
         <w:t xml:space="preserve">- </w:t>
@@ -926,6 +1046,1075 @@
     </w:sectPr>
   </w:body>
 </w:document>
+</file>
+
+<file path=word/numbering.xml><?xml version="1.0" encoding="utf-8"?>
+<w:numbering xmlns:wpc="http://schemas.microsoft.com/office/word/2010/wordprocessingCanvas" xmlns:cx="http://schemas.microsoft.com/office/drawing/2014/chartex" xmlns:cx1="http://schemas.microsoft.com/office/drawing/2015/9/8/chartex" xmlns:cx2="http://schemas.microsoft.com/office/drawing/2015/10/21/chartex" xmlns:cx3="http://schemas.microsoft.com/office/drawing/2016/5/9/chartex" xmlns:cx4="http://schemas.microsoft.com/office/drawing/2016/5/10/chartex" xmlns:cx5="http://schemas.microsoft.com/office/drawing/2016/5/11/chartex" xmlns:cx6="http://schemas.microsoft.com/office/drawing/2016/5/12/chartex" xmlns:cx7="http://schemas.microsoft.com/office/drawing/2016/5/13/chartex" xmlns:cx8="http://schemas.microsoft.com/office/drawing/2016/5/14/chartex" xmlns:mc="http://schemas.openxmlformats.org/markup-compatibility/2006" xmlns:aink="http://schemas.microsoft.com/office/drawing/2016/ink" xmlns:am3d="http://schemas.microsoft.com/office/drawing/2017/model3d" xmlns:o="urn:schemas-microsoft-com:office:office" xmlns:oel="http://schemas.microsoft.com/office/2019/extlst" xmlns:r="http://schemas.openxmlformats.org/officeDocument/2006/relationships" xmlns:m="http://schemas.openxmlformats.org/officeDocument/2006/math" xmlns:v="urn:schemas-microsoft-com:vml" xmlns:wp14="http://schemas.microsoft.com/office/word/2010/wordprocessingDrawing" xmlns:wp="http://schemas.openxmlformats.org/drawingml/2006/wordprocessingDrawing" xmlns:w10="urn:schemas-microsoft-com:office:word" xmlns:w="http://schemas.openxmlformats.org/wordprocessingml/2006/main" xmlns:w14="http://schemas.microsoft.com/office/word/2010/wordml" xmlns:w15="http://schemas.microsoft.com/office/word/2012/wordml" xmlns:w16cex="http://schemas.microsoft.com/office/word/2018/wordml/cex" xmlns:w16cid="http://schemas.microsoft.com/office/word/2016/wordml/cid" xmlns:w16="http://schemas.microsoft.com/office/word/2018/wordml" xmlns:w16du="http://schemas.microsoft.com/office/word/2023/wordml/word16du" xmlns:w16sdtdh="http://schemas.microsoft.com/office/word/2020/wordml/sdtdatahash" xmlns:w16sdtfl="http://schemas.microsoft.com/office/word/2024/wordml/sdtformatlock" xmlns:w16se="http://schemas.microsoft.com/office/word/2015/wordml/symex" xmlns:wpg="http://schemas.microsoft.com/office/word/2010/wordprocessingGroup" xmlns:wpi="http://schemas.microsoft.com/office/word/2010/wordprocessingInk" xmlns:wne="http://schemas.microsoft.com/office/word/2006/wordml" xmlns:wps="http://schemas.microsoft.com/office/word/2010/wordprocessingShape" mc:Ignorable="w14 w15 w16se w16cid w16 w16cex w16sdtdh w16sdtfl w16du wp14">
+  <w:abstractNum w:abstractNumId="0" w15:restartNumberingAfterBreak="0">
+    <w:nsid w:val="1462350A"/>
+    <w:multiLevelType w:val="multilevel"/>
+    <w:tmpl w:val="0FAA5462"/>
+    <w:lvl w:ilvl="0">
+      <w:start w:val="1"/>
+      <w:numFmt w:val="bullet"/>
+      <w:lvlText w:val=""/>
+      <w:lvlJc w:val="left"/>
+      <w:pPr>
+        <w:tabs>
+          <w:tab w:val="num" w:pos="720"/>
+        </w:tabs>
+        <w:ind w:left="720" w:hanging="360"/>
+      </w:pPr>
+      <w:rPr>
+        <w:rFonts w:ascii="Symbol" w:hAnsi="Symbol" w:hint="default"/>
+        <w:sz w:val="20"/>
+      </w:rPr>
+    </w:lvl>
+    <w:lvl w:ilvl="1" w:tentative="1">
+      <w:start w:val="1"/>
+      <w:numFmt w:val="bullet"/>
+      <w:lvlText w:val="o"/>
+      <w:lvlJc w:val="left"/>
+      <w:pPr>
+        <w:tabs>
+          <w:tab w:val="num" w:pos="1440"/>
+        </w:tabs>
+        <w:ind w:left="1440" w:hanging="360"/>
+      </w:pPr>
+      <w:rPr>
+        <w:rFonts w:ascii="Courier New" w:hAnsi="Courier New" w:hint="default"/>
+        <w:sz w:val="20"/>
+      </w:rPr>
+    </w:lvl>
+    <w:lvl w:ilvl="2" w:tentative="1">
+      <w:start w:val="1"/>
+      <w:numFmt w:val="bullet"/>
+      <w:lvlText w:val=""/>
+      <w:lvlJc w:val="left"/>
+      <w:pPr>
+        <w:tabs>
+          <w:tab w:val="num" w:pos="2160"/>
+        </w:tabs>
+        <w:ind w:left="2160" w:hanging="360"/>
+      </w:pPr>
+      <w:rPr>
+        <w:rFonts w:ascii="Wingdings" w:hAnsi="Wingdings" w:hint="default"/>
+        <w:sz w:val="20"/>
+      </w:rPr>
+    </w:lvl>
+    <w:lvl w:ilvl="3" w:tentative="1">
+      <w:start w:val="1"/>
+      <w:numFmt w:val="bullet"/>
+      <w:lvlText w:val=""/>
+      <w:lvlJc w:val="left"/>
+      <w:pPr>
+        <w:tabs>
+          <w:tab w:val="num" w:pos="2880"/>
+        </w:tabs>
+        <w:ind w:left="2880" w:hanging="360"/>
+      </w:pPr>
+      <w:rPr>
+        <w:rFonts w:ascii="Wingdings" w:hAnsi="Wingdings" w:hint="default"/>
+        <w:sz w:val="20"/>
+      </w:rPr>
+    </w:lvl>
+    <w:lvl w:ilvl="4" w:tentative="1">
+      <w:start w:val="1"/>
+      <w:numFmt w:val="bullet"/>
+      <w:lvlText w:val=""/>
+      <w:lvlJc w:val="left"/>
+      <w:pPr>
+        <w:tabs>
+          <w:tab w:val="num" w:pos="3600"/>
+        </w:tabs>
+        <w:ind w:left="3600" w:hanging="360"/>
+      </w:pPr>
+      <w:rPr>
+        <w:rFonts w:ascii="Wingdings" w:hAnsi="Wingdings" w:hint="default"/>
+        <w:sz w:val="20"/>
+      </w:rPr>
+    </w:lvl>
+    <w:lvl w:ilvl="5" w:tentative="1">
+      <w:start w:val="1"/>
+      <w:numFmt w:val="bullet"/>
+      <w:lvlText w:val=""/>
+      <w:lvlJc w:val="left"/>
+      <w:pPr>
+        <w:tabs>
+          <w:tab w:val="num" w:pos="4320"/>
+        </w:tabs>
+        <w:ind w:left="4320" w:hanging="360"/>
+      </w:pPr>
+      <w:rPr>
+        <w:rFonts w:ascii="Wingdings" w:hAnsi="Wingdings" w:hint="default"/>
+        <w:sz w:val="20"/>
+      </w:rPr>
+    </w:lvl>
+    <w:lvl w:ilvl="6" w:tentative="1">
+      <w:start w:val="1"/>
+      <w:numFmt w:val="bullet"/>
+      <w:lvlText w:val=""/>
+      <w:lvlJc w:val="left"/>
+      <w:pPr>
+        <w:tabs>
+          <w:tab w:val="num" w:pos="5040"/>
+        </w:tabs>
+        <w:ind w:left="5040" w:hanging="360"/>
+      </w:pPr>
+      <w:rPr>
+        <w:rFonts w:ascii="Wingdings" w:hAnsi="Wingdings" w:hint="default"/>
+        <w:sz w:val="20"/>
+      </w:rPr>
+    </w:lvl>
+    <w:lvl w:ilvl="7" w:tentative="1">
+      <w:start w:val="1"/>
+      <w:numFmt w:val="bullet"/>
+      <w:lvlText w:val=""/>
+      <w:lvlJc w:val="left"/>
+      <w:pPr>
+        <w:tabs>
+          <w:tab w:val="num" w:pos="5760"/>
+        </w:tabs>
+        <w:ind w:left="5760" w:hanging="360"/>
+      </w:pPr>
+      <w:rPr>
+        <w:rFonts w:ascii="Wingdings" w:hAnsi="Wingdings" w:hint="default"/>
+        <w:sz w:val="20"/>
+      </w:rPr>
+    </w:lvl>
+    <w:lvl w:ilvl="8" w:tentative="1">
+      <w:start w:val="1"/>
+      <w:numFmt w:val="bullet"/>
+      <w:lvlText w:val=""/>
+      <w:lvlJc w:val="left"/>
+      <w:pPr>
+        <w:tabs>
+          <w:tab w:val="num" w:pos="6480"/>
+        </w:tabs>
+        <w:ind w:left="6480" w:hanging="360"/>
+      </w:pPr>
+      <w:rPr>
+        <w:rFonts w:ascii="Wingdings" w:hAnsi="Wingdings" w:hint="default"/>
+        <w:sz w:val="20"/>
+      </w:rPr>
+    </w:lvl>
+  </w:abstractNum>
+  <w:abstractNum w:abstractNumId="1" w15:restartNumberingAfterBreak="0">
+    <w:nsid w:val="2AF10885"/>
+    <w:multiLevelType w:val="multilevel"/>
+    <w:tmpl w:val="192E595E"/>
+    <w:lvl w:ilvl="0">
+      <w:start w:val="1"/>
+      <w:numFmt w:val="bullet"/>
+      <w:lvlText w:val=""/>
+      <w:lvlJc w:val="left"/>
+      <w:pPr>
+        <w:tabs>
+          <w:tab w:val="num" w:pos="720"/>
+        </w:tabs>
+        <w:ind w:left="720" w:hanging="360"/>
+      </w:pPr>
+      <w:rPr>
+        <w:rFonts w:ascii="Symbol" w:hAnsi="Symbol" w:hint="default"/>
+        <w:sz w:val="20"/>
+      </w:rPr>
+    </w:lvl>
+    <w:lvl w:ilvl="1" w:tentative="1">
+      <w:start w:val="1"/>
+      <w:numFmt w:val="bullet"/>
+      <w:lvlText w:val="o"/>
+      <w:lvlJc w:val="left"/>
+      <w:pPr>
+        <w:tabs>
+          <w:tab w:val="num" w:pos="1440"/>
+        </w:tabs>
+        <w:ind w:left="1440" w:hanging="360"/>
+      </w:pPr>
+      <w:rPr>
+        <w:rFonts w:ascii="Courier New" w:hAnsi="Courier New" w:hint="default"/>
+        <w:sz w:val="20"/>
+      </w:rPr>
+    </w:lvl>
+    <w:lvl w:ilvl="2" w:tentative="1">
+      <w:start w:val="1"/>
+      <w:numFmt w:val="bullet"/>
+      <w:lvlText w:val=""/>
+      <w:lvlJc w:val="left"/>
+      <w:pPr>
+        <w:tabs>
+          <w:tab w:val="num" w:pos="2160"/>
+        </w:tabs>
+        <w:ind w:left="2160" w:hanging="360"/>
+      </w:pPr>
+      <w:rPr>
+        <w:rFonts w:ascii="Wingdings" w:hAnsi="Wingdings" w:hint="default"/>
+        <w:sz w:val="20"/>
+      </w:rPr>
+    </w:lvl>
+    <w:lvl w:ilvl="3" w:tentative="1">
+      <w:start w:val="1"/>
+      <w:numFmt w:val="bullet"/>
+      <w:lvlText w:val=""/>
+      <w:lvlJc w:val="left"/>
+      <w:pPr>
+        <w:tabs>
+          <w:tab w:val="num" w:pos="2880"/>
+        </w:tabs>
+        <w:ind w:left="2880" w:hanging="360"/>
+      </w:pPr>
+      <w:rPr>
+        <w:rFonts w:ascii="Wingdings" w:hAnsi="Wingdings" w:hint="default"/>
+        <w:sz w:val="20"/>
+      </w:rPr>
+    </w:lvl>
+    <w:lvl w:ilvl="4" w:tentative="1">
+      <w:start w:val="1"/>
+      <w:numFmt w:val="bullet"/>
+      <w:lvlText w:val=""/>
+      <w:lvlJc w:val="left"/>
+      <w:pPr>
+        <w:tabs>
+          <w:tab w:val="num" w:pos="3600"/>
+        </w:tabs>
+        <w:ind w:left="3600" w:hanging="360"/>
+      </w:pPr>
+      <w:rPr>
+        <w:rFonts w:ascii="Wingdings" w:hAnsi="Wingdings" w:hint="default"/>
+        <w:sz w:val="20"/>
+      </w:rPr>
+    </w:lvl>
+    <w:lvl w:ilvl="5" w:tentative="1">
+      <w:start w:val="1"/>
+      <w:numFmt w:val="bullet"/>
+      <w:lvlText w:val=""/>
+      <w:lvlJc w:val="left"/>
+      <w:pPr>
+        <w:tabs>
+          <w:tab w:val="num" w:pos="4320"/>
+        </w:tabs>
+        <w:ind w:left="4320" w:hanging="360"/>
+      </w:pPr>
+      <w:rPr>
+        <w:rFonts w:ascii="Wingdings" w:hAnsi="Wingdings" w:hint="default"/>
+        <w:sz w:val="20"/>
+      </w:rPr>
+    </w:lvl>
+    <w:lvl w:ilvl="6" w:tentative="1">
+      <w:start w:val="1"/>
+      <w:numFmt w:val="bullet"/>
+      <w:lvlText w:val=""/>
+      <w:lvlJc w:val="left"/>
+      <w:pPr>
+        <w:tabs>
+          <w:tab w:val="num" w:pos="5040"/>
+        </w:tabs>
+        <w:ind w:left="5040" w:hanging="360"/>
+      </w:pPr>
+      <w:rPr>
+        <w:rFonts w:ascii="Wingdings" w:hAnsi="Wingdings" w:hint="default"/>
+        <w:sz w:val="20"/>
+      </w:rPr>
+    </w:lvl>
+    <w:lvl w:ilvl="7" w:tentative="1">
+      <w:start w:val="1"/>
+      <w:numFmt w:val="bullet"/>
+      <w:lvlText w:val=""/>
+      <w:lvlJc w:val="left"/>
+      <w:pPr>
+        <w:tabs>
+          <w:tab w:val="num" w:pos="5760"/>
+        </w:tabs>
+        <w:ind w:left="5760" w:hanging="360"/>
+      </w:pPr>
+      <w:rPr>
+        <w:rFonts w:ascii="Wingdings" w:hAnsi="Wingdings" w:hint="default"/>
+        <w:sz w:val="20"/>
+      </w:rPr>
+    </w:lvl>
+    <w:lvl w:ilvl="8" w:tentative="1">
+      <w:start w:val="1"/>
+      <w:numFmt w:val="bullet"/>
+      <w:lvlText w:val=""/>
+      <w:lvlJc w:val="left"/>
+      <w:pPr>
+        <w:tabs>
+          <w:tab w:val="num" w:pos="6480"/>
+        </w:tabs>
+        <w:ind w:left="6480" w:hanging="360"/>
+      </w:pPr>
+      <w:rPr>
+        <w:rFonts w:ascii="Wingdings" w:hAnsi="Wingdings" w:hint="default"/>
+        <w:sz w:val="20"/>
+      </w:rPr>
+    </w:lvl>
+  </w:abstractNum>
+  <w:abstractNum w:abstractNumId="2" w15:restartNumberingAfterBreak="0">
+    <w:nsid w:val="36C306E4"/>
+    <w:multiLevelType w:val="multilevel"/>
+    <w:tmpl w:val="FD16CF5E"/>
+    <w:lvl w:ilvl="0">
+      <w:start w:val="1"/>
+      <w:numFmt w:val="bullet"/>
+      <w:lvlText w:val=""/>
+      <w:lvlJc w:val="left"/>
+      <w:pPr>
+        <w:tabs>
+          <w:tab w:val="num" w:pos="720"/>
+        </w:tabs>
+        <w:ind w:left="720" w:hanging="360"/>
+      </w:pPr>
+      <w:rPr>
+        <w:rFonts w:ascii="Symbol" w:hAnsi="Symbol" w:hint="default"/>
+        <w:sz w:val="20"/>
+      </w:rPr>
+    </w:lvl>
+    <w:lvl w:ilvl="1" w:tentative="1">
+      <w:start w:val="1"/>
+      <w:numFmt w:val="bullet"/>
+      <w:lvlText w:val="o"/>
+      <w:lvlJc w:val="left"/>
+      <w:pPr>
+        <w:tabs>
+          <w:tab w:val="num" w:pos="1440"/>
+        </w:tabs>
+        <w:ind w:left="1440" w:hanging="360"/>
+      </w:pPr>
+      <w:rPr>
+        <w:rFonts w:ascii="Courier New" w:hAnsi="Courier New" w:hint="default"/>
+        <w:sz w:val="20"/>
+      </w:rPr>
+    </w:lvl>
+    <w:lvl w:ilvl="2" w:tentative="1">
+      <w:start w:val="1"/>
+      <w:numFmt w:val="bullet"/>
+      <w:lvlText w:val=""/>
+      <w:lvlJc w:val="left"/>
+      <w:pPr>
+        <w:tabs>
+          <w:tab w:val="num" w:pos="2160"/>
+        </w:tabs>
+        <w:ind w:left="2160" w:hanging="360"/>
+      </w:pPr>
+      <w:rPr>
+        <w:rFonts w:ascii="Wingdings" w:hAnsi="Wingdings" w:hint="default"/>
+        <w:sz w:val="20"/>
+      </w:rPr>
+    </w:lvl>
+    <w:lvl w:ilvl="3" w:tentative="1">
+      <w:start w:val="1"/>
+      <w:numFmt w:val="bullet"/>
+      <w:lvlText w:val=""/>
+      <w:lvlJc w:val="left"/>
+      <w:pPr>
+        <w:tabs>
+          <w:tab w:val="num" w:pos="2880"/>
+        </w:tabs>
+        <w:ind w:left="2880" w:hanging="360"/>
+      </w:pPr>
+      <w:rPr>
+        <w:rFonts w:ascii="Wingdings" w:hAnsi="Wingdings" w:hint="default"/>
+        <w:sz w:val="20"/>
+      </w:rPr>
+    </w:lvl>
+    <w:lvl w:ilvl="4" w:tentative="1">
+      <w:start w:val="1"/>
+      <w:numFmt w:val="bullet"/>
+      <w:lvlText w:val=""/>
+      <w:lvlJc w:val="left"/>
+      <w:pPr>
+        <w:tabs>
+          <w:tab w:val="num" w:pos="3600"/>
+        </w:tabs>
+        <w:ind w:left="3600" w:hanging="360"/>
+      </w:pPr>
+      <w:rPr>
+        <w:rFonts w:ascii="Wingdings" w:hAnsi="Wingdings" w:hint="default"/>
+        <w:sz w:val="20"/>
+      </w:rPr>
+    </w:lvl>
+    <w:lvl w:ilvl="5" w:tentative="1">
+      <w:start w:val="1"/>
+      <w:numFmt w:val="bullet"/>
+      <w:lvlText w:val=""/>
+      <w:lvlJc w:val="left"/>
+      <w:pPr>
+        <w:tabs>
+          <w:tab w:val="num" w:pos="4320"/>
+        </w:tabs>
+        <w:ind w:left="4320" w:hanging="360"/>
+      </w:pPr>
+      <w:rPr>
+        <w:rFonts w:ascii="Wingdings" w:hAnsi="Wingdings" w:hint="default"/>
+        <w:sz w:val="20"/>
+      </w:rPr>
+    </w:lvl>
+    <w:lvl w:ilvl="6" w:tentative="1">
+      <w:start w:val="1"/>
+      <w:numFmt w:val="bullet"/>
+      <w:lvlText w:val=""/>
+      <w:lvlJc w:val="left"/>
+      <w:pPr>
+        <w:tabs>
+          <w:tab w:val="num" w:pos="5040"/>
+        </w:tabs>
+        <w:ind w:left="5040" w:hanging="360"/>
+      </w:pPr>
+      <w:rPr>
+        <w:rFonts w:ascii="Wingdings" w:hAnsi="Wingdings" w:hint="default"/>
+        <w:sz w:val="20"/>
+      </w:rPr>
+    </w:lvl>
+    <w:lvl w:ilvl="7" w:tentative="1">
+      <w:start w:val="1"/>
+      <w:numFmt w:val="bullet"/>
+      <w:lvlText w:val=""/>
+      <w:lvlJc w:val="left"/>
+      <w:pPr>
+        <w:tabs>
+          <w:tab w:val="num" w:pos="5760"/>
+        </w:tabs>
+        <w:ind w:left="5760" w:hanging="360"/>
+      </w:pPr>
+      <w:rPr>
+        <w:rFonts w:ascii="Wingdings" w:hAnsi="Wingdings" w:hint="default"/>
+        <w:sz w:val="20"/>
+      </w:rPr>
+    </w:lvl>
+    <w:lvl w:ilvl="8" w:tentative="1">
+      <w:start w:val="1"/>
+      <w:numFmt w:val="bullet"/>
+      <w:lvlText w:val=""/>
+      <w:lvlJc w:val="left"/>
+      <w:pPr>
+        <w:tabs>
+          <w:tab w:val="num" w:pos="6480"/>
+        </w:tabs>
+        <w:ind w:left="6480" w:hanging="360"/>
+      </w:pPr>
+      <w:rPr>
+        <w:rFonts w:ascii="Wingdings" w:hAnsi="Wingdings" w:hint="default"/>
+        <w:sz w:val="20"/>
+      </w:rPr>
+    </w:lvl>
+  </w:abstractNum>
+  <w:abstractNum w:abstractNumId="3" w15:restartNumberingAfterBreak="0">
+    <w:nsid w:val="5005162A"/>
+    <w:multiLevelType w:val="multilevel"/>
+    <w:tmpl w:val="150CAA16"/>
+    <w:lvl w:ilvl="0">
+      <w:start w:val="1"/>
+      <w:numFmt w:val="bullet"/>
+      <w:lvlText w:val=""/>
+      <w:lvlJc w:val="left"/>
+      <w:pPr>
+        <w:tabs>
+          <w:tab w:val="num" w:pos="720"/>
+        </w:tabs>
+        <w:ind w:left="720" w:hanging="360"/>
+      </w:pPr>
+      <w:rPr>
+        <w:rFonts w:ascii="Symbol" w:hAnsi="Symbol" w:hint="default"/>
+        <w:sz w:val="20"/>
+      </w:rPr>
+    </w:lvl>
+    <w:lvl w:ilvl="1" w:tentative="1">
+      <w:start w:val="1"/>
+      <w:numFmt w:val="bullet"/>
+      <w:lvlText w:val="o"/>
+      <w:lvlJc w:val="left"/>
+      <w:pPr>
+        <w:tabs>
+          <w:tab w:val="num" w:pos="1440"/>
+        </w:tabs>
+        <w:ind w:left="1440" w:hanging="360"/>
+      </w:pPr>
+      <w:rPr>
+        <w:rFonts w:ascii="Courier New" w:hAnsi="Courier New" w:hint="default"/>
+        <w:sz w:val="20"/>
+      </w:rPr>
+    </w:lvl>
+    <w:lvl w:ilvl="2" w:tentative="1">
+      <w:start w:val="1"/>
+      <w:numFmt w:val="bullet"/>
+      <w:lvlText w:val=""/>
+      <w:lvlJc w:val="left"/>
+      <w:pPr>
+        <w:tabs>
+          <w:tab w:val="num" w:pos="2160"/>
+        </w:tabs>
+        <w:ind w:left="2160" w:hanging="360"/>
+      </w:pPr>
+      <w:rPr>
+        <w:rFonts w:ascii="Wingdings" w:hAnsi="Wingdings" w:hint="default"/>
+        <w:sz w:val="20"/>
+      </w:rPr>
+    </w:lvl>
+    <w:lvl w:ilvl="3" w:tentative="1">
+      <w:start w:val="1"/>
+      <w:numFmt w:val="bullet"/>
+      <w:lvlText w:val=""/>
+      <w:lvlJc w:val="left"/>
+      <w:pPr>
+        <w:tabs>
+          <w:tab w:val="num" w:pos="2880"/>
+        </w:tabs>
+        <w:ind w:left="2880" w:hanging="360"/>
+      </w:pPr>
+      <w:rPr>
+        <w:rFonts w:ascii="Wingdings" w:hAnsi="Wingdings" w:hint="default"/>
+        <w:sz w:val="20"/>
+      </w:rPr>
+    </w:lvl>
+    <w:lvl w:ilvl="4" w:tentative="1">
+      <w:start w:val="1"/>
+      <w:numFmt w:val="bullet"/>
+      <w:lvlText w:val=""/>
+      <w:lvlJc w:val="left"/>
+      <w:pPr>
+        <w:tabs>
+          <w:tab w:val="num" w:pos="3600"/>
+        </w:tabs>
+        <w:ind w:left="3600" w:hanging="360"/>
+      </w:pPr>
+      <w:rPr>
+        <w:rFonts w:ascii="Wingdings" w:hAnsi="Wingdings" w:hint="default"/>
+        <w:sz w:val="20"/>
+      </w:rPr>
+    </w:lvl>
+    <w:lvl w:ilvl="5" w:tentative="1">
+      <w:start w:val="1"/>
+      <w:numFmt w:val="bullet"/>
+      <w:lvlText w:val=""/>
+      <w:lvlJc w:val="left"/>
+      <w:pPr>
+        <w:tabs>
+          <w:tab w:val="num" w:pos="4320"/>
+        </w:tabs>
+        <w:ind w:left="4320" w:hanging="360"/>
+      </w:pPr>
+      <w:rPr>
+        <w:rFonts w:ascii="Wingdings" w:hAnsi="Wingdings" w:hint="default"/>
+        <w:sz w:val="20"/>
+      </w:rPr>
+    </w:lvl>
+    <w:lvl w:ilvl="6" w:tentative="1">
+      <w:start w:val="1"/>
+      <w:numFmt w:val="bullet"/>
+      <w:lvlText w:val=""/>
+      <w:lvlJc w:val="left"/>
+      <w:pPr>
+        <w:tabs>
+          <w:tab w:val="num" w:pos="5040"/>
+        </w:tabs>
+        <w:ind w:left="5040" w:hanging="360"/>
+      </w:pPr>
+      <w:rPr>
+        <w:rFonts w:ascii="Wingdings" w:hAnsi="Wingdings" w:hint="default"/>
+        <w:sz w:val="20"/>
+      </w:rPr>
+    </w:lvl>
+    <w:lvl w:ilvl="7" w:tentative="1">
+      <w:start w:val="1"/>
+      <w:numFmt w:val="bullet"/>
+      <w:lvlText w:val=""/>
+      <w:lvlJc w:val="left"/>
+      <w:pPr>
+        <w:tabs>
+          <w:tab w:val="num" w:pos="5760"/>
+        </w:tabs>
+        <w:ind w:left="5760" w:hanging="360"/>
+      </w:pPr>
+      <w:rPr>
+        <w:rFonts w:ascii="Wingdings" w:hAnsi="Wingdings" w:hint="default"/>
+        <w:sz w:val="20"/>
+      </w:rPr>
+    </w:lvl>
+    <w:lvl w:ilvl="8" w:tentative="1">
+      <w:start w:val="1"/>
+      <w:numFmt w:val="bullet"/>
+      <w:lvlText w:val=""/>
+      <w:lvlJc w:val="left"/>
+      <w:pPr>
+        <w:tabs>
+          <w:tab w:val="num" w:pos="6480"/>
+        </w:tabs>
+        <w:ind w:left="6480" w:hanging="360"/>
+      </w:pPr>
+      <w:rPr>
+        <w:rFonts w:ascii="Wingdings" w:hAnsi="Wingdings" w:hint="default"/>
+        <w:sz w:val="20"/>
+      </w:rPr>
+    </w:lvl>
+  </w:abstractNum>
+  <w:abstractNum w:abstractNumId="4" w15:restartNumberingAfterBreak="0">
+    <w:nsid w:val="5D1B12FC"/>
+    <w:multiLevelType w:val="multilevel"/>
+    <w:tmpl w:val="1A629FEE"/>
+    <w:lvl w:ilvl="0">
+      <w:start w:val="1"/>
+      <w:numFmt w:val="bullet"/>
+      <w:lvlText w:val=""/>
+      <w:lvlJc w:val="left"/>
+      <w:pPr>
+        <w:tabs>
+          <w:tab w:val="num" w:pos="720"/>
+        </w:tabs>
+        <w:ind w:left="720" w:hanging="360"/>
+      </w:pPr>
+      <w:rPr>
+        <w:rFonts w:ascii="Symbol" w:hAnsi="Symbol" w:hint="default"/>
+        <w:sz w:val="20"/>
+      </w:rPr>
+    </w:lvl>
+    <w:lvl w:ilvl="1" w:tentative="1">
+      <w:start w:val="1"/>
+      <w:numFmt w:val="bullet"/>
+      <w:lvlText w:val="o"/>
+      <w:lvlJc w:val="left"/>
+      <w:pPr>
+        <w:tabs>
+          <w:tab w:val="num" w:pos="1440"/>
+        </w:tabs>
+        <w:ind w:left="1440" w:hanging="360"/>
+      </w:pPr>
+      <w:rPr>
+        <w:rFonts w:ascii="Courier New" w:hAnsi="Courier New" w:hint="default"/>
+        <w:sz w:val="20"/>
+      </w:rPr>
+    </w:lvl>
+    <w:lvl w:ilvl="2" w:tentative="1">
+      <w:start w:val="1"/>
+      <w:numFmt w:val="bullet"/>
+      <w:lvlText w:val=""/>
+      <w:lvlJc w:val="left"/>
+      <w:pPr>
+        <w:tabs>
+          <w:tab w:val="num" w:pos="2160"/>
+        </w:tabs>
+        <w:ind w:left="2160" w:hanging="360"/>
+      </w:pPr>
+      <w:rPr>
+        <w:rFonts w:ascii="Wingdings" w:hAnsi="Wingdings" w:hint="default"/>
+        <w:sz w:val="20"/>
+      </w:rPr>
+    </w:lvl>
+    <w:lvl w:ilvl="3" w:tentative="1">
+      <w:start w:val="1"/>
+      <w:numFmt w:val="bullet"/>
+      <w:lvlText w:val=""/>
+      <w:lvlJc w:val="left"/>
+      <w:pPr>
+        <w:tabs>
+          <w:tab w:val="num" w:pos="2880"/>
+        </w:tabs>
+        <w:ind w:left="2880" w:hanging="360"/>
+      </w:pPr>
+      <w:rPr>
+        <w:rFonts w:ascii="Wingdings" w:hAnsi="Wingdings" w:hint="default"/>
+        <w:sz w:val="20"/>
+      </w:rPr>
+    </w:lvl>
+    <w:lvl w:ilvl="4" w:tentative="1">
+      <w:start w:val="1"/>
+      <w:numFmt w:val="bullet"/>
+      <w:lvlText w:val=""/>
+      <w:lvlJc w:val="left"/>
+      <w:pPr>
+        <w:tabs>
+          <w:tab w:val="num" w:pos="3600"/>
+        </w:tabs>
+        <w:ind w:left="3600" w:hanging="360"/>
+      </w:pPr>
+      <w:rPr>
+        <w:rFonts w:ascii="Wingdings" w:hAnsi="Wingdings" w:hint="default"/>
+        <w:sz w:val="20"/>
+      </w:rPr>
+    </w:lvl>
+    <w:lvl w:ilvl="5" w:tentative="1">
+      <w:start w:val="1"/>
+      <w:numFmt w:val="bullet"/>
+      <w:lvlText w:val=""/>
+      <w:lvlJc w:val="left"/>
+      <w:pPr>
+        <w:tabs>
+          <w:tab w:val="num" w:pos="4320"/>
+        </w:tabs>
+        <w:ind w:left="4320" w:hanging="360"/>
+      </w:pPr>
+      <w:rPr>
+        <w:rFonts w:ascii="Wingdings" w:hAnsi="Wingdings" w:hint="default"/>
+        <w:sz w:val="20"/>
+      </w:rPr>
+    </w:lvl>
+    <w:lvl w:ilvl="6" w:tentative="1">
+      <w:start w:val="1"/>
+      <w:numFmt w:val="bullet"/>
+      <w:lvlText w:val=""/>
+      <w:lvlJc w:val="left"/>
+      <w:pPr>
+        <w:tabs>
+          <w:tab w:val="num" w:pos="5040"/>
+        </w:tabs>
+        <w:ind w:left="5040" w:hanging="360"/>
+      </w:pPr>
+      <w:rPr>
+        <w:rFonts w:ascii="Wingdings" w:hAnsi="Wingdings" w:hint="default"/>
+        <w:sz w:val="20"/>
+      </w:rPr>
+    </w:lvl>
+    <w:lvl w:ilvl="7" w:tentative="1">
+      <w:start w:val="1"/>
+      <w:numFmt w:val="bullet"/>
+      <w:lvlText w:val=""/>
+      <w:lvlJc w:val="left"/>
+      <w:pPr>
+        <w:tabs>
+          <w:tab w:val="num" w:pos="5760"/>
+        </w:tabs>
+        <w:ind w:left="5760" w:hanging="360"/>
+      </w:pPr>
+      <w:rPr>
+        <w:rFonts w:ascii="Wingdings" w:hAnsi="Wingdings" w:hint="default"/>
+        <w:sz w:val="20"/>
+      </w:rPr>
+    </w:lvl>
+    <w:lvl w:ilvl="8" w:tentative="1">
+      <w:start w:val="1"/>
+      <w:numFmt w:val="bullet"/>
+      <w:lvlText w:val=""/>
+      <w:lvlJc w:val="left"/>
+      <w:pPr>
+        <w:tabs>
+          <w:tab w:val="num" w:pos="6480"/>
+        </w:tabs>
+        <w:ind w:left="6480" w:hanging="360"/>
+      </w:pPr>
+      <w:rPr>
+        <w:rFonts w:ascii="Wingdings" w:hAnsi="Wingdings" w:hint="default"/>
+        <w:sz w:val="20"/>
+      </w:rPr>
+    </w:lvl>
+  </w:abstractNum>
+  <w:abstractNum w:abstractNumId="5" w15:restartNumberingAfterBreak="0">
+    <w:nsid w:val="5DD460B3"/>
+    <w:multiLevelType w:val="multilevel"/>
+    <w:tmpl w:val="04F80E18"/>
+    <w:lvl w:ilvl="0">
+      <w:start w:val="1"/>
+      <w:numFmt w:val="bullet"/>
+      <w:lvlText w:val=""/>
+      <w:lvlJc w:val="left"/>
+      <w:pPr>
+        <w:tabs>
+          <w:tab w:val="num" w:pos="720"/>
+        </w:tabs>
+        <w:ind w:left="720" w:hanging="360"/>
+      </w:pPr>
+      <w:rPr>
+        <w:rFonts w:ascii="Symbol" w:hAnsi="Symbol" w:hint="default"/>
+        <w:sz w:val="20"/>
+      </w:rPr>
+    </w:lvl>
+    <w:lvl w:ilvl="1" w:tentative="1">
+      <w:start w:val="1"/>
+      <w:numFmt w:val="bullet"/>
+      <w:lvlText w:val="o"/>
+      <w:lvlJc w:val="left"/>
+      <w:pPr>
+        <w:tabs>
+          <w:tab w:val="num" w:pos="1440"/>
+        </w:tabs>
+        <w:ind w:left="1440" w:hanging="360"/>
+      </w:pPr>
+      <w:rPr>
+        <w:rFonts w:ascii="Courier New" w:hAnsi="Courier New" w:hint="default"/>
+        <w:sz w:val="20"/>
+      </w:rPr>
+    </w:lvl>
+    <w:lvl w:ilvl="2" w:tentative="1">
+      <w:start w:val="1"/>
+      <w:numFmt w:val="bullet"/>
+      <w:lvlText w:val=""/>
+      <w:lvlJc w:val="left"/>
+      <w:pPr>
+        <w:tabs>
+          <w:tab w:val="num" w:pos="2160"/>
+        </w:tabs>
+        <w:ind w:left="2160" w:hanging="360"/>
+      </w:pPr>
+      <w:rPr>
+        <w:rFonts w:ascii="Wingdings" w:hAnsi="Wingdings" w:hint="default"/>
+        <w:sz w:val="20"/>
+      </w:rPr>
+    </w:lvl>
+    <w:lvl w:ilvl="3" w:tentative="1">
+      <w:start w:val="1"/>
+      <w:numFmt w:val="bullet"/>
+      <w:lvlText w:val=""/>
+      <w:lvlJc w:val="left"/>
+      <w:pPr>
+        <w:tabs>
+          <w:tab w:val="num" w:pos="2880"/>
+        </w:tabs>
+        <w:ind w:left="2880" w:hanging="360"/>
+      </w:pPr>
+      <w:rPr>
+        <w:rFonts w:ascii="Wingdings" w:hAnsi="Wingdings" w:hint="default"/>
+        <w:sz w:val="20"/>
+      </w:rPr>
+    </w:lvl>
+    <w:lvl w:ilvl="4" w:tentative="1">
+      <w:start w:val="1"/>
+      <w:numFmt w:val="bullet"/>
+      <w:lvlText w:val=""/>
+      <w:lvlJc w:val="left"/>
+      <w:pPr>
+        <w:tabs>
+          <w:tab w:val="num" w:pos="3600"/>
+        </w:tabs>
+        <w:ind w:left="3600" w:hanging="360"/>
+      </w:pPr>
+      <w:rPr>
+        <w:rFonts w:ascii="Wingdings" w:hAnsi="Wingdings" w:hint="default"/>
+        <w:sz w:val="20"/>
+      </w:rPr>
+    </w:lvl>
+    <w:lvl w:ilvl="5" w:tentative="1">
+      <w:start w:val="1"/>
+      <w:numFmt w:val="bullet"/>
+      <w:lvlText w:val=""/>
+      <w:lvlJc w:val="left"/>
+      <w:pPr>
+        <w:tabs>
+          <w:tab w:val="num" w:pos="4320"/>
+        </w:tabs>
+        <w:ind w:left="4320" w:hanging="360"/>
+      </w:pPr>
+      <w:rPr>
+        <w:rFonts w:ascii="Wingdings" w:hAnsi="Wingdings" w:hint="default"/>
+        <w:sz w:val="20"/>
+      </w:rPr>
+    </w:lvl>
+    <w:lvl w:ilvl="6" w:tentative="1">
+      <w:start w:val="1"/>
+      <w:numFmt w:val="bullet"/>
+      <w:lvlText w:val=""/>
+      <w:lvlJc w:val="left"/>
+      <w:pPr>
+        <w:tabs>
+          <w:tab w:val="num" w:pos="5040"/>
+        </w:tabs>
+        <w:ind w:left="5040" w:hanging="360"/>
+      </w:pPr>
+      <w:rPr>
+        <w:rFonts w:ascii="Wingdings" w:hAnsi="Wingdings" w:hint="default"/>
+        <w:sz w:val="20"/>
+      </w:rPr>
+    </w:lvl>
+    <w:lvl w:ilvl="7" w:tentative="1">
+      <w:start w:val="1"/>
+      <w:numFmt w:val="bullet"/>
+      <w:lvlText w:val=""/>
+      <w:lvlJc w:val="left"/>
+      <w:pPr>
+        <w:tabs>
+          <w:tab w:val="num" w:pos="5760"/>
+        </w:tabs>
+        <w:ind w:left="5760" w:hanging="360"/>
+      </w:pPr>
+      <w:rPr>
+        <w:rFonts w:ascii="Wingdings" w:hAnsi="Wingdings" w:hint="default"/>
+        <w:sz w:val="20"/>
+      </w:rPr>
+    </w:lvl>
+    <w:lvl w:ilvl="8" w:tentative="1">
+      <w:start w:val="1"/>
+      <w:numFmt w:val="bullet"/>
+      <w:lvlText w:val=""/>
+      <w:lvlJc w:val="left"/>
+      <w:pPr>
+        <w:tabs>
+          <w:tab w:val="num" w:pos="6480"/>
+        </w:tabs>
+        <w:ind w:left="6480" w:hanging="360"/>
+      </w:pPr>
+      <w:rPr>
+        <w:rFonts w:ascii="Wingdings" w:hAnsi="Wingdings" w:hint="default"/>
+        <w:sz w:val="20"/>
+      </w:rPr>
+    </w:lvl>
+  </w:abstractNum>
+  <w:abstractNum w:abstractNumId="6" w15:restartNumberingAfterBreak="0">
+    <w:nsid w:val="7FEB3F89"/>
+    <w:multiLevelType w:val="multilevel"/>
+    <w:tmpl w:val="4858B950"/>
+    <w:lvl w:ilvl="0">
+      <w:start w:val="1"/>
+      <w:numFmt w:val="bullet"/>
+      <w:lvlText w:val=""/>
+      <w:lvlJc w:val="left"/>
+      <w:pPr>
+        <w:tabs>
+          <w:tab w:val="num" w:pos="720"/>
+        </w:tabs>
+        <w:ind w:left="720" w:hanging="360"/>
+      </w:pPr>
+      <w:rPr>
+        <w:rFonts w:ascii="Symbol" w:hAnsi="Symbol" w:hint="default"/>
+        <w:sz w:val="20"/>
+      </w:rPr>
+    </w:lvl>
+    <w:lvl w:ilvl="1" w:tentative="1">
+      <w:start w:val="1"/>
+      <w:numFmt w:val="bullet"/>
+      <w:lvlText w:val="o"/>
+      <w:lvlJc w:val="left"/>
+      <w:pPr>
+        <w:tabs>
+          <w:tab w:val="num" w:pos="1440"/>
+        </w:tabs>
+        <w:ind w:left="1440" w:hanging="360"/>
+      </w:pPr>
+      <w:rPr>
+        <w:rFonts w:ascii="Courier New" w:hAnsi="Courier New" w:hint="default"/>
+        <w:sz w:val="20"/>
+      </w:rPr>
+    </w:lvl>
+    <w:lvl w:ilvl="2" w:tentative="1">
+      <w:start w:val="1"/>
+      <w:numFmt w:val="bullet"/>
+      <w:lvlText w:val=""/>
+      <w:lvlJc w:val="left"/>
+      <w:pPr>
+        <w:tabs>
+          <w:tab w:val="num" w:pos="2160"/>
+        </w:tabs>
+        <w:ind w:left="2160" w:hanging="360"/>
+      </w:pPr>
+      <w:rPr>
+        <w:rFonts w:ascii="Wingdings" w:hAnsi="Wingdings" w:hint="default"/>
+        <w:sz w:val="20"/>
+      </w:rPr>
+    </w:lvl>
+    <w:lvl w:ilvl="3" w:tentative="1">
+      <w:start w:val="1"/>
+      <w:numFmt w:val="bullet"/>
+      <w:lvlText w:val=""/>
+      <w:lvlJc w:val="left"/>
+      <w:pPr>
+        <w:tabs>
+          <w:tab w:val="num" w:pos="2880"/>
+        </w:tabs>
+        <w:ind w:left="2880" w:hanging="360"/>
+      </w:pPr>
+      <w:rPr>
+        <w:rFonts w:ascii="Wingdings" w:hAnsi="Wingdings" w:hint="default"/>
+        <w:sz w:val="20"/>
+      </w:rPr>
+    </w:lvl>
+    <w:lvl w:ilvl="4" w:tentative="1">
+      <w:start w:val="1"/>
+      <w:numFmt w:val="bullet"/>
+      <w:lvlText w:val=""/>
+      <w:lvlJc w:val="left"/>
+      <w:pPr>
+        <w:tabs>
+          <w:tab w:val="num" w:pos="3600"/>
+        </w:tabs>
+        <w:ind w:left="3600" w:hanging="360"/>
+      </w:pPr>
+      <w:rPr>
+        <w:rFonts w:ascii="Wingdings" w:hAnsi="Wingdings" w:hint="default"/>
+        <w:sz w:val="20"/>
+      </w:rPr>
+    </w:lvl>
+    <w:lvl w:ilvl="5" w:tentative="1">
+      <w:start w:val="1"/>
+      <w:numFmt w:val="bullet"/>
+      <w:lvlText w:val=""/>
+      <w:lvlJc w:val="left"/>
+      <w:pPr>
+        <w:tabs>
+          <w:tab w:val="num" w:pos="4320"/>
+        </w:tabs>
+        <w:ind w:left="4320" w:hanging="360"/>
+      </w:pPr>
+      <w:rPr>
+        <w:rFonts w:ascii="Wingdings" w:hAnsi="Wingdings" w:hint="default"/>
+        <w:sz w:val="20"/>
+      </w:rPr>
+    </w:lvl>
+    <w:lvl w:ilvl="6" w:tentative="1">
+      <w:start w:val="1"/>
+      <w:numFmt w:val="bullet"/>
+      <w:lvlText w:val=""/>
+      <w:lvlJc w:val="left"/>
+      <w:pPr>
+        <w:tabs>
+          <w:tab w:val="num" w:pos="5040"/>
+        </w:tabs>
+        <w:ind w:left="5040" w:hanging="360"/>
+      </w:pPr>
+      <w:rPr>
+        <w:rFonts w:ascii="Wingdings" w:hAnsi="Wingdings" w:hint="default"/>
+        <w:sz w:val="20"/>
+      </w:rPr>
+    </w:lvl>
+    <w:lvl w:ilvl="7" w:tentative="1">
+      <w:start w:val="1"/>
+      <w:numFmt w:val="bullet"/>
+      <w:lvlText w:val=""/>
+      <w:lvlJc w:val="left"/>
+      <w:pPr>
+        <w:tabs>
+          <w:tab w:val="num" w:pos="5760"/>
+        </w:tabs>
+        <w:ind w:left="5760" w:hanging="360"/>
+      </w:pPr>
+      <w:rPr>
+        <w:rFonts w:ascii="Wingdings" w:hAnsi="Wingdings" w:hint="default"/>
+        <w:sz w:val="20"/>
+      </w:rPr>
+    </w:lvl>
+    <w:lvl w:ilvl="8" w:tentative="1">
+      <w:start w:val="1"/>
+      <w:numFmt w:val="bullet"/>
+      <w:lvlText w:val=""/>
+      <w:lvlJc w:val="left"/>
+      <w:pPr>
+        <w:tabs>
+          <w:tab w:val="num" w:pos="6480"/>
+        </w:tabs>
+        <w:ind w:left="6480" w:hanging="360"/>
+      </w:pPr>
+      <w:rPr>
+        <w:rFonts w:ascii="Wingdings" w:hAnsi="Wingdings" w:hint="default"/>
+        <w:sz w:val="20"/>
+      </w:rPr>
+    </w:lvl>
+  </w:abstractNum>
+  <w:num w:numId="1" w16cid:durableId="2135560480">
+    <w:abstractNumId w:val="1"/>
+  </w:num>
+  <w:num w:numId="2" w16cid:durableId="2122723219">
+    <w:abstractNumId w:val="2"/>
+  </w:num>
+  <w:num w:numId="3" w16cid:durableId="2088844957">
+    <w:abstractNumId w:val="4"/>
+  </w:num>
+  <w:num w:numId="4" w16cid:durableId="162815190">
+    <w:abstractNumId w:val="5"/>
+  </w:num>
+  <w:num w:numId="5" w16cid:durableId="1408772462">
+    <w:abstractNumId w:val="3"/>
+  </w:num>
+  <w:num w:numId="6" w16cid:durableId="1401292693">
+    <w:abstractNumId w:val="0"/>
+  </w:num>
+  <w:num w:numId="7" w16cid:durableId="1617983444">
+    <w:abstractNumId w:val="6"/>
+  </w:num>
+</w:numbering>
 </file>
 
 <file path=word/styles.xml><?xml version="1.0" encoding="utf-8"?>
@@ -1531,6 +2720,7 @@
   <w:style w:type="character" w:default="1" w:styleId="Predvolenpsmoodseku">
     <w:name w:val="Default Paragraph Font"/>
     <w:uiPriority w:val="1"/>
+    <w:semiHidden/>
     <w:unhideWhenUsed/>
   </w:style>
   <w:style w:type="table" w:default="1" w:styleId="Normlnatabuka">

--- a/Todolist_kiss4a.docx
+++ b/Todolist_kiss4a.docx
@@ -12,13 +12,16 @@
     </w:p>
     <w:p>
       <w:r>
-        <w:t>28.10. – 10.11. 2025</w:t>
+        <w:t>28. 10.2025</w:t>
       </w:r>
     </w:p>
     <w:p>
-      <w:r>
-        <w:t xml:space="preserve">- </w:t>
-      </w:r>
+      <w:pPr>
+        <w:numPr>
+          <w:ilvl w:val="0"/>
+          <w:numId w:val="1"/>
+        </w:numPr>
+      </w:pPr>
       <w:proofErr w:type="spellStart"/>
       <w:r>
         <w:t>Nainštalovať</w:t>
@@ -34,283 +37,130 @@
       <w:proofErr w:type="spellEnd"/>
       <w:r>
         <w:t xml:space="preserve"> Godot Engine.</w:t>
-      </w:r>
-      <w:r>
-        <w:br/>
-        <w:t xml:space="preserve">- </w:t>
-      </w:r>
-      <w:proofErr w:type="spellStart"/>
-      <w:r>
-        <w:t>Vytvoriť</w:t>
-      </w:r>
-      <w:proofErr w:type="spellEnd"/>
-      <w:r>
-        <w:t xml:space="preserve"> </w:t>
-      </w:r>
-      <w:proofErr w:type="spellStart"/>
-      <w:r>
-        <w:t>nový</w:t>
-      </w:r>
-      <w:proofErr w:type="spellEnd"/>
-      <w:r>
-        <w:t xml:space="preserve"> </w:t>
-      </w:r>
-      <w:proofErr w:type="spellStart"/>
-      <w:r>
-        <w:t>projekt</w:t>
-      </w:r>
-      <w:proofErr w:type="spellEnd"/>
-      <w:r>
-        <w:t xml:space="preserve"> a </w:t>
-      </w:r>
-      <w:proofErr w:type="spellStart"/>
-      <w:r>
-        <w:t>základnú</w:t>
-      </w:r>
-      <w:proofErr w:type="spellEnd"/>
-      <w:r>
-        <w:t xml:space="preserve"> </w:t>
-      </w:r>
-      <w:proofErr w:type="spellStart"/>
-      <w:r>
-        <w:t>hernú</w:t>
-      </w:r>
-      <w:proofErr w:type="spellEnd"/>
-      <w:r>
-        <w:t xml:space="preserve"> </w:t>
-      </w:r>
-      <w:proofErr w:type="spellStart"/>
-      <w:r>
-        <w:t>scénu</w:t>
-      </w:r>
-      <w:proofErr w:type="spellEnd"/>
-      <w:r>
-        <w:t>.</w:t>
-      </w:r>
-      <w:r>
-        <w:br/>
-        <w:t xml:space="preserve">- </w:t>
-      </w:r>
-      <w:proofErr w:type="spellStart"/>
-      <w:r>
-        <w:t>Importovať</w:t>
-      </w:r>
-      <w:proofErr w:type="spellEnd"/>
-      <w:r>
-        <w:t xml:space="preserve"> </w:t>
-      </w:r>
-      <w:proofErr w:type="spellStart"/>
-      <w:r>
-        <w:t>dočasný</w:t>
-      </w:r>
-      <w:proofErr w:type="spellEnd"/>
-      <w:r>
-        <w:t xml:space="preserve"> </w:t>
-      </w:r>
-      <w:proofErr w:type="spellStart"/>
-      <w:r>
-        <w:t>tileset</w:t>
-      </w:r>
-      <w:proofErr w:type="spellEnd"/>
-      <w:r>
-        <w:t xml:space="preserve"> a </w:t>
-      </w:r>
-      <w:proofErr w:type="spellStart"/>
-      <w:r>
-        <w:t>postavu</w:t>
-      </w:r>
-      <w:proofErr w:type="spellEnd"/>
-      <w:r>
-        <w:t>.</w:t>
-      </w:r>
-      <w:r>
-        <w:br/>
-        <w:t xml:space="preserve">- </w:t>
-      </w:r>
-      <w:proofErr w:type="spellStart"/>
-      <w:r>
-        <w:t>Otestovať</w:t>
-      </w:r>
-      <w:proofErr w:type="spellEnd"/>
-      <w:r>
-        <w:t xml:space="preserve"> </w:t>
-      </w:r>
-      <w:proofErr w:type="spellStart"/>
-      <w:r>
-        <w:t>pohyb</w:t>
-      </w:r>
-      <w:proofErr w:type="spellEnd"/>
-      <w:r>
-        <w:t xml:space="preserve"> </w:t>
-      </w:r>
-      <w:proofErr w:type="spellStart"/>
-      <w:r>
-        <w:t>postavy</w:t>
-      </w:r>
-      <w:proofErr w:type="spellEnd"/>
-      <w:r>
-        <w:t xml:space="preserve"> a </w:t>
-      </w:r>
-      <w:proofErr w:type="spellStart"/>
-      <w:r>
-        <w:t>základné</w:t>
-      </w:r>
-      <w:proofErr w:type="spellEnd"/>
-      <w:r>
-        <w:t xml:space="preserve"> </w:t>
-      </w:r>
-      <w:proofErr w:type="spellStart"/>
-      <w:r>
-        <w:t>kolízie</w:t>
-      </w:r>
-      <w:proofErr w:type="spellEnd"/>
-      <w:r>
-        <w:t>.</w:t>
       </w:r>
     </w:p>
     <w:p>
-      <w:r>
-        <w:t>11. 11. – 24. 11. 2025</w:t>
+      <w:pPr>
+        <w:numPr>
+          <w:ilvl w:val="0"/>
+          <w:numId w:val="1"/>
+        </w:numPr>
+      </w:pPr>
+      <w:proofErr w:type="spellStart"/>
+      <w:r>
+        <w:t>Vytvoriť</w:t>
+      </w:r>
+      <w:proofErr w:type="spellEnd"/>
+      <w:r>
+        <w:t xml:space="preserve"> </w:t>
+      </w:r>
+      <w:proofErr w:type="spellStart"/>
+      <w:r>
+        <w:t>nový</w:t>
+      </w:r>
+      <w:proofErr w:type="spellEnd"/>
+      <w:r>
+        <w:t xml:space="preserve"> </w:t>
+      </w:r>
+      <w:proofErr w:type="spellStart"/>
+      <w:r>
+        <w:t>projekt</w:t>
+      </w:r>
+      <w:proofErr w:type="spellEnd"/>
+      <w:r>
+        <w:t xml:space="preserve"> a </w:t>
+      </w:r>
+      <w:proofErr w:type="spellStart"/>
+      <w:r>
+        <w:t>základnú</w:t>
+      </w:r>
+      <w:proofErr w:type="spellEnd"/>
+      <w:r>
+        <w:t xml:space="preserve"> </w:t>
+      </w:r>
+      <w:proofErr w:type="spellStart"/>
+      <w:r>
+        <w:t>hernú</w:t>
+      </w:r>
+      <w:proofErr w:type="spellEnd"/>
+      <w:r>
+        <w:t xml:space="preserve"> </w:t>
+      </w:r>
+      <w:proofErr w:type="spellStart"/>
+      <w:r>
+        <w:t>scénu</w:t>
+      </w:r>
+      <w:proofErr w:type="spellEnd"/>
+      <w:r>
+        <w:t>.</w:t>
       </w:r>
     </w:p>
     <w:p>
-      <w:r>
-        <w:t xml:space="preserve">- </w:t>
-      </w:r>
-      <w:proofErr w:type="spellStart"/>
-      <w:r>
-        <w:t>Pridať</w:t>
-      </w:r>
-      <w:proofErr w:type="spellEnd"/>
-      <w:r>
-        <w:t xml:space="preserve"> </w:t>
-      </w:r>
-      <w:proofErr w:type="spellStart"/>
-      <w:r>
-        <w:t>ovládanie</w:t>
-      </w:r>
-      <w:proofErr w:type="spellEnd"/>
-      <w:r>
-        <w:t xml:space="preserve"> </w:t>
-      </w:r>
-      <w:proofErr w:type="spellStart"/>
-      <w:r>
-        <w:t>postavy</w:t>
-      </w:r>
-      <w:proofErr w:type="spellEnd"/>
-      <w:r>
-        <w:t xml:space="preserve"> (</w:t>
-      </w:r>
-      <w:proofErr w:type="spellStart"/>
-      <w:r>
-        <w:t>pohyb</w:t>
-      </w:r>
-      <w:proofErr w:type="spellEnd"/>
-      <w:r>
-        <w:t xml:space="preserve">, </w:t>
-      </w:r>
-      <w:proofErr w:type="spellStart"/>
-      <w:r>
-        <w:t>smer</w:t>
-      </w:r>
-      <w:proofErr w:type="spellEnd"/>
-      <w:r>
-        <w:t xml:space="preserve"> </w:t>
-      </w:r>
-      <w:proofErr w:type="spellStart"/>
-      <w:r>
-        <w:t>pohľadu</w:t>
-      </w:r>
-      <w:proofErr w:type="spellEnd"/>
-      <w:r>
-        <w:t>).</w:t>
-      </w:r>
-      <w:r>
-        <w:br/>
-        <w:t xml:space="preserve">- </w:t>
-      </w:r>
-      <w:proofErr w:type="spellStart"/>
-      <w:r>
-        <w:t>Implementovať</w:t>
-      </w:r>
-      <w:proofErr w:type="spellEnd"/>
-      <w:r>
-        <w:t xml:space="preserve"> </w:t>
-      </w:r>
-      <w:proofErr w:type="spellStart"/>
-      <w:r>
-        <w:t>interakciu</w:t>
-      </w:r>
-      <w:proofErr w:type="spellEnd"/>
-      <w:r>
-        <w:t xml:space="preserve"> s </w:t>
-      </w:r>
-      <w:proofErr w:type="spellStart"/>
-      <w:r>
-        <w:t>objektmi</w:t>
-      </w:r>
-      <w:proofErr w:type="spellEnd"/>
-      <w:r>
-        <w:t xml:space="preserve"> (</w:t>
-      </w:r>
-      <w:proofErr w:type="spellStart"/>
-      <w:r>
-        <w:t>napr</w:t>
-      </w:r>
-      <w:proofErr w:type="spellEnd"/>
-      <w:r>
-        <w:t xml:space="preserve">. </w:t>
-      </w:r>
-      <w:proofErr w:type="spellStart"/>
-      <w:r>
-        <w:t>guľomet</w:t>
-      </w:r>
-      <w:proofErr w:type="spellEnd"/>
-      <w:r>
-        <w:t>).</w:t>
-      </w:r>
-      <w:r>
-        <w:br/>
-        <w:t xml:space="preserve">- </w:t>
-      </w:r>
-      <w:proofErr w:type="spellStart"/>
-      <w:r>
-        <w:t>Otestovať</w:t>
-      </w:r>
-      <w:proofErr w:type="spellEnd"/>
-      <w:r>
-        <w:t xml:space="preserve"> </w:t>
-      </w:r>
-      <w:proofErr w:type="spellStart"/>
-      <w:r>
-        <w:t>fun</w:t>
-      </w:r>
-      <w:r>
-        <w:t>kcnost</w:t>
-      </w:r>
-      <w:proofErr w:type="spellEnd"/>
-      <w:r>
-        <w:t xml:space="preserve"> </w:t>
-      </w:r>
-      <w:proofErr w:type="spellStart"/>
-      <w:r>
-        <w:t>hry</w:t>
-      </w:r>
-      <w:proofErr w:type="spellEnd"/>
-      <w:r>
-        <w:t xml:space="preserve"> v </w:t>
-      </w:r>
-      <w:proofErr w:type="spellStart"/>
-      <w:r>
-        <w:t>prostredí</w:t>
-      </w:r>
-      <w:proofErr w:type="spellEnd"/>
-      <w:r>
-        <w:t xml:space="preserve"> </w:t>
-      </w:r>
-      <w:proofErr w:type="spellStart"/>
-      <w:r>
-        <w:t>zákopu</w:t>
+      <w:pPr>
+        <w:numPr>
+          <w:ilvl w:val="0"/>
+          <w:numId w:val="1"/>
+        </w:numPr>
+      </w:pPr>
+      <w:proofErr w:type="spellStart"/>
+      <w:r>
+        <w:t>Navrhnúť</w:t>
+      </w:r>
+      <w:proofErr w:type="spellEnd"/>
+      <w:r>
+        <w:t xml:space="preserve"> a </w:t>
+      </w:r>
+      <w:proofErr w:type="spellStart"/>
+      <w:r>
+        <w:t>vytvoriť</w:t>
+      </w:r>
+      <w:proofErr w:type="spellEnd"/>
+      <w:r>
+        <w:t xml:space="preserve"> </w:t>
+      </w:r>
+      <w:proofErr w:type="spellStart"/>
+      <w:r>
+        <w:t>hlavnú</w:t>
+      </w:r>
+      <w:proofErr w:type="spellEnd"/>
+      <w:r>
+        <w:t xml:space="preserve"> </w:t>
+      </w:r>
+      <w:proofErr w:type="spellStart"/>
+      <w:r>
+        <w:t>postavu</w:t>
+      </w:r>
+      <w:proofErr w:type="spellEnd"/>
+      <w:r>
+        <w:t xml:space="preserve"> </w:t>
+      </w:r>
+      <w:proofErr w:type="spellStart"/>
+      <w:r>
+        <w:t>vrátane</w:t>
+      </w:r>
+      <w:proofErr w:type="spellEnd"/>
+      <w:r>
+        <w:t xml:space="preserve"> </w:t>
+      </w:r>
+      <w:proofErr w:type="spellStart"/>
+      <w:r>
+        <w:t>základných</w:t>
+      </w:r>
+      <w:proofErr w:type="spellEnd"/>
+      <w:r>
+        <w:t xml:space="preserve"> </w:t>
+      </w:r>
+      <w:proofErr w:type="spellStart"/>
+      <w:r>
+        <w:t>animácií</w:t>
+      </w:r>
+      <w:proofErr w:type="spellEnd"/>
+      <w:r>
+        <w:t xml:space="preserve"> </w:t>
+      </w:r>
+      <w:proofErr w:type="spellStart"/>
+      <w:r>
+        <w:t>pohybu</w:t>
       </w:r>
       <w:proofErr w:type="spellEnd"/>
       <w:r>
@@ -318,217 +168,121 @@
       </w:r>
     </w:p>
     <w:p>
-      <w:r>
-        <w:t>25. 11. – 8. 12. 2025</w:t>
-      </w:r>
+      <w:pPr>
+        <w:numPr>
+          <w:ilvl w:val="0"/>
+          <w:numId w:val="1"/>
+        </w:numPr>
+      </w:pPr>
+      <w:proofErr w:type="spellStart"/>
+      <w:r>
+        <w:t>Otestovať</w:t>
+      </w:r>
+      <w:proofErr w:type="spellEnd"/>
+      <w:r>
+        <w:t xml:space="preserve"> import </w:t>
+      </w:r>
+      <w:proofErr w:type="spellStart"/>
+      <w:r>
+        <w:t>postavy</w:t>
+      </w:r>
+      <w:proofErr w:type="spellEnd"/>
     </w:p>
     <w:p>
       <w:r>
-        <w:t xml:space="preserve">- </w:t>
-      </w:r>
-      <w:proofErr w:type="spellStart"/>
-      <w:r>
-        <w:t>Vytvoriť</w:t>
-      </w:r>
-      <w:proofErr w:type="spellEnd"/>
-      <w:r>
-        <w:t xml:space="preserve"> </w:t>
-      </w:r>
-      <w:r>
-        <w:t>system</w:t>
-      </w:r>
-      <w:r>
-        <w:t xml:space="preserve"> </w:t>
-      </w:r>
-      <w:proofErr w:type="spellStart"/>
-      <w:r>
-        <w:t>streľby</w:t>
-      </w:r>
-      <w:proofErr w:type="spellEnd"/>
-      <w:r>
-        <w:t>.</w:t>
-      </w:r>
-      <w:r>
-        <w:br/>
-        <w:t xml:space="preserve">- </w:t>
-      </w:r>
-      <w:proofErr w:type="spellStart"/>
-      <w:r>
-        <w:t>Pridať</w:t>
-      </w:r>
-      <w:proofErr w:type="spellEnd"/>
-      <w:r>
-        <w:t xml:space="preserve"> NPC </w:t>
-      </w:r>
-      <w:proofErr w:type="spellStart"/>
-      <w:r>
-        <w:t>nepriateľov</w:t>
-      </w:r>
-      <w:proofErr w:type="spellEnd"/>
-      <w:r>
-        <w:t xml:space="preserve"> so spawn </w:t>
-      </w:r>
-      <w:proofErr w:type="spellStart"/>
-      <w:r>
-        <w:t>systémom</w:t>
-      </w:r>
-      <w:proofErr w:type="spellEnd"/>
-      <w:r>
-        <w:t>.</w:t>
-      </w:r>
-      <w:r>
-        <w:br/>
-        <w:t xml:space="preserve">- </w:t>
-      </w:r>
-      <w:proofErr w:type="spellStart"/>
-      <w:r>
-        <w:t>Nastaviť</w:t>
-      </w:r>
-      <w:proofErr w:type="spellEnd"/>
-      <w:r>
-        <w:t xml:space="preserve"> </w:t>
-      </w:r>
-      <w:proofErr w:type="spellStart"/>
-      <w:r>
-        <w:t>kolízie</w:t>
-      </w:r>
-      <w:proofErr w:type="spellEnd"/>
-      <w:r>
-        <w:t xml:space="preserve"> </w:t>
-      </w:r>
-      <w:proofErr w:type="spellStart"/>
-      <w:r>
-        <w:t>medzi</w:t>
-      </w:r>
-      <w:proofErr w:type="spellEnd"/>
-      <w:r>
-        <w:t xml:space="preserve"> </w:t>
-      </w:r>
-      <w:proofErr w:type="spellStart"/>
-      <w:r>
-        <w:t>guľkami</w:t>
-      </w:r>
-      <w:proofErr w:type="spellEnd"/>
-      <w:r>
-        <w:t xml:space="preserve"> a </w:t>
-      </w:r>
-      <w:proofErr w:type="spellStart"/>
-      <w:r>
-        <w:t>nepriateľmi</w:t>
-      </w:r>
-      <w:proofErr w:type="spellEnd"/>
-      <w:r>
-        <w:t>.</w:t>
+        <w:t>11. 11.2025</w:t>
       </w:r>
     </w:p>
     <w:p>
-      <w:r>
-        <w:t>9. 12. – 22. 12. 2025</w:t>
+      <w:pPr>
+        <w:numPr>
+          <w:ilvl w:val="0"/>
+          <w:numId w:val="2"/>
+        </w:numPr>
+      </w:pPr>
+      <w:proofErr w:type="spellStart"/>
+      <w:r>
+        <w:t>Navrhnúť</w:t>
+      </w:r>
+      <w:proofErr w:type="spellEnd"/>
+      <w:r>
+        <w:t xml:space="preserve"> a </w:t>
+      </w:r>
+      <w:proofErr w:type="spellStart"/>
+      <w:r>
+        <w:t>vytvoriť</w:t>
+      </w:r>
+      <w:proofErr w:type="spellEnd"/>
+      <w:r>
+        <w:t xml:space="preserve"> </w:t>
+      </w:r>
+      <w:proofErr w:type="spellStart"/>
+      <w:r>
+        <w:t>základnú</w:t>
+      </w:r>
+      <w:proofErr w:type="spellEnd"/>
+      <w:r>
+        <w:t xml:space="preserve"> 2D </w:t>
+      </w:r>
+      <w:proofErr w:type="spellStart"/>
+      <w:r>
+        <w:t>mapu</w:t>
+      </w:r>
+      <w:proofErr w:type="spellEnd"/>
+      <w:r>
+        <w:t xml:space="preserve"> </w:t>
+      </w:r>
+      <w:proofErr w:type="spellStart"/>
+      <w:r>
+        <w:t>zákopu</w:t>
+      </w:r>
+      <w:proofErr w:type="spellEnd"/>
+      <w:r>
+        <w:t>.</w:t>
       </w:r>
     </w:p>
     <w:p>
-      <w:r>
-        <w:t xml:space="preserve">- </w:t>
-      </w:r>
-      <w:proofErr w:type="spellStart"/>
-      <w:r>
-        <w:t>Vytvorit</w:t>
-      </w:r>
-      <w:proofErr w:type="spellEnd"/>
-      <w:r>
-        <w:t xml:space="preserve"> </w:t>
-      </w:r>
-      <w:proofErr w:type="spellStart"/>
-      <w:r>
-        <w:t>systém</w:t>
-      </w:r>
-      <w:proofErr w:type="spellEnd"/>
-      <w:r>
-        <w:t xml:space="preserve"> </w:t>
-      </w:r>
-      <w:proofErr w:type="spellStart"/>
-      <w:r>
-        <w:t>prezitych</w:t>
-      </w:r>
-      <w:proofErr w:type="spellEnd"/>
-      <w:r>
-        <w:t xml:space="preserve"> </w:t>
-      </w:r>
-      <w:proofErr w:type="spellStart"/>
-      <w:r>
-        <w:t>dní</w:t>
-      </w:r>
-      <w:proofErr w:type="spellEnd"/>
-      <w:r>
-        <w:t>.</w:t>
-      </w:r>
-      <w:r>
-        <w:br/>
-        <w:t xml:space="preserve">- </w:t>
-      </w:r>
-      <w:proofErr w:type="spellStart"/>
-      <w:r>
-        <w:t>Nastaviť</w:t>
-      </w:r>
-      <w:proofErr w:type="spellEnd"/>
-      <w:r>
-        <w:t xml:space="preserve"> </w:t>
-      </w:r>
-      <w:proofErr w:type="spellStart"/>
-      <w:r>
-        <w:t>zvyšovanie</w:t>
-      </w:r>
-      <w:proofErr w:type="spellEnd"/>
-      <w:r>
-        <w:t xml:space="preserve"> </w:t>
-      </w:r>
-      <w:proofErr w:type="spellStart"/>
-      <w:r>
-        <w:t>obtiažnosti</w:t>
-      </w:r>
-      <w:proofErr w:type="spellEnd"/>
-      <w:r>
-        <w:t>.</w:t>
-      </w:r>
-      <w:r>
-        <w:br/>
-        <w:t xml:space="preserve">- </w:t>
-      </w:r>
-      <w:proofErr w:type="spellStart"/>
-      <w:r>
-        <w:t>Pridať</w:t>
-      </w:r>
-      <w:proofErr w:type="spellEnd"/>
-      <w:r>
-        <w:t xml:space="preserve"> </w:t>
-      </w:r>
-      <w:proofErr w:type="spellStart"/>
-      <w:r>
-        <w:t>základný</w:t>
-      </w:r>
-      <w:proofErr w:type="spellEnd"/>
-      <w:r>
-        <w:t xml:space="preserve"> </w:t>
-      </w:r>
-      <w:proofErr w:type="spellStart"/>
-      <w:r>
-        <w:t>ukazovateľ</w:t>
-      </w:r>
-      <w:proofErr w:type="spellEnd"/>
-      <w:r>
-        <w:t xml:space="preserve"> </w:t>
-      </w:r>
-      <w:proofErr w:type="spellStart"/>
-      <w:r>
-        <w:t>stavu</w:t>
-      </w:r>
-      <w:proofErr w:type="spellEnd"/>
-      <w:r>
-        <w:t xml:space="preserve"> </w:t>
-      </w:r>
-      <w:proofErr w:type="spellStart"/>
-      <w:r>
-        <w:t>hráča</w:t>
+      <w:pPr>
+        <w:numPr>
+          <w:ilvl w:val="0"/>
+          <w:numId w:val="2"/>
+        </w:numPr>
+      </w:pPr>
+      <w:proofErr w:type="spellStart"/>
+      <w:r>
+        <w:t>Otestovať</w:t>
+      </w:r>
+      <w:proofErr w:type="spellEnd"/>
+      <w:r>
+        <w:t xml:space="preserve"> </w:t>
+      </w:r>
+      <w:proofErr w:type="spellStart"/>
+      <w:r>
+        <w:t>funkčnosť</w:t>
+      </w:r>
+      <w:proofErr w:type="spellEnd"/>
+      <w:r>
+        <w:t xml:space="preserve"> </w:t>
+      </w:r>
+      <w:proofErr w:type="spellStart"/>
+      <w:r>
+        <w:t>hry</w:t>
+      </w:r>
+      <w:proofErr w:type="spellEnd"/>
+      <w:r>
+        <w:t xml:space="preserve"> v </w:t>
+      </w:r>
+      <w:proofErr w:type="spellStart"/>
+      <w:r>
+        <w:t>prostredí</w:t>
+      </w:r>
+      <w:proofErr w:type="spellEnd"/>
+      <w:r>
+        <w:t xml:space="preserve"> </w:t>
+      </w:r>
+      <w:proofErr w:type="spellStart"/>
+      <w:r>
+        <w:t>zákopu</w:t>
       </w:r>
       <w:proofErr w:type="spellEnd"/>
       <w:r>
@@ -537,276 +291,635 @@
     </w:p>
     <w:p>
       <w:r>
-        <w:t>23. 12. 2025 – 5. 1. 2026</w:t>
+        <w:t>25. 11.2025</w:t>
       </w:r>
     </w:p>
     <w:p>
-      <w:r>
-        <w:t xml:space="preserve">- </w:t>
-      </w:r>
-      <w:proofErr w:type="spellStart"/>
-      <w:r>
-        <w:t>Pridať</w:t>
-      </w:r>
-      <w:proofErr w:type="spellEnd"/>
-      <w:r>
-        <w:t xml:space="preserve"> </w:t>
-      </w:r>
-      <w:proofErr w:type="spellStart"/>
-      <w:r>
-        <w:t>možnosť</w:t>
-      </w:r>
-      <w:proofErr w:type="spellEnd"/>
-      <w:r>
-        <w:t xml:space="preserve"> pre </w:t>
-      </w:r>
-      <w:proofErr w:type="spellStart"/>
-      <w:r>
-        <w:t>uloženie</w:t>
-      </w:r>
-      <w:proofErr w:type="spellEnd"/>
-      <w:r>
-        <w:t xml:space="preserve"> </w:t>
-      </w:r>
-      <w:proofErr w:type="spellStart"/>
-      <w:r>
-        <w:t>hry</w:t>
+      <w:pPr>
+        <w:numPr>
+          <w:ilvl w:val="0"/>
+          <w:numId w:val="3"/>
+        </w:numPr>
+      </w:pPr>
+      <w:proofErr w:type="spellStart"/>
+      <w:r>
+        <w:t>Vytvoriť</w:t>
+      </w:r>
+      <w:proofErr w:type="spellEnd"/>
+      <w:r>
+        <w:t xml:space="preserve"> </w:t>
+      </w:r>
+      <w:proofErr w:type="spellStart"/>
+      <w:r>
+        <w:t>systém</w:t>
+      </w:r>
+      <w:proofErr w:type="spellEnd"/>
+      <w:r>
+        <w:t xml:space="preserve"> </w:t>
+      </w:r>
+      <w:proofErr w:type="spellStart"/>
+      <w:r>
+        <w:t>streľby</w:t>
       </w:r>
       <w:proofErr w:type="spellEnd"/>
       <w:r>
         <w:t>.</w:t>
-      </w:r>
-      <w:r>
-        <w:br/>
-        <w:t xml:space="preserve">- </w:t>
-      </w:r>
-      <w:proofErr w:type="spellStart"/>
-      <w:r>
-        <w:t>Implementovať</w:t>
-      </w:r>
-      <w:proofErr w:type="spellEnd"/>
-      <w:r>
-        <w:t xml:space="preserve"> </w:t>
-      </w:r>
-      <w:proofErr w:type="spellStart"/>
-      <w:r>
-        <w:t>načítanie</w:t>
-      </w:r>
-      <w:proofErr w:type="spellEnd"/>
-      <w:r>
-        <w:t xml:space="preserve"> </w:t>
-      </w:r>
-      <w:proofErr w:type="spellStart"/>
-      <w:r>
-        <w:t>hry</w:t>
-      </w:r>
-      <w:proofErr w:type="spellEnd"/>
-      <w:r>
-        <w:t xml:space="preserve"> </w:t>
-      </w:r>
-      <w:proofErr w:type="spellStart"/>
-      <w:r>
-        <w:t>pri</w:t>
-      </w:r>
-      <w:proofErr w:type="spellEnd"/>
-      <w:r>
-        <w:t xml:space="preserve"> </w:t>
-      </w:r>
-      <w:proofErr w:type="spellStart"/>
-      <w:r>
-        <w:t>pokračovaní</w:t>
-      </w:r>
-      <w:proofErr w:type="spellEnd"/>
-      <w:r>
-        <w:t>.</w:t>
-      </w:r>
-      <w:r>
-        <w:br/>
-        <w:t xml:space="preserve">- </w:t>
-      </w:r>
-      <w:proofErr w:type="spellStart"/>
-      <w:r>
-        <w:t>Vytvoriť</w:t>
-      </w:r>
-      <w:proofErr w:type="spellEnd"/>
-      <w:r>
-        <w:t xml:space="preserve"> </w:t>
-      </w:r>
-      <w:proofErr w:type="spellStart"/>
-      <w:r>
-        <w:t>hlavné</w:t>
-      </w:r>
-      <w:proofErr w:type="spellEnd"/>
-      <w:r>
-        <w:t xml:space="preserve"> menu (Nová </w:t>
-      </w:r>
-      <w:proofErr w:type="spellStart"/>
-      <w:r>
-        <w:t>hra</w:t>
-      </w:r>
-      <w:proofErr w:type="spellEnd"/>
-      <w:r>
-        <w:t xml:space="preserve">, </w:t>
-      </w:r>
-      <w:proofErr w:type="spellStart"/>
-      <w:r>
-        <w:t>Pokračovať</w:t>
-      </w:r>
-      <w:proofErr w:type="spellEnd"/>
-      <w:r>
-        <w:t xml:space="preserve">, </w:t>
-      </w:r>
-      <w:proofErr w:type="spellStart"/>
-      <w:r>
-        <w:t>Ukončiť</w:t>
-      </w:r>
-      <w:proofErr w:type="spellEnd"/>
-      <w:r>
-        <w:t>).</w:t>
       </w:r>
     </w:p>
     <w:p>
-      <w:r>
-        <w:t>6. 1. – 19. 1. 2026</w:t>
+      <w:pPr>
+        <w:numPr>
+          <w:ilvl w:val="0"/>
+          <w:numId w:val="3"/>
+        </w:numPr>
+      </w:pPr>
+      <w:proofErr w:type="spellStart"/>
+      <w:r>
+        <w:t>Implementovať</w:t>
+      </w:r>
+      <w:proofErr w:type="spellEnd"/>
+      <w:r>
+        <w:t xml:space="preserve"> </w:t>
+      </w:r>
+      <w:proofErr w:type="spellStart"/>
+      <w:r>
+        <w:t>kolizie</w:t>
+      </w:r>
+      <w:proofErr w:type="spellEnd"/>
+      <w:r>
+        <w:t xml:space="preserve"> </w:t>
+      </w:r>
+      <w:proofErr w:type="spellStart"/>
+      <w:r>
+        <w:t>na</w:t>
+      </w:r>
+      <w:proofErr w:type="spellEnd"/>
+      <w:r>
+        <w:t xml:space="preserve"> </w:t>
+      </w:r>
+      <w:proofErr w:type="spellStart"/>
+      <w:r>
+        <w:t>mape</w:t>
+      </w:r>
+      <w:proofErr w:type="spellEnd"/>
+      <w:r>
+        <w:t>.</w:t>
       </w:r>
     </w:p>
     <w:p>
-      <w:r>
-        <w:t xml:space="preserve">- </w:t>
-      </w:r>
-      <w:proofErr w:type="spellStart"/>
-      <w:r>
-        <w:t>Otestovať</w:t>
-      </w:r>
-      <w:proofErr w:type="spellEnd"/>
-      <w:r>
-        <w:t xml:space="preserve"> </w:t>
-      </w:r>
-      <w:proofErr w:type="spellStart"/>
-      <w:r>
-        <w:t>všetky</w:t>
-      </w:r>
-      <w:proofErr w:type="spellEnd"/>
-      <w:r>
-        <w:t xml:space="preserve"> </w:t>
-      </w:r>
-      <w:proofErr w:type="spellStart"/>
-      <w:r>
-        <w:t>mechaniky</w:t>
-      </w:r>
-      <w:proofErr w:type="spellEnd"/>
-      <w:r>
-        <w:t xml:space="preserve"> </w:t>
-      </w:r>
-      <w:proofErr w:type="spellStart"/>
-      <w:r>
-        <w:t>spolu</w:t>
-      </w:r>
-      <w:proofErr w:type="spellEnd"/>
-      <w:r>
-        <w:t>.</w:t>
-      </w:r>
-      <w:r>
-        <w:br/>
-        <w:t xml:space="preserve">- </w:t>
-      </w:r>
-      <w:proofErr w:type="spellStart"/>
-      <w:r>
-        <w:t>Odstrániť</w:t>
-      </w:r>
-      <w:proofErr w:type="spellEnd"/>
-      <w:r>
-        <w:t xml:space="preserve"> </w:t>
-      </w:r>
-      <w:proofErr w:type="spellStart"/>
-      <w:r>
-        <w:t>chyby</w:t>
-      </w:r>
-      <w:proofErr w:type="spellEnd"/>
-      <w:r>
-        <w:t>.</w:t>
-      </w:r>
-      <w:r>
-        <w:br/>
-        <w:t xml:space="preserve">- </w:t>
-      </w:r>
-      <w:proofErr w:type="spellStart"/>
-      <w:r>
-        <w:t>Zabezpečiť</w:t>
-      </w:r>
-      <w:proofErr w:type="spellEnd"/>
-      <w:r>
-        <w:t xml:space="preserve">, aby </w:t>
-      </w:r>
-      <w:proofErr w:type="spellStart"/>
-      <w:r>
-        <w:t>hra</w:t>
-      </w:r>
-      <w:proofErr w:type="spellEnd"/>
-      <w:r>
-        <w:t xml:space="preserve"> </w:t>
-      </w:r>
-      <w:proofErr w:type="spellStart"/>
-      <w:r>
-        <w:t>fungovala</w:t>
-      </w:r>
-      <w:proofErr w:type="spellEnd"/>
-      <w:r>
-        <w:t xml:space="preserve"> </w:t>
-      </w:r>
-      <w:proofErr w:type="spellStart"/>
-      <w:r>
-        <w:t>od</w:t>
-      </w:r>
-      <w:proofErr w:type="spellEnd"/>
-      <w:r>
-        <w:t xml:space="preserve"> </w:t>
-      </w:r>
-      <w:proofErr w:type="spellStart"/>
-      <w:r>
-        <w:t>začiatku</w:t>
-      </w:r>
-      <w:proofErr w:type="spellEnd"/>
-      <w:r>
-        <w:t xml:space="preserve"> do </w:t>
-      </w:r>
-      <w:proofErr w:type="spellStart"/>
-      <w:r>
-        <w:t>konca</w:t>
-      </w:r>
-      <w:proofErr w:type="spellEnd"/>
-      <w:r>
-        <w:t>.</w:t>
-      </w:r>
+      <w:pPr>
+        <w:numPr>
+          <w:ilvl w:val="0"/>
+          <w:numId w:val="3"/>
+        </w:numPr>
+      </w:pPr>
+      <w:proofErr w:type="spellStart"/>
+      <w:r>
+        <w:t>Vytvorit</w:t>
+      </w:r>
+      <w:proofErr w:type="spellEnd"/>
+      <w:r>
+        <w:t xml:space="preserve"> </w:t>
+      </w:r>
+      <w:proofErr w:type="spellStart"/>
+      <w:r>
+        <w:t>funk</w:t>
+      </w:r>
+      <w:r>
+        <w:t>cn</w:t>
+      </w:r>
+      <w:r>
+        <w:t>e</w:t>
+      </w:r>
+      <w:proofErr w:type="spellEnd"/>
+      <w:r>
+        <w:t xml:space="preserve"> </w:t>
+      </w:r>
+      <w:proofErr w:type="spellStart"/>
+      <w:r>
+        <w:t>interakcie</w:t>
+      </w:r>
+      <w:proofErr w:type="spellEnd"/>
+      <w:r>
+        <w:t xml:space="preserve"> s </w:t>
+      </w:r>
+      <w:proofErr w:type="spellStart"/>
+      <w:r>
+        <w:t>objektmi</w:t>
+      </w:r>
+      <w:proofErr w:type="spellEnd"/>
     </w:p>
     <w:p>
       <w:r>
-        <w:t>20. 1. – 31. 1. 2026</w:t>
+        <w:t>9. 12.2025</w:t>
       </w:r>
     </w:p>
     <w:p>
-      <w:r>
-        <w:t xml:space="preserve">- </w:t>
-      </w:r>
-      <w:proofErr w:type="spellStart"/>
-      <w:r>
-        <w:t>Začať</w:t>
-      </w:r>
-      <w:proofErr w:type="spellEnd"/>
-      <w:r>
-        <w:t xml:space="preserve"> s </w:t>
-      </w:r>
-      <w:proofErr w:type="spellStart"/>
-      <w:r>
-        <w:t>návrhom</w:t>
-      </w:r>
-      <w:proofErr w:type="spellEnd"/>
-      <w:r>
-        <w:t xml:space="preserve"> </w:t>
-      </w:r>
-      <w:proofErr w:type="spellStart"/>
-      <w:r>
-        <w:t>finálnej</w:t>
+      <w:pPr>
+        <w:numPr>
+          <w:ilvl w:val="0"/>
+          <w:numId w:val="4"/>
+        </w:numPr>
+      </w:pPr>
+      <w:proofErr w:type="spellStart"/>
+      <w:r>
+        <w:t>Pridať</w:t>
+      </w:r>
+      <w:proofErr w:type="spellEnd"/>
+      <w:r>
+        <w:t xml:space="preserve"> NPC </w:t>
+      </w:r>
+      <w:proofErr w:type="spellStart"/>
+      <w:r>
+        <w:t>nepriateľov</w:t>
+      </w:r>
+      <w:proofErr w:type="spellEnd"/>
+      <w:r>
+        <w:t xml:space="preserve"> so spawn </w:t>
+      </w:r>
+      <w:proofErr w:type="spellStart"/>
+      <w:r>
+        <w:t>systémom</w:t>
+      </w:r>
+      <w:proofErr w:type="spellEnd"/>
+      <w:r>
+        <w:t>.</w:t>
+      </w:r>
+    </w:p>
+    <w:p>
+      <w:pPr>
+        <w:numPr>
+          <w:ilvl w:val="0"/>
+          <w:numId w:val="4"/>
+        </w:numPr>
+      </w:pPr>
+      <w:proofErr w:type="spellStart"/>
+      <w:r>
+        <w:t>Nastaviť</w:t>
+      </w:r>
+      <w:proofErr w:type="spellEnd"/>
+      <w:r>
+        <w:t xml:space="preserve"> </w:t>
+      </w:r>
+      <w:proofErr w:type="spellStart"/>
+      <w:r>
+        <w:t>kolízie</w:t>
+      </w:r>
+      <w:proofErr w:type="spellEnd"/>
+      <w:r>
+        <w:t xml:space="preserve"> </w:t>
+      </w:r>
+      <w:proofErr w:type="spellStart"/>
+      <w:r>
+        <w:t>medzi</w:t>
+      </w:r>
+      <w:proofErr w:type="spellEnd"/>
+      <w:r>
+        <w:t xml:space="preserve"> </w:t>
+      </w:r>
+      <w:proofErr w:type="spellStart"/>
+      <w:r>
+        <w:t>guľkami</w:t>
+      </w:r>
+      <w:proofErr w:type="spellEnd"/>
+      <w:r>
+        <w:t xml:space="preserve"> a </w:t>
+      </w:r>
+      <w:proofErr w:type="spellStart"/>
+      <w:r>
+        <w:t>nepriateľmi</w:t>
+      </w:r>
+      <w:proofErr w:type="spellEnd"/>
+      <w:r>
+        <w:t>.</w:t>
+      </w:r>
+    </w:p>
+    <w:p>
+      <w:pPr>
+        <w:numPr>
+          <w:ilvl w:val="0"/>
+          <w:numId w:val="4"/>
+        </w:numPr>
+      </w:pPr>
+      <w:proofErr w:type="spellStart"/>
+      <w:r>
+        <w:t>Pridať</w:t>
+      </w:r>
+      <w:proofErr w:type="spellEnd"/>
+      <w:r>
+        <w:t xml:space="preserve"> </w:t>
+      </w:r>
+      <w:proofErr w:type="spellStart"/>
+      <w:r>
+        <w:t>ukazovateľ</w:t>
+      </w:r>
+      <w:proofErr w:type="spellEnd"/>
+      <w:r>
+        <w:t xml:space="preserve"> </w:t>
+      </w:r>
+      <w:proofErr w:type="spellStart"/>
+      <w:r>
+        <w:t>stavu</w:t>
+      </w:r>
+      <w:proofErr w:type="spellEnd"/>
+      <w:r>
+        <w:t xml:space="preserve"> </w:t>
+      </w:r>
+      <w:proofErr w:type="spellStart"/>
+      <w:r>
+        <w:t>zakopu</w:t>
+      </w:r>
+      <w:proofErr w:type="spellEnd"/>
+      <w:r>
+        <w:t>.</w:t>
+      </w:r>
+    </w:p>
+    <w:p>
+      <w:pPr>
+        <w:numPr>
+          <w:ilvl w:val="0"/>
+          <w:numId w:val="4"/>
+        </w:numPr>
+      </w:pPr>
+      <w:proofErr w:type="spellStart"/>
+      <w:r>
+        <w:t>Vytvoriť</w:t>
+      </w:r>
+      <w:proofErr w:type="spellEnd"/>
+      <w:r>
+        <w:t xml:space="preserve"> </w:t>
+      </w:r>
+      <w:proofErr w:type="spellStart"/>
+      <w:r>
+        <w:t>hlavné</w:t>
+      </w:r>
+      <w:proofErr w:type="spellEnd"/>
+      <w:r>
+        <w:t xml:space="preserve"> menu</w:t>
+      </w:r>
+      <w:r>
+        <w:t>.</w:t>
+      </w:r>
+    </w:p>
+    <w:p>
+      <w:r>
+        <w:t>23. 12.2026</w:t>
+      </w:r>
+    </w:p>
+    <w:p>
+      <w:pPr>
+        <w:numPr>
+          <w:ilvl w:val="0"/>
+          <w:numId w:val="5"/>
+        </w:numPr>
+      </w:pPr>
+      <w:proofErr w:type="spellStart"/>
+      <w:r>
+        <w:t>Pridať</w:t>
+      </w:r>
+      <w:proofErr w:type="spellEnd"/>
+      <w:r>
+        <w:t xml:space="preserve"> </w:t>
+      </w:r>
+      <w:proofErr w:type="spellStart"/>
+      <w:r>
+        <w:t>možnosť</w:t>
+      </w:r>
+      <w:proofErr w:type="spellEnd"/>
+      <w:r>
+        <w:t xml:space="preserve"> </w:t>
+      </w:r>
+      <w:proofErr w:type="spellStart"/>
+      <w:r>
+        <w:t>uloženia</w:t>
+      </w:r>
+      <w:proofErr w:type="spellEnd"/>
+      <w:r>
+        <w:t xml:space="preserve"> </w:t>
+      </w:r>
+      <w:proofErr w:type="spellStart"/>
+      <w:r>
+        <w:t>hry</w:t>
+      </w:r>
+      <w:proofErr w:type="spellEnd"/>
+      <w:r>
+        <w:t>.</w:t>
+      </w:r>
+    </w:p>
+    <w:p>
+      <w:pPr>
+        <w:numPr>
+          <w:ilvl w:val="0"/>
+          <w:numId w:val="5"/>
+        </w:numPr>
+      </w:pPr>
+      <w:proofErr w:type="spellStart"/>
+      <w:r>
+        <w:t>Vytvoriť</w:t>
+      </w:r>
+      <w:proofErr w:type="spellEnd"/>
+      <w:r>
+        <w:t xml:space="preserve"> </w:t>
+      </w:r>
+      <w:proofErr w:type="spellStart"/>
+      <w:r>
+        <w:t>systém</w:t>
+      </w:r>
+      <w:proofErr w:type="spellEnd"/>
+      <w:r>
+        <w:t xml:space="preserve"> </w:t>
+      </w:r>
+      <w:proofErr w:type="spellStart"/>
+      <w:r>
+        <w:t>prežitých</w:t>
+      </w:r>
+      <w:proofErr w:type="spellEnd"/>
+      <w:r>
+        <w:t xml:space="preserve"> </w:t>
+      </w:r>
+      <w:proofErr w:type="spellStart"/>
+      <w:r>
+        <w:t>dní</w:t>
+      </w:r>
+      <w:proofErr w:type="spellEnd"/>
+      <w:r>
+        <w:t>.</w:t>
+      </w:r>
+    </w:p>
+    <w:p>
+      <w:pPr>
+        <w:numPr>
+          <w:ilvl w:val="0"/>
+          <w:numId w:val="5"/>
+        </w:numPr>
+      </w:pPr>
+      <w:proofErr w:type="spellStart"/>
+      <w:r>
+        <w:t>Implementovať</w:t>
+      </w:r>
+      <w:proofErr w:type="spellEnd"/>
+      <w:r>
+        <w:t xml:space="preserve"> </w:t>
+      </w:r>
+      <w:proofErr w:type="spellStart"/>
+      <w:r>
+        <w:t>načítanie</w:t>
+      </w:r>
+      <w:proofErr w:type="spellEnd"/>
+      <w:r>
+        <w:t xml:space="preserve"> </w:t>
+      </w:r>
+      <w:proofErr w:type="spellStart"/>
+      <w:r>
+        <w:t>hry</w:t>
+      </w:r>
+      <w:proofErr w:type="spellEnd"/>
+      <w:r>
+        <w:t xml:space="preserve"> </w:t>
+      </w:r>
+      <w:proofErr w:type="spellStart"/>
+      <w:r>
+        <w:t>pri</w:t>
+      </w:r>
+      <w:proofErr w:type="spellEnd"/>
+      <w:r>
+        <w:t xml:space="preserve"> </w:t>
+      </w:r>
+      <w:proofErr w:type="spellStart"/>
+      <w:r>
+        <w:t>pokračovaní</w:t>
+      </w:r>
+      <w:proofErr w:type="spellEnd"/>
+      <w:r>
+        <w:t>.</w:t>
+      </w:r>
+    </w:p>
+    <w:p>
+      <w:pPr>
+        <w:numPr>
+          <w:ilvl w:val="0"/>
+          <w:numId w:val="5"/>
+        </w:numPr>
+      </w:pPr>
+      <w:proofErr w:type="spellStart"/>
+      <w:r>
+        <w:t>Nastaviť</w:t>
+      </w:r>
+      <w:proofErr w:type="spellEnd"/>
+      <w:r>
+        <w:t xml:space="preserve"> </w:t>
+      </w:r>
+      <w:proofErr w:type="spellStart"/>
+      <w:r>
+        <w:t>zvyšovanie</w:t>
+      </w:r>
+      <w:proofErr w:type="spellEnd"/>
+      <w:r>
+        <w:t xml:space="preserve"> </w:t>
+      </w:r>
+      <w:proofErr w:type="spellStart"/>
+      <w:r>
+        <w:t>obtiažnosti</w:t>
+      </w:r>
+      <w:proofErr w:type="spellEnd"/>
+      <w:r>
+        <w:t>.</w:t>
+      </w:r>
+      <w:r>
+        <w:rPr>
+          <w:b/>
+          <w:bCs/>
+        </w:rPr>
+        <w:br w:type="page"/>
+      </w:r>
+    </w:p>
+    <w:p>
+      <w:r>
+        <w:lastRenderedPageBreak/>
+        <w:t>6. 1.2026</w:t>
+      </w:r>
+    </w:p>
+    <w:p>
+      <w:pPr>
+        <w:numPr>
+          <w:ilvl w:val="0"/>
+          <w:numId w:val="6"/>
+        </w:numPr>
+      </w:pPr>
+      <w:proofErr w:type="spellStart"/>
+      <w:r>
+        <w:t>Otestovať</w:t>
+      </w:r>
+      <w:proofErr w:type="spellEnd"/>
+      <w:r>
+        <w:t xml:space="preserve"> </w:t>
+      </w:r>
+      <w:proofErr w:type="spellStart"/>
+      <w:r>
+        <w:t>všetky</w:t>
+      </w:r>
+      <w:proofErr w:type="spellEnd"/>
+      <w:r>
+        <w:t xml:space="preserve"> </w:t>
+      </w:r>
+      <w:proofErr w:type="spellStart"/>
+      <w:r>
+        <w:t>herné</w:t>
+      </w:r>
+      <w:proofErr w:type="spellEnd"/>
+      <w:r>
+        <w:t xml:space="preserve"> </w:t>
+      </w:r>
+      <w:proofErr w:type="spellStart"/>
+      <w:r>
+        <w:t>mechaniky</w:t>
+      </w:r>
+      <w:proofErr w:type="spellEnd"/>
+      <w:r>
+        <w:t xml:space="preserve"> </w:t>
+      </w:r>
+      <w:proofErr w:type="spellStart"/>
+      <w:r>
+        <w:t>spolu</w:t>
+      </w:r>
+      <w:proofErr w:type="spellEnd"/>
+      <w:r>
+        <w:t>.</w:t>
+      </w:r>
+    </w:p>
+    <w:p>
+      <w:pPr>
+        <w:numPr>
+          <w:ilvl w:val="0"/>
+          <w:numId w:val="6"/>
+        </w:numPr>
+      </w:pPr>
+      <w:proofErr w:type="spellStart"/>
+      <w:r>
+        <w:t>Odstrániť</w:t>
+      </w:r>
+      <w:proofErr w:type="spellEnd"/>
+      <w:r>
+        <w:t xml:space="preserve"> </w:t>
+      </w:r>
+      <w:proofErr w:type="spellStart"/>
+      <w:r>
+        <w:t>chyby</w:t>
+      </w:r>
+      <w:proofErr w:type="spellEnd"/>
+      <w:r>
+        <w:t xml:space="preserve"> a </w:t>
+      </w:r>
+      <w:proofErr w:type="spellStart"/>
+      <w:r>
+        <w:t>doladiť</w:t>
+      </w:r>
+      <w:proofErr w:type="spellEnd"/>
+      <w:r>
+        <w:t xml:space="preserve"> </w:t>
+      </w:r>
+      <w:proofErr w:type="spellStart"/>
+      <w:r>
+        <w:t>hr</w:t>
+      </w:r>
+      <w:r>
+        <w:t>u</w:t>
+      </w:r>
+      <w:proofErr w:type="spellEnd"/>
+      <w:r>
+        <w:t>.</w:t>
+      </w:r>
+    </w:p>
+    <w:p>
+      <w:pPr>
+        <w:numPr>
+          <w:ilvl w:val="0"/>
+          <w:numId w:val="6"/>
+        </w:numPr>
+      </w:pPr>
+      <w:r>
+        <w:t xml:space="preserve">Zabezpečiť, aby </w:t>
+      </w:r>
+      <w:proofErr w:type="spellStart"/>
+      <w:r>
+        <w:t>hra</w:t>
+      </w:r>
+      <w:proofErr w:type="spellEnd"/>
+      <w:r>
+        <w:t xml:space="preserve"> </w:t>
+      </w:r>
+      <w:proofErr w:type="spellStart"/>
+      <w:r>
+        <w:t>fungovala</w:t>
+      </w:r>
+      <w:proofErr w:type="spellEnd"/>
+      <w:r>
+        <w:t xml:space="preserve"> </w:t>
+      </w:r>
+      <w:proofErr w:type="spellStart"/>
+      <w:r>
+        <w:t>od</w:t>
+      </w:r>
+      <w:proofErr w:type="spellEnd"/>
+      <w:r>
+        <w:t xml:space="preserve"> </w:t>
+      </w:r>
+      <w:proofErr w:type="spellStart"/>
+      <w:r>
+        <w:t>začiatku</w:t>
+      </w:r>
+      <w:proofErr w:type="spellEnd"/>
+      <w:r>
+        <w:t xml:space="preserve"> do </w:t>
+      </w:r>
+      <w:proofErr w:type="spellStart"/>
+      <w:r>
+        <w:t>konca</w:t>
+      </w:r>
+      <w:proofErr w:type="spellEnd"/>
+      <w:r>
+        <w:t>.</w:t>
+      </w:r>
+    </w:p>
+    <w:p>
+      <w:r>
+        <w:t>20. 1.2026</w:t>
+      </w:r>
+    </w:p>
+    <w:p>
+      <w:pPr>
+        <w:numPr>
+          <w:ilvl w:val="0"/>
+          <w:numId w:val="7"/>
+        </w:numPr>
+      </w:pPr>
+      <w:proofErr w:type="spellStart"/>
+      <w:r>
+        <w:t>Doladiť</w:t>
+      </w:r>
+      <w:proofErr w:type="spellEnd"/>
+      <w:r>
+        <w:t xml:space="preserve"> </w:t>
+      </w:r>
+      <w:proofErr w:type="spellStart"/>
+      <w:r>
+        <w:t>detaily</w:t>
+      </w:r>
+      <w:proofErr w:type="spellEnd"/>
+      <w:r>
+        <w:t xml:space="preserve"> </w:t>
+      </w:r>
+      <w:proofErr w:type="spellStart"/>
+      <w:r>
+        <w:t>prostredia</w:t>
+      </w:r>
+      <w:proofErr w:type="spellEnd"/>
+      <w:r>
+        <w:t xml:space="preserve"> a </w:t>
+      </w:r>
+      <w:proofErr w:type="spellStart"/>
+      <w:r>
+        <w:t>vizuál</w:t>
       </w:r>
       <w:proofErr w:type="spellEnd"/>
       <w:r>
@@ -818,53 +931,58 @@
       </w:r>
       <w:proofErr w:type="spellEnd"/>
       <w:r>
+        <w:t>.</w:t>
+      </w:r>
+    </w:p>
+    <w:p>
+      <w:pPr>
+        <w:numPr>
+          <w:ilvl w:val="0"/>
+          <w:numId w:val="7"/>
+        </w:numPr>
+      </w:pPr>
+      <w:proofErr w:type="spellStart"/>
+      <w:r>
+        <w:t>Pridať</w:t>
+      </w:r>
+      <w:proofErr w:type="spellEnd"/>
+      <w:r>
+        <w:t xml:space="preserve"> </w:t>
+      </w:r>
+      <w:proofErr w:type="spellStart"/>
+      <w:r>
+        <w:t>drobné</w:t>
+      </w:r>
+      <w:proofErr w:type="spellEnd"/>
+      <w:r>
+        <w:t xml:space="preserve"> </w:t>
+      </w:r>
+      <w:proofErr w:type="spellStart"/>
+      <w:r>
+        <w:t>vizuálne</w:t>
+      </w:r>
+      <w:proofErr w:type="spellEnd"/>
+      <w:r>
+        <w:t xml:space="preserve"> </w:t>
+      </w:r>
+      <w:proofErr w:type="spellStart"/>
+      <w:r>
+        <w:t>efekty</w:t>
+      </w:r>
+      <w:proofErr w:type="spellEnd"/>
+      <w:r>
         <w:t xml:space="preserve"> a </w:t>
       </w:r>
       <w:proofErr w:type="spellStart"/>
       <w:r>
-        <w:t>postavy</w:t>
+        <w:t>zvuky</w:t>
       </w:r>
       <w:proofErr w:type="spellEnd"/>
       <w:r>
         <w:t>.</w:t>
       </w:r>
-      <w:r>
-        <w:br/>
-        <w:t xml:space="preserve">- </w:t>
-      </w:r>
-      <w:proofErr w:type="spellStart"/>
-      <w:r>
-        <w:t>Doladiť</w:t>
-      </w:r>
-      <w:proofErr w:type="spellEnd"/>
-      <w:r>
-        <w:t xml:space="preserve"> </w:t>
-      </w:r>
-      <w:proofErr w:type="spellStart"/>
-      <w:r>
-        <w:t>detaily</w:t>
-      </w:r>
-      <w:proofErr w:type="spellEnd"/>
-      <w:r>
-        <w:t xml:space="preserve"> a </w:t>
-      </w:r>
-      <w:proofErr w:type="spellStart"/>
-      <w:r>
-        <w:t>hernú</w:t>
-      </w:r>
-      <w:proofErr w:type="spellEnd"/>
-      <w:r>
-        <w:t xml:space="preserve"> </w:t>
-      </w:r>
-      <w:proofErr w:type="spellStart"/>
-      <w:r>
-        <w:t>obtiažnosť</w:t>
-      </w:r>
-      <w:proofErr w:type="spellEnd"/>
-      <w:r>
-        <w:t>.</w:t>
-      </w:r>
     </w:p>
+    <w:p/>
     <w:p>
       <w:r>
         <w:t xml:space="preserve">- </w:t>
@@ -926,6 +1044,1075 @@
     </w:sectPr>
   </w:body>
 </w:document>
+</file>
+
+<file path=word/numbering.xml><?xml version="1.0" encoding="utf-8"?>
+<w:numbering xmlns:wpc="http://schemas.microsoft.com/office/word/2010/wordprocessingCanvas" xmlns:cx="http://schemas.microsoft.com/office/drawing/2014/chartex" xmlns:cx1="http://schemas.microsoft.com/office/drawing/2015/9/8/chartex" xmlns:cx2="http://schemas.microsoft.com/office/drawing/2015/10/21/chartex" xmlns:cx3="http://schemas.microsoft.com/office/drawing/2016/5/9/chartex" xmlns:cx4="http://schemas.microsoft.com/office/drawing/2016/5/10/chartex" xmlns:cx5="http://schemas.microsoft.com/office/drawing/2016/5/11/chartex" xmlns:cx6="http://schemas.microsoft.com/office/drawing/2016/5/12/chartex" xmlns:cx7="http://schemas.microsoft.com/office/drawing/2016/5/13/chartex" xmlns:cx8="http://schemas.microsoft.com/office/drawing/2016/5/14/chartex" xmlns:mc="http://schemas.openxmlformats.org/markup-compatibility/2006" xmlns:aink="http://schemas.microsoft.com/office/drawing/2016/ink" xmlns:am3d="http://schemas.microsoft.com/office/drawing/2017/model3d" xmlns:o="urn:schemas-microsoft-com:office:office" xmlns:oel="http://schemas.microsoft.com/office/2019/extlst" xmlns:r="http://schemas.openxmlformats.org/officeDocument/2006/relationships" xmlns:m="http://schemas.openxmlformats.org/officeDocument/2006/math" xmlns:v="urn:schemas-microsoft-com:vml" xmlns:wp14="http://schemas.microsoft.com/office/word/2010/wordprocessingDrawing" xmlns:wp="http://schemas.openxmlformats.org/drawingml/2006/wordprocessingDrawing" xmlns:w10="urn:schemas-microsoft-com:office:word" xmlns:w="http://schemas.openxmlformats.org/wordprocessingml/2006/main" xmlns:w14="http://schemas.microsoft.com/office/word/2010/wordml" xmlns:w15="http://schemas.microsoft.com/office/word/2012/wordml" xmlns:w16cex="http://schemas.microsoft.com/office/word/2018/wordml/cex" xmlns:w16cid="http://schemas.microsoft.com/office/word/2016/wordml/cid" xmlns:w16="http://schemas.microsoft.com/office/word/2018/wordml" xmlns:w16du="http://schemas.microsoft.com/office/word/2023/wordml/word16du" xmlns:w16sdtdh="http://schemas.microsoft.com/office/word/2020/wordml/sdtdatahash" xmlns:w16sdtfl="http://schemas.microsoft.com/office/word/2024/wordml/sdtformatlock" xmlns:w16se="http://schemas.microsoft.com/office/word/2015/wordml/symex" xmlns:wpg="http://schemas.microsoft.com/office/word/2010/wordprocessingGroup" xmlns:wpi="http://schemas.microsoft.com/office/word/2010/wordprocessingInk" xmlns:wne="http://schemas.microsoft.com/office/word/2006/wordml" xmlns:wps="http://schemas.microsoft.com/office/word/2010/wordprocessingShape" mc:Ignorable="w14 w15 w16se w16cid w16 w16cex w16sdtdh w16sdtfl w16du wp14">
+  <w:abstractNum w:abstractNumId="0" w15:restartNumberingAfterBreak="0">
+    <w:nsid w:val="1462350A"/>
+    <w:multiLevelType w:val="multilevel"/>
+    <w:tmpl w:val="0FAA5462"/>
+    <w:lvl w:ilvl="0">
+      <w:start w:val="1"/>
+      <w:numFmt w:val="bullet"/>
+      <w:lvlText w:val=""/>
+      <w:lvlJc w:val="left"/>
+      <w:pPr>
+        <w:tabs>
+          <w:tab w:val="num" w:pos="720"/>
+        </w:tabs>
+        <w:ind w:left="720" w:hanging="360"/>
+      </w:pPr>
+      <w:rPr>
+        <w:rFonts w:ascii="Symbol" w:hAnsi="Symbol" w:hint="default"/>
+        <w:sz w:val="20"/>
+      </w:rPr>
+    </w:lvl>
+    <w:lvl w:ilvl="1" w:tentative="1">
+      <w:start w:val="1"/>
+      <w:numFmt w:val="bullet"/>
+      <w:lvlText w:val="o"/>
+      <w:lvlJc w:val="left"/>
+      <w:pPr>
+        <w:tabs>
+          <w:tab w:val="num" w:pos="1440"/>
+        </w:tabs>
+        <w:ind w:left="1440" w:hanging="360"/>
+      </w:pPr>
+      <w:rPr>
+        <w:rFonts w:ascii="Courier New" w:hAnsi="Courier New" w:hint="default"/>
+        <w:sz w:val="20"/>
+      </w:rPr>
+    </w:lvl>
+    <w:lvl w:ilvl="2" w:tentative="1">
+      <w:start w:val="1"/>
+      <w:numFmt w:val="bullet"/>
+      <w:lvlText w:val=""/>
+      <w:lvlJc w:val="left"/>
+      <w:pPr>
+        <w:tabs>
+          <w:tab w:val="num" w:pos="2160"/>
+        </w:tabs>
+        <w:ind w:left="2160" w:hanging="360"/>
+      </w:pPr>
+      <w:rPr>
+        <w:rFonts w:ascii="Wingdings" w:hAnsi="Wingdings" w:hint="default"/>
+        <w:sz w:val="20"/>
+      </w:rPr>
+    </w:lvl>
+    <w:lvl w:ilvl="3" w:tentative="1">
+      <w:start w:val="1"/>
+      <w:numFmt w:val="bullet"/>
+      <w:lvlText w:val=""/>
+      <w:lvlJc w:val="left"/>
+      <w:pPr>
+        <w:tabs>
+          <w:tab w:val="num" w:pos="2880"/>
+        </w:tabs>
+        <w:ind w:left="2880" w:hanging="360"/>
+      </w:pPr>
+      <w:rPr>
+        <w:rFonts w:ascii="Wingdings" w:hAnsi="Wingdings" w:hint="default"/>
+        <w:sz w:val="20"/>
+      </w:rPr>
+    </w:lvl>
+    <w:lvl w:ilvl="4" w:tentative="1">
+      <w:start w:val="1"/>
+      <w:numFmt w:val="bullet"/>
+      <w:lvlText w:val=""/>
+      <w:lvlJc w:val="left"/>
+      <w:pPr>
+        <w:tabs>
+          <w:tab w:val="num" w:pos="3600"/>
+        </w:tabs>
+        <w:ind w:left="3600" w:hanging="360"/>
+      </w:pPr>
+      <w:rPr>
+        <w:rFonts w:ascii="Wingdings" w:hAnsi="Wingdings" w:hint="default"/>
+        <w:sz w:val="20"/>
+      </w:rPr>
+    </w:lvl>
+    <w:lvl w:ilvl="5" w:tentative="1">
+      <w:start w:val="1"/>
+      <w:numFmt w:val="bullet"/>
+      <w:lvlText w:val=""/>
+      <w:lvlJc w:val="left"/>
+      <w:pPr>
+        <w:tabs>
+          <w:tab w:val="num" w:pos="4320"/>
+        </w:tabs>
+        <w:ind w:left="4320" w:hanging="360"/>
+      </w:pPr>
+      <w:rPr>
+        <w:rFonts w:ascii="Wingdings" w:hAnsi="Wingdings" w:hint="default"/>
+        <w:sz w:val="20"/>
+      </w:rPr>
+    </w:lvl>
+    <w:lvl w:ilvl="6" w:tentative="1">
+      <w:start w:val="1"/>
+      <w:numFmt w:val="bullet"/>
+      <w:lvlText w:val=""/>
+      <w:lvlJc w:val="left"/>
+      <w:pPr>
+        <w:tabs>
+          <w:tab w:val="num" w:pos="5040"/>
+        </w:tabs>
+        <w:ind w:left="5040" w:hanging="360"/>
+      </w:pPr>
+      <w:rPr>
+        <w:rFonts w:ascii="Wingdings" w:hAnsi="Wingdings" w:hint="default"/>
+        <w:sz w:val="20"/>
+      </w:rPr>
+    </w:lvl>
+    <w:lvl w:ilvl="7" w:tentative="1">
+      <w:start w:val="1"/>
+      <w:numFmt w:val="bullet"/>
+      <w:lvlText w:val=""/>
+      <w:lvlJc w:val="left"/>
+      <w:pPr>
+        <w:tabs>
+          <w:tab w:val="num" w:pos="5760"/>
+        </w:tabs>
+        <w:ind w:left="5760" w:hanging="360"/>
+      </w:pPr>
+      <w:rPr>
+        <w:rFonts w:ascii="Wingdings" w:hAnsi="Wingdings" w:hint="default"/>
+        <w:sz w:val="20"/>
+      </w:rPr>
+    </w:lvl>
+    <w:lvl w:ilvl="8" w:tentative="1">
+      <w:start w:val="1"/>
+      <w:numFmt w:val="bullet"/>
+      <w:lvlText w:val=""/>
+      <w:lvlJc w:val="left"/>
+      <w:pPr>
+        <w:tabs>
+          <w:tab w:val="num" w:pos="6480"/>
+        </w:tabs>
+        <w:ind w:left="6480" w:hanging="360"/>
+      </w:pPr>
+      <w:rPr>
+        <w:rFonts w:ascii="Wingdings" w:hAnsi="Wingdings" w:hint="default"/>
+        <w:sz w:val="20"/>
+      </w:rPr>
+    </w:lvl>
+  </w:abstractNum>
+  <w:abstractNum w:abstractNumId="1" w15:restartNumberingAfterBreak="0">
+    <w:nsid w:val="2AF10885"/>
+    <w:multiLevelType w:val="multilevel"/>
+    <w:tmpl w:val="192E595E"/>
+    <w:lvl w:ilvl="0">
+      <w:start w:val="1"/>
+      <w:numFmt w:val="bullet"/>
+      <w:lvlText w:val=""/>
+      <w:lvlJc w:val="left"/>
+      <w:pPr>
+        <w:tabs>
+          <w:tab w:val="num" w:pos="720"/>
+        </w:tabs>
+        <w:ind w:left="720" w:hanging="360"/>
+      </w:pPr>
+      <w:rPr>
+        <w:rFonts w:ascii="Symbol" w:hAnsi="Symbol" w:hint="default"/>
+        <w:sz w:val="20"/>
+      </w:rPr>
+    </w:lvl>
+    <w:lvl w:ilvl="1" w:tentative="1">
+      <w:start w:val="1"/>
+      <w:numFmt w:val="bullet"/>
+      <w:lvlText w:val="o"/>
+      <w:lvlJc w:val="left"/>
+      <w:pPr>
+        <w:tabs>
+          <w:tab w:val="num" w:pos="1440"/>
+        </w:tabs>
+        <w:ind w:left="1440" w:hanging="360"/>
+      </w:pPr>
+      <w:rPr>
+        <w:rFonts w:ascii="Courier New" w:hAnsi="Courier New" w:hint="default"/>
+        <w:sz w:val="20"/>
+      </w:rPr>
+    </w:lvl>
+    <w:lvl w:ilvl="2" w:tentative="1">
+      <w:start w:val="1"/>
+      <w:numFmt w:val="bullet"/>
+      <w:lvlText w:val=""/>
+      <w:lvlJc w:val="left"/>
+      <w:pPr>
+        <w:tabs>
+          <w:tab w:val="num" w:pos="2160"/>
+        </w:tabs>
+        <w:ind w:left="2160" w:hanging="360"/>
+      </w:pPr>
+      <w:rPr>
+        <w:rFonts w:ascii="Wingdings" w:hAnsi="Wingdings" w:hint="default"/>
+        <w:sz w:val="20"/>
+      </w:rPr>
+    </w:lvl>
+    <w:lvl w:ilvl="3" w:tentative="1">
+      <w:start w:val="1"/>
+      <w:numFmt w:val="bullet"/>
+      <w:lvlText w:val=""/>
+      <w:lvlJc w:val="left"/>
+      <w:pPr>
+        <w:tabs>
+          <w:tab w:val="num" w:pos="2880"/>
+        </w:tabs>
+        <w:ind w:left="2880" w:hanging="360"/>
+      </w:pPr>
+      <w:rPr>
+        <w:rFonts w:ascii="Wingdings" w:hAnsi="Wingdings" w:hint="default"/>
+        <w:sz w:val="20"/>
+      </w:rPr>
+    </w:lvl>
+    <w:lvl w:ilvl="4" w:tentative="1">
+      <w:start w:val="1"/>
+      <w:numFmt w:val="bullet"/>
+      <w:lvlText w:val=""/>
+      <w:lvlJc w:val="left"/>
+      <w:pPr>
+        <w:tabs>
+          <w:tab w:val="num" w:pos="3600"/>
+        </w:tabs>
+        <w:ind w:left="3600" w:hanging="360"/>
+      </w:pPr>
+      <w:rPr>
+        <w:rFonts w:ascii="Wingdings" w:hAnsi="Wingdings" w:hint="default"/>
+        <w:sz w:val="20"/>
+      </w:rPr>
+    </w:lvl>
+    <w:lvl w:ilvl="5" w:tentative="1">
+      <w:start w:val="1"/>
+      <w:numFmt w:val="bullet"/>
+      <w:lvlText w:val=""/>
+      <w:lvlJc w:val="left"/>
+      <w:pPr>
+        <w:tabs>
+          <w:tab w:val="num" w:pos="4320"/>
+        </w:tabs>
+        <w:ind w:left="4320" w:hanging="360"/>
+      </w:pPr>
+      <w:rPr>
+        <w:rFonts w:ascii="Wingdings" w:hAnsi="Wingdings" w:hint="default"/>
+        <w:sz w:val="20"/>
+      </w:rPr>
+    </w:lvl>
+    <w:lvl w:ilvl="6" w:tentative="1">
+      <w:start w:val="1"/>
+      <w:numFmt w:val="bullet"/>
+      <w:lvlText w:val=""/>
+      <w:lvlJc w:val="left"/>
+      <w:pPr>
+        <w:tabs>
+          <w:tab w:val="num" w:pos="5040"/>
+        </w:tabs>
+        <w:ind w:left="5040" w:hanging="360"/>
+      </w:pPr>
+      <w:rPr>
+        <w:rFonts w:ascii="Wingdings" w:hAnsi="Wingdings" w:hint="default"/>
+        <w:sz w:val="20"/>
+      </w:rPr>
+    </w:lvl>
+    <w:lvl w:ilvl="7" w:tentative="1">
+      <w:start w:val="1"/>
+      <w:numFmt w:val="bullet"/>
+      <w:lvlText w:val=""/>
+      <w:lvlJc w:val="left"/>
+      <w:pPr>
+        <w:tabs>
+          <w:tab w:val="num" w:pos="5760"/>
+        </w:tabs>
+        <w:ind w:left="5760" w:hanging="360"/>
+      </w:pPr>
+      <w:rPr>
+        <w:rFonts w:ascii="Wingdings" w:hAnsi="Wingdings" w:hint="default"/>
+        <w:sz w:val="20"/>
+      </w:rPr>
+    </w:lvl>
+    <w:lvl w:ilvl="8" w:tentative="1">
+      <w:start w:val="1"/>
+      <w:numFmt w:val="bullet"/>
+      <w:lvlText w:val=""/>
+      <w:lvlJc w:val="left"/>
+      <w:pPr>
+        <w:tabs>
+          <w:tab w:val="num" w:pos="6480"/>
+        </w:tabs>
+        <w:ind w:left="6480" w:hanging="360"/>
+      </w:pPr>
+      <w:rPr>
+        <w:rFonts w:ascii="Wingdings" w:hAnsi="Wingdings" w:hint="default"/>
+        <w:sz w:val="20"/>
+      </w:rPr>
+    </w:lvl>
+  </w:abstractNum>
+  <w:abstractNum w:abstractNumId="2" w15:restartNumberingAfterBreak="0">
+    <w:nsid w:val="36C306E4"/>
+    <w:multiLevelType w:val="multilevel"/>
+    <w:tmpl w:val="FD16CF5E"/>
+    <w:lvl w:ilvl="0">
+      <w:start w:val="1"/>
+      <w:numFmt w:val="bullet"/>
+      <w:lvlText w:val=""/>
+      <w:lvlJc w:val="left"/>
+      <w:pPr>
+        <w:tabs>
+          <w:tab w:val="num" w:pos="720"/>
+        </w:tabs>
+        <w:ind w:left="720" w:hanging="360"/>
+      </w:pPr>
+      <w:rPr>
+        <w:rFonts w:ascii="Symbol" w:hAnsi="Symbol" w:hint="default"/>
+        <w:sz w:val="20"/>
+      </w:rPr>
+    </w:lvl>
+    <w:lvl w:ilvl="1" w:tentative="1">
+      <w:start w:val="1"/>
+      <w:numFmt w:val="bullet"/>
+      <w:lvlText w:val="o"/>
+      <w:lvlJc w:val="left"/>
+      <w:pPr>
+        <w:tabs>
+          <w:tab w:val="num" w:pos="1440"/>
+        </w:tabs>
+        <w:ind w:left="1440" w:hanging="360"/>
+      </w:pPr>
+      <w:rPr>
+        <w:rFonts w:ascii="Courier New" w:hAnsi="Courier New" w:hint="default"/>
+        <w:sz w:val="20"/>
+      </w:rPr>
+    </w:lvl>
+    <w:lvl w:ilvl="2" w:tentative="1">
+      <w:start w:val="1"/>
+      <w:numFmt w:val="bullet"/>
+      <w:lvlText w:val=""/>
+      <w:lvlJc w:val="left"/>
+      <w:pPr>
+        <w:tabs>
+          <w:tab w:val="num" w:pos="2160"/>
+        </w:tabs>
+        <w:ind w:left="2160" w:hanging="360"/>
+      </w:pPr>
+      <w:rPr>
+        <w:rFonts w:ascii="Wingdings" w:hAnsi="Wingdings" w:hint="default"/>
+        <w:sz w:val="20"/>
+      </w:rPr>
+    </w:lvl>
+    <w:lvl w:ilvl="3" w:tentative="1">
+      <w:start w:val="1"/>
+      <w:numFmt w:val="bullet"/>
+      <w:lvlText w:val=""/>
+      <w:lvlJc w:val="left"/>
+      <w:pPr>
+        <w:tabs>
+          <w:tab w:val="num" w:pos="2880"/>
+        </w:tabs>
+        <w:ind w:left="2880" w:hanging="360"/>
+      </w:pPr>
+      <w:rPr>
+        <w:rFonts w:ascii="Wingdings" w:hAnsi="Wingdings" w:hint="default"/>
+        <w:sz w:val="20"/>
+      </w:rPr>
+    </w:lvl>
+    <w:lvl w:ilvl="4" w:tentative="1">
+      <w:start w:val="1"/>
+      <w:numFmt w:val="bullet"/>
+      <w:lvlText w:val=""/>
+      <w:lvlJc w:val="left"/>
+      <w:pPr>
+        <w:tabs>
+          <w:tab w:val="num" w:pos="3600"/>
+        </w:tabs>
+        <w:ind w:left="3600" w:hanging="360"/>
+      </w:pPr>
+      <w:rPr>
+        <w:rFonts w:ascii="Wingdings" w:hAnsi="Wingdings" w:hint="default"/>
+        <w:sz w:val="20"/>
+      </w:rPr>
+    </w:lvl>
+    <w:lvl w:ilvl="5" w:tentative="1">
+      <w:start w:val="1"/>
+      <w:numFmt w:val="bullet"/>
+      <w:lvlText w:val=""/>
+      <w:lvlJc w:val="left"/>
+      <w:pPr>
+        <w:tabs>
+          <w:tab w:val="num" w:pos="4320"/>
+        </w:tabs>
+        <w:ind w:left="4320" w:hanging="360"/>
+      </w:pPr>
+      <w:rPr>
+        <w:rFonts w:ascii="Wingdings" w:hAnsi="Wingdings" w:hint="default"/>
+        <w:sz w:val="20"/>
+      </w:rPr>
+    </w:lvl>
+    <w:lvl w:ilvl="6" w:tentative="1">
+      <w:start w:val="1"/>
+      <w:numFmt w:val="bullet"/>
+      <w:lvlText w:val=""/>
+      <w:lvlJc w:val="left"/>
+      <w:pPr>
+        <w:tabs>
+          <w:tab w:val="num" w:pos="5040"/>
+        </w:tabs>
+        <w:ind w:left="5040" w:hanging="360"/>
+      </w:pPr>
+      <w:rPr>
+        <w:rFonts w:ascii="Wingdings" w:hAnsi="Wingdings" w:hint="default"/>
+        <w:sz w:val="20"/>
+      </w:rPr>
+    </w:lvl>
+    <w:lvl w:ilvl="7" w:tentative="1">
+      <w:start w:val="1"/>
+      <w:numFmt w:val="bullet"/>
+      <w:lvlText w:val=""/>
+      <w:lvlJc w:val="left"/>
+      <w:pPr>
+        <w:tabs>
+          <w:tab w:val="num" w:pos="5760"/>
+        </w:tabs>
+        <w:ind w:left="5760" w:hanging="360"/>
+      </w:pPr>
+      <w:rPr>
+        <w:rFonts w:ascii="Wingdings" w:hAnsi="Wingdings" w:hint="default"/>
+        <w:sz w:val="20"/>
+      </w:rPr>
+    </w:lvl>
+    <w:lvl w:ilvl="8" w:tentative="1">
+      <w:start w:val="1"/>
+      <w:numFmt w:val="bullet"/>
+      <w:lvlText w:val=""/>
+      <w:lvlJc w:val="left"/>
+      <w:pPr>
+        <w:tabs>
+          <w:tab w:val="num" w:pos="6480"/>
+        </w:tabs>
+        <w:ind w:left="6480" w:hanging="360"/>
+      </w:pPr>
+      <w:rPr>
+        <w:rFonts w:ascii="Wingdings" w:hAnsi="Wingdings" w:hint="default"/>
+        <w:sz w:val="20"/>
+      </w:rPr>
+    </w:lvl>
+  </w:abstractNum>
+  <w:abstractNum w:abstractNumId="3" w15:restartNumberingAfterBreak="0">
+    <w:nsid w:val="5005162A"/>
+    <w:multiLevelType w:val="multilevel"/>
+    <w:tmpl w:val="150CAA16"/>
+    <w:lvl w:ilvl="0">
+      <w:start w:val="1"/>
+      <w:numFmt w:val="bullet"/>
+      <w:lvlText w:val=""/>
+      <w:lvlJc w:val="left"/>
+      <w:pPr>
+        <w:tabs>
+          <w:tab w:val="num" w:pos="720"/>
+        </w:tabs>
+        <w:ind w:left="720" w:hanging="360"/>
+      </w:pPr>
+      <w:rPr>
+        <w:rFonts w:ascii="Symbol" w:hAnsi="Symbol" w:hint="default"/>
+        <w:sz w:val="20"/>
+      </w:rPr>
+    </w:lvl>
+    <w:lvl w:ilvl="1" w:tentative="1">
+      <w:start w:val="1"/>
+      <w:numFmt w:val="bullet"/>
+      <w:lvlText w:val="o"/>
+      <w:lvlJc w:val="left"/>
+      <w:pPr>
+        <w:tabs>
+          <w:tab w:val="num" w:pos="1440"/>
+        </w:tabs>
+        <w:ind w:left="1440" w:hanging="360"/>
+      </w:pPr>
+      <w:rPr>
+        <w:rFonts w:ascii="Courier New" w:hAnsi="Courier New" w:hint="default"/>
+        <w:sz w:val="20"/>
+      </w:rPr>
+    </w:lvl>
+    <w:lvl w:ilvl="2" w:tentative="1">
+      <w:start w:val="1"/>
+      <w:numFmt w:val="bullet"/>
+      <w:lvlText w:val=""/>
+      <w:lvlJc w:val="left"/>
+      <w:pPr>
+        <w:tabs>
+          <w:tab w:val="num" w:pos="2160"/>
+        </w:tabs>
+        <w:ind w:left="2160" w:hanging="360"/>
+      </w:pPr>
+      <w:rPr>
+        <w:rFonts w:ascii="Wingdings" w:hAnsi="Wingdings" w:hint="default"/>
+        <w:sz w:val="20"/>
+      </w:rPr>
+    </w:lvl>
+    <w:lvl w:ilvl="3" w:tentative="1">
+      <w:start w:val="1"/>
+      <w:numFmt w:val="bullet"/>
+      <w:lvlText w:val=""/>
+      <w:lvlJc w:val="left"/>
+      <w:pPr>
+        <w:tabs>
+          <w:tab w:val="num" w:pos="2880"/>
+        </w:tabs>
+        <w:ind w:left="2880" w:hanging="360"/>
+      </w:pPr>
+      <w:rPr>
+        <w:rFonts w:ascii="Wingdings" w:hAnsi="Wingdings" w:hint="default"/>
+        <w:sz w:val="20"/>
+      </w:rPr>
+    </w:lvl>
+    <w:lvl w:ilvl="4" w:tentative="1">
+      <w:start w:val="1"/>
+      <w:numFmt w:val="bullet"/>
+      <w:lvlText w:val=""/>
+      <w:lvlJc w:val="left"/>
+      <w:pPr>
+        <w:tabs>
+          <w:tab w:val="num" w:pos="3600"/>
+        </w:tabs>
+        <w:ind w:left="3600" w:hanging="360"/>
+      </w:pPr>
+      <w:rPr>
+        <w:rFonts w:ascii="Wingdings" w:hAnsi="Wingdings" w:hint="default"/>
+        <w:sz w:val="20"/>
+      </w:rPr>
+    </w:lvl>
+    <w:lvl w:ilvl="5" w:tentative="1">
+      <w:start w:val="1"/>
+      <w:numFmt w:val="bullet"/>
+      <w:lvlText w:val=""/>
+      <w:lvlJc w:val="left"/>
+      <w:pPr>
+        <w:tabs>
+          <w:tab w:val="num" w:pos="4320"/>
+        </w:tabs>
+        <w:ind w:left="4320" w:hanging="360"/>
+      </w:pPr>
+      <w:rPr>
+        <w:rFonts w:ascii="Wingdings" w:hAnsi="Wingdings" w:hint="default"/>
+        <w:sz w:val="20"/>
+      </w:rPr>
+    </w:lvl>
+    <w:lvl w:ilvl="6" w:tentative="1">
+      <w:start w:val="1"/>
+      <w:numFmt w:val="bullet"/>
+      <w:lvlText w:val=""/>
+      <w:lvlJc w:val="left"/>
+      <w:pPr>
+        <w:tabs>
+          <w:tab w:val="num" w:pos="5040"/>
+        </w:tabs>
+        <w:ind w:left="5040" w:hanging="360"/>
+      </w:pPr>
+      <w:rPr>
+        <w:rFonts w:ascii="Wingdings" w:hAnsi="Wingdings" w:hint="default"/>
+        <w:sz w:val="20"/>
+      </w:rPr>
+    </w:lvl>
+    <w:lvl w:ilvl="7" w:tentative="1">
+      <w:start w:val="1"/>
+      <w:numFmt w:val="bullet"/>
+      <w:lvlText w:val=""/>
+      <w:lvlJc w:val="left"/>
+      <w:pPr>
+        <w:tabs>
+          <w:tab w:val="num" w:pos="5760"/>
+        </w:tabs>
+        <w:ind w:left="5760" w:hanging="360"/>
+      </w:pPr>
+      <w:rPr>
+        <w:rFonts w:ascii="Wingdings" w:hAnsi="Wingdings" w:hint="default"/>
+        <w:sz w:val="20"/>
+      </w:rPr>
+    </w:lvl>
+    <w:lvl w:ilvl="8" w:tentative="1">
+      <w:start w:val="1"/>
+      <w:numFmt w:val="bullet"/>
+      <w:lvlText w:val=""/>
+      <w:lvlJc w:val="left"/>
+      <w:pPr>
+        <w:tabs>
+          <w:tab w:val="num" w:pos="6480"/>
+        </w:tabs>
+        <w:ind w:left="6480" w:hanging="360"/>
+      </w:pPr>
+      <w:rPr>
+        <w:rFonts w:ascii="Wingdings" w:hAnsi="Wingdings" w:hint="default"/>
+        <w:sz w:val="20"/>
+      </w:rPr>
+    </w:lvl>
+  </w:abstractNum>
+  <w:abstractNum w:abstractNumId="4" w15:restartNumberingAfterBreak="0">
+    <w:nsid w:val="5D1B12FC"/>
+    <w:multiLevelType w:val="multilevel"/>
+    <w:tmpl w:val="1A629FEE"/>
+    <w:lvl w:ilvl="0">
+      <w:start w:val="1"/>
+      <w:numFmt w:val="bullet"/>
+      <w:lvlText w:val=""/>
+      <w:lvlJc w:val="left"/>
+      <w:pPr>
+        <w:tabs>
+          <w:tab w:val="num" w:pos="720"/>
+        </w:tabs>
+        <w:ind w:left="720" w:hanging="360"/>
+      </w:pPr>
+      <w:rPr>
+        <w:rFonts w:ascii="Symbol" w:hAnsi="Symbol" w:hint="default"/>
+        <w:sz w:val="20"/>
+      </w:rPr>
+    </w:lvl>
+    <w:lvl w:ilvl="1" w:tentative="1">
+      <w:start w:val="1"/>
+      <w:numFmt w:val="bullet"/>
+      <w:lvlText w:val="o"/>
+      <w:lvlJc w:val="left"/>
+      <w:pPr>
+        <w:tabs>
+          <w:tab w:val="num" w:pos="1440"/>
+        </w:tabs>
+        <w:ind w:left="1440" w:hanging="360"/>
+      </w:pPr>
+      <w:rPr>
+        <w:rFonts w:ascii="Courier New" w:hAnsi="Courier New" w:hint="default"/>
+        <w:sz w:val="20"/>
+      </w:rPr>
+    </w:lvl>
+    <w:lvl w:ilvl="2" w:tentative="1">
+      <w:start w:val="1"/>
+      <w:numFmt w:val="bullet"/>
+      <w:lvlText w:val=""/>
+      <w:lvlJc w:val="left"/>
+      <w:pPr>
+        <w:tabs>
+          <w:tab w:val="num" w:pos="2160"/>
+        </w:tabs>
+        <w:ind w:left="2160" w:hanging="360"/>
+      </w:pPr>
+      <w:rPr>
+        <w:rFonts w:ascii="Wingdings" w:hAnsi="Wingdings" w:hint="default"/>
+        <w:sz w:val="20"/>
+      </w:rPr>
+    </w:lvl>
+    <w:lvl w:ilvl="3" w:tentative="1">
+      <w:start w:val="1"/>
+      <w:numFmt w:val="bullet"/>
+      <w:lvlText w:val=""/>
+      <w:lvlJc w:val="left"/>
+      <w:pPr>
+        <w:tabs>
+          <w:tab w:val="num" w:pos="2880"/>
+        </w:tabs>
+        <w:ind w:left="2880" w:hanging="360"/>
+      </w:pPr>
+      <w:rPr>
+        <w:rFonts w:ascii="Wingdings" w:hAnsi="Wingdings" w:hint="default"/>
+        <w:sz w:val="20"/>
+      </w:rPr>
+    </w:lvl>
+    <w:lvl w:ilvl="4" w:tentative="1">
+      <w:start w:val="1"/>
+      <w:numFmt w:val="bullet"/>
+      <w:lvlText w:val=""/>
+      <w:lvlJc w:val="left"/>
+      <w:pPr>
+        <w:tabs>
+          <w:tab w:val="num" w:pos="3600"/>
+        </w:tabs>
+        <w:ind w:left="3600" w:hanging="360"/>
+      </w:pPr>
+      <w:rPr>
+        <w:rFonts w:ascii="Wingdings" w:hAnsi="Wingdings" w:hint="default"/>
+        <w:sz w:val="20"/>
+      </w:rPr>
+    </w:lvl>
+    <w:lvl w:ilvl="5" w:tentative="1">
+      <w:start w:val="1"/>
+      <w:numFmt w:val="bullet"/>
+      <w:lvlText w:val=""/>
+      <w:lvlJc w:val="left"/>
+      <w:pPr>
+        <w:tabs>
+          <w:tab w:val="num" w:pos="4320"/>
+        </w:tabs>
+        <w:ind w:left="4320" w:hanging="360"/>
+      </w:pPr>
+      <w:rPr>
+        <w:rFonts w:ascii="Wingdings" w:hAnsi="Wingdings" w:hint="default"/>
+        <w:sz w:val="20"/>
+      </w:rPr>
+    </w:lvl>
+    <w:lvl w:ilvl="6" w:tentative="1">
+      <w:start w:val="1"/>
+      <w:numFmt w:val="bullet"/>
+      <w:lvlText w:val=""/>
+      <w:lvlJc w:val="left"/>
+      <w:pPr>
+        <w:tabs>
+          <w:tab w:val="num" w:pos="5040"/>
+        </w:tabs>
+        <w:ind w:left="5040" w:hanging="360"/>
+      </w:pPr>
+      <w:rPr>
+        <w:rFonts w:ascii="Wingdings" w:hAnsi="Wingdings" w:hint="default"/>
+        <w:sz w:val="20"/>
+      </w:rPr>
+    </w:lvl>
+    <w:lvl w:ilvl="7" w:tentative="1">
+      <w:start w:val="1"/>
+      <w:numFmt w:val="bullet"/>
+      <w:lvlText w:val=""/>
+      <w:lvlJc w:val="left"/>
+      <w:pPr>
+        <w:tabs>
+          <w:tab w:val="num" w:pos="5760"/>
+        </w:tabs>
+        <w:ind w:left="5760" w:hanging="360"/>
+      </w:pPr>
+      <w:rPr>
+        <w:rFonts w:ascii="Wingdings" w:hAnsi="Wingdings" w:hint="default"/>
+        <w:sz w:val="20"/>
+      </w:rPr>
+    </w:lvl>
+    <w:lvl w:ilvl="8" w:tentative="1">
+      <w:start w:val="1"/>
+      <w:numFmt w:val="bullet"/>
+      <w:lvlText w:val=""/>
+      <w:lvlJc w:val="left"/>
+      <w:pPr>
+        <w:tabs>
+          <w:tab w:val="num" w:pos="6480"/>
+        </w:tabs>
+        <w:ind w:left="6480" w:hanging="360"/>
+      </w:pPr>
+      <w:rPr>
+        <w:rFonts w:ascii="Wingdings" w:hAnsi="Wingdings" w:hint="default"/>
+        <w:sz w:val="20"/>
+      </w:rPr>
+    </w:lvl>
+  </w:abstractNum>
+  <w:abstractNum w:abstractNumId="5" w15:restartNumberingAfterBreak="0">
+    <w:nsid w:val="5DD460B3"/>
+    <w:multiLevelType w:val="multilevel"/>
+    <w:tmpl w:val="04F80E18"/>
+    <w:lvl w:ilvl="0">
+      <w:start w:val="1"/>
+      <w:numFmt w:val="bullet"/>
+      <w:lvlText w:val=""/>
+      <w:lvlJc w:val="left"/>
+      <w:pPr>
+        <w:tabs>
+          <w:tab w:val="num" w:pos="720"/>
+        </w:tabs>
+        <w:ind w:left="720" w:hanging="360"/>
+      </w:pPr>
+      <w:rPr>
+        <w:rFonts w:ascii="Symbol" w:hAnsi="Symbol" w:hint="default"/>
+        <w:sz w:val="20"/>
+      </w:rPr>
+    </w:lvl>
+    <w:lvl w:ilvl="1" w:tentative="1">
+      <w:start w:val="1"/>
+      <w:numFmt w:val="bullet"/>
+      <w:lvlText w:val="o"/>
+      <w:lvlJc w:val="left"/>
+      <w:pPr>
+        <w:tabs>
+          <w:tab w:val="num" w:pos="1440"/>
+        </w:tabs>
+        <w:ind w:left="1440" w:hanging="360"/>
+      </w:pPr>
+      <w:rPr>
+        <w:rFonts w:ascii="Courier New" w:hAnsi="Courier New" w:hint="default"/>
+        <w:sz w:val="20"/>
+      </w:rPr>
+    </w:lvl>
+    <w:lvl w:ilvl="2" w:tentative="1">
+      <w:start w:val="1"/>
+      <w:numFmt w:val="bullet"/>
+      <w:lvlText w:val=""/>
+      <w:lvlJc w:val="left"/>
+      <w:pPr>
+        <w:tabs>
+          <w:tab w:val="num" w:pos="2160"/>
+        </w:tabs>
+        <w:ind w:left="2160" w:hanging="360"/>
+      </w:pPr>
+      <w:rPr>
+        <w:rFonts w:ascii="Wingdings" w:hAnsi="Wingdings" w:hint="default"/>
+        <w:sz w:val="20"/>
+      </w:rPr>
+    </w:lvl>
+    <w:lvl w:ilvl="3" w:tentative="1">
+      <w:start w:val="1"/>
+      <w:numFmt w:val="bullet"/>
+      <w:lvlText w:val=""/>
+      <w:lvlJc w:val="left"/>
+      <w:pPr>
+        <w:tabs>
+          <w:tab w:val="num" w:pos="2880"/>
+        </w:tabs>
+        <w:ind w:left="2880" w:hanging="360"/>
+      </w:pPr>
+      <w:rPr>
+        <w:rFonts w:ascii="Wingdings" w:hAnsi="Wingdings" w:hint="default"/>
+        <w:sz w:val="20"/>
+      </w:rPr>
+    </w:lvl>
+    <w:lvl w:ilvl="4" w:tentative="1">
+      <w:start w:val="1"/>
+      <w:numFmt w:val="bullet"/>
+      <w:lvlText w:val=""/>
+      <w:lvlJc w:val="left"/>
+      <w:pPr>
+        <w:tabs>
+          <w:tab w:val="num" w:pos="3600"/>
+        </w:tabs>
+        <w:ind w:left="3600" w:hanging="360"/>
+      </w:pPr>
+      <w:rPr>
+        <w:rFonts w:ascii="Wingdings" w:hAnsi="Wingdings" w:hint="default"/>
+        <w:sz w:val="20"/>
+      </w:rPr>
+    </w:lvl>
+    <w:lvl w:ilvl="5" w:tentative="1">
+      <w:start w:val="1"/>
+      <w:numFmt w:val="bullet"/>
+      <w:lvlText w:val=""/>
+      <w:lvlJc w:val="left"/>
+      <w:pPr>
+        <w:tabs>
+          <w:tab w:val="num" w:pos="4320"/>
+        </w:tabs>
+        <w:ind w:left="4320" w:hanging="360"/>
+      </w:pPr>
+      <w:rPr>
+        <w:rFonts w:ascii="Wingdings" w:hAnsi="Wingdings" w:hint="default"/>
+        <w:sz w:val="20"/>
+      </w:rPr>
+    </w:lvl>
+    <w:lvl w:ilvl="6" w:tentative="1">
+      <w:start w:val="1"/>
+      <w:numFmt w:val="bullet"/>
+      <w:lvlText w:val=""/>
+      <w:lvlJc w:val="left"/>
+      <w:pPr>
+        <w:tabs>
+          <w:tab w:val="num" w:pos="5040"/>
+        </w:tabs>
+        <w:ind w:left="5040" w:hanging="360"/>
+      </w:pPr>
+      <w:rPr>
+        <w:rFonts w:ascii="Wingdings" w:hAnsi="Wingdings" w:hint="default"/>
+        <w:sz w:val="20"/>
+      </w:rPr>
+    </w:lvl>
+    <w:lvl w:ilvl="7" w:tentative="1">
+      <w:start w:val="1"/>
+      <w:numFmt w:val="bullet"/>
+      <w:lvlText w:val=""/>
+      <w:lvlJc w:val="left"/>
+      <w:pPr>
+        <w:tabs>
+          <w:tab w:val="num" w:pos="5760"/>
+        </w:tabs>
+        <w:ind w:left="5760" w:hanging="360"/>
+      </w:pPr>
+      <w:rPr>
+        <w:rFonts w:ascii="Wingdings" w:hAnsi="Wingdings" w:hint="default"/>
+        <w:sz w:val="20"/>
+      </w:rPr>
+    </w:lvl>
+    <w:lvl w:ilvl="8" w:tentative="1">
+      <w:start w:val="1"/>
+      <w:numFmt w:val="bullet"/>
+      <w:lvlText w:val=""/>
+      <w:lvlJc w:val="left"/>
+      <w:pPr>
+        <w:tabs>
+          <w:tab w:val="num" w:pos="6480"/>
+        </w:tabs>
+        <w:ind w:left="6480" w:hanging="360"/>
+      </w:pPr>
+      <w:rPr>
+        <w:rFonts w:ascii="Wingdings" w:hAnsi="Wingdings" w:hint="default"/>
+        <w:sz w:val="20"/>
+      </w:rPr>
+    </w:lvl>
+  </w:abstractNum>
+  <w:abstractNum w:abstractNumId="6" w15:restartNumberingAfterBreak="0">
+    <w:nsid w:val="7FEB3F89"/>
+    <w:multiLevelType w:val="multilevel"/>
+    <w:tmpl w:val="4858B950"/>
+    <w:lvl w:ilvl="0">
+      <w:start w:val="1"/>
+      <w:numFmt w:val="bullet"/>
+      <w:lvlText w:val=""/>
+      <w:lvlJc w:val="left"/>
+      <w:pPr>
+        <w:tabs>
+          <w:tab w:val="num" w:pos="720"/>
+        </w:tabs>
+        <w:ind w:left="720" w:hanging="360"/>
+      </w:pPr>
+      <w:rPr>
+        <w:rFonts w:ascii="Symbol" w:hAnsi="Symbol" w:hint="default"/>
+        <w:sz w:val="20"/>
+      </w:rPr>
+    </w:lvl>
+    <w:lvl w:ilvl="1" w:tentative="1">
+      <w:start w:val="1"/>
+      <w:numFmt w:val="bullet"/>
+      <w:lvlText w:val="o"/>
+      <w:lvlJc w:val="left"/>
+      <w:pPr>
+        <w:tabs>
+          <w:tab w:val="num" w:pos="1440"/>
+        </w:tabs>
+        <w:ind w:left="1440" w:hanging="360"/>
+      </w:pPr>
+      <w:rPr>
+        <w:rFonts w:ascii="Courier New" w:hAnsi="Courier New" w:hint="default"/>
+        <w:sz w:val="20"/>
+      </w:rPr>
+    </w:lvl>
+    <w:lvl w:ilvl="2" w:tentative="1">
+      <w:start w:val="1"/>
+      <w:numFmt w:val="bullet"/>
+      <w:lvlText w:val=""/>
+      <w:lvlJc w:val="left"/>
+      <w:pPr>
+        <w:tabs>
+          <w:tab w:val="num" w:pos="2160"/>
+        </w:tabs>
+        <w:ind w:left="2160" w:hanging="360"/>
+      </w:pPr>
+      <w:rPr>
+        <w:rFonts w:ascii="Wingdings" w:hAnsi="Wingdings" w:hint="default"/>
+        <w:sz w:val="20"/>
+      </w:rPr>
+    </w:lvl>
+    <w:lvl w:ilvl="3" w:tentative="1">
+      <w:start w:val="1"/>
+      <w:numFmt w:val="bullet"/>
+      <w:lvlText w:val=""/>
+      <w:lvlJc w:val="left"/>
+      <w:pPr>
+        <w:tabs>
+          <w:tab w:val="num" w:pos="2880"/>
+        </w:tabs>
+        <w:ind w:left="2880" w:hanging="360"/>
+      </w:pPr>
+      <w:rPr>
+        <w:rFonts w:ascii="Wingdings" w:hAnsi="Wingdings" w:hint="default"/>
+        <w:sz w:val="20"/>
+      </w:rPr>
+    </w:lvl>
+    <w:lvl w:ilvl="4" w:tentative="1">
+      <w:start w:val="1"/>
+      <w:numFmt w:val="bullet"/>
+      <w:lvlText w:val=""/>
+      <w:lvlJc w:val="left"/>
+      <w:pPr>
+        <w:tabs>
+          <w:tab w:val="num" w:pos="3600"/>
+        </w:tabs>
+        <w:ind w:left="3600" w:hanging="360"/>
+      </w:pPr>
+      <w:rPr>
+        <w:rFonts w:ascii="Wingdings" w:hAnsi="Wingdings" w:hint="default"/>
+        <w:sz w:val="20"/>
+      </w:rPr>
+    </w:lvl>
+    <w:lvl w:ilvl="5" w:tentative="1">
+      <w:start w:val="1"/>
+      <w:numFmt w:val="bullet"/>
+      <w:lvlText w:val=""/>
+      <w:lvlJc w:val="left"/>
+      <w:pPr>
+        <w:tabs>
+          <w:tab w:val="num" w:pos="4320"/>
+        </w:tabs>
+        <w:ind w:left="4320" w:hanging="360"/>
+      </w:pPr>
+      <w:rPr>
+        <w:rFonts w:ascii="Wingdings" w:hAnsi="Wingdings" w:hint="default"/>
+        <w:sz w:val="20"/>
+      </w:rPr>
+    </w:lvl>
+    <w:lvl w:ilvl="6" w:tentative="1">
+      <w:start w:val="1"/>
+      <w:numFmt w:val="bullet"/>
+      <w:lvlText w:val=""/>
+      <w:lvlJc w:val="left"/>
+      <w:pPr>
+        <w:tabs>
+          <w:tab w:val="num" w:pos="5040"/>
+        </w:tabs>
+        <w:ind w:left="5040" w:hanging="360"/>
+      </w:pPr>
+      <w:rPr>
+        <w:rFonts w:ascii="Wingdings" w:hAnsi="Wingdings" w:hint="default"/>
+        <w:sz w:val="20"/>
+      </w:rPr>
+    </w:lvl>
+    <w:lvl w:ilvl="7" w:tentative="1">
+      <w:start w:val="1"/>
+      <w:numFmt w:val="bullet"/>
+      <w:lvlText w:val=""/>
+      <w:lvlJc w:val="left"/>
+      <w:pPr>
+        <w:tabs>
+          <w:tab w:val="num" w:pos="5760"/>
+        </w:tabs>
+        <w:ind w:left="5760" w:hanging="360"/>
+      </w:pPr>
+      <w:rPr>
+        <w:rFonts w:ascii="Wingdings" w:hAnsi="Wingdings" w:hint="default"/>
+        <w:sz w:val="20"/>
+      </w:rPr>
+    </w:lvl>
+    <w:lvl w:ilvl="8" w:tentative="1">
+      <w:start w:val="1"/>
+      <w:numFmt w:val="bullet"/>
+      <w:lvlText w:val=""/>
+      <w:lvlJc w:val="left"/>
+      <w:pPr>
+        <w:tabs>
+          <w:tab w:val="num" w:pos="6480"/>
+        </w:tabs>
+        <w:ind w:left="6480" w:hanging="360"/>
+      </w:pPr>
+      <w:rPr>
+        <w:rFonts w:ascii="Wingdings" w:hAnsi="Wingdings" w:hint="default"/>
+        <w:sz w:val="20"/>
+      </w:rPr>
+    </w:lvl>
+  </w:abstractNum>
+  <w:num w:numId="1" w16cid:durableId="2135560480">
+    <w:abstractNumId w:val="1"/>
+  </w:num>
+  <w:num w:numId="2" w16cid:durableId="2122723219">
+    <w:abstractNumId w:val="2"/>
+  </w:num>
+  <w:num w:numId="3" w16cid:durableId="2088844957">
+    <w:abstractNumId w:val="4"/>
+  </w:num>
+  <w:num w:numId="4" w16cid:durableId="162815190">
+    <w:abstractNumId w:val="5"/>
+  </w:num>
+  <w:num w:numId="5" w16cid:durableId="1408772462">
+    <w:abstractNumId w:val="3"/>
+  </w:num>
+  <w:num w:numId="6" w16cid:durableId="1401292693">
+    <w:abstractNumId w:val="0"/>
+  </w:num>
+  <w:num w:numId="7" w16cid:durableId="1617983444">
+    <w:abstractNumId w:val="6"/>
+  </w:num>
+</w:numbering>
 </file>
 
 <file path=word/styles.xml><?xml version="1.0" encoding="utf-8"?>
@@ -1531,6 +2718,7 @@
   <w:style w:type="character" w:default="1" w:styleId="Predvolenpsmoodseku">
     <w:name w:val="Default Paragraph Font"/>
     <w:uiPriority w:val="1"/>
+    <w:semiHidden/>
     <w:unhideWhenUsed/>
   </w:style>
   <w:style w:type="table" w:default="1" w:styleId="Normlnatabuka">
